--- a/hoso-sang-kien/docx/02-Thuyet-minh-sang-kien.docx
+++ b/hoso-sang-kien/docx/02-Thuyet-minh-sang-kien.docx
@@ -4427,6 +4427,20 @@
     </w:p>
     <w:p>
       <w:pPr>
+        <w:ind w:firstLine="454"/>
+      </w:pPr>
+      <w:r>
+        <w:rPr>
+          <w:rFonts w:ascii="Times New Roman" w:hAnsi="Times New Roman" w:eastAsia="Times New Roman"/>
+          <w:b w:val="0"/>
+          <w:i w:val="0"/>
+          <w:sz w:val="26"/>
+        </w:rPr>
+        <w:t>Mỗi nhóm được trình bày theo cùng một khuôn: bảng liệt kê từng chức năng theo bốn cột đầu vào — xử lý — kết quả, tiếp đó là phần mô tả giao diện thực hiện nhóm chức năng đó, kèm mã màn hình để đối chiếu với ảnh chụp trong Phụ lục C. Cách trình bày này để hội đồng kiểm tra được một-một giữa chức năng đã nêu và giao diện có thật, thay vì phải tin vào lời mô tả.</w:t>
+      </w:r>
+    </w:p>
+    <w:p>
+      <w:pPr>
         <w:pStyle w:val="Heading3"/>
         <w:keepNext/>
         <w:spacing w:before="160" w:after="60"/>
@@ -5614,6 +5628,243 @@
       </w:pPr>
     </w:p>
     <w:p>
+      <w:r>
+        <w:rPr>
+          <w:rFonts w:ascii="Times New Roman" w:hAnsi="Times New Roman" w:eastAsia="Times New Roman"/>
+          <w:b/>
+          <w:i w:val="0"/>
+          <w:sz w:val="26"/>
+        </w:rPr>
+        <w:t>Giao diện tương ứng</w:t>
+      </w:r>
+    </w:p>
+    <w:p>
+      <w:pPr>
+        <w:ind w:firstLine="454"/>
+      </w:pPr>
+      <w:r>
+        <w:rPr>
+          <w:rFonts w:ascii="Times New Roman" w:hAnsi="Times New Roman" w:eastAsia="Times New Roman"/>
+          <w:b w:val="0"/>
+          <w:i w:val="0"/>
+          <w:sz w:val="26"/>
+        </w:rPr>
+        <w:t>Toàn bộ nghiệp vụ két nằm trên một màn hình duy nhất (GD03) và màn hình này có hai trạng thái loại trừ nhau: *khi chưa mở két* và *khi két đang mở*. Tác giả chọn cách này thay vì chia thành nhiều màn hình con vì trạng thái khoá/mở là thông tin an toàn quan trọng nhất của phiên làm việc — người dùng phải nhìn là biết ngay két đang mở hay đã khoá, không phải suy đoán từ việc mình đang đứng ở màn hình nào.</w:t>
+      </w:r>
+    </w:p>
+    <w:p>
+      <w:pPr>
+        <w:ind w:firstLine="454"/>
+      </w:pPr>
+      <w:r>
+        <w:rPr>
+          <w:rFonts w:ascii="Times New Roman" w:hAnsi="Times New Roman" w:eastAsia="Times New Roman"/>
+          <w:b w:val="0"/>
+          <w:i w:val="0"/>
+          <w:sz w:val="26"/>
+        </w:rPr>
+        <w:t>Ở trạng thái chưa mở, màn hình xếp theo đúng thứ tự việc người dùng cần làm: mở két đã có, tạo két mới, và — đặt trong mục thu gọn “Thêm: khôi phục từ mảnh, hoặc kiểm tra tệp két” — các thao tác ít dùng nhưng quan trọng khi có sự cố. Riêng phần thiết lập khoá phục hồi khi tạo két được đặt trong mục mở rộng kèm một ví dụ cụ thể (“5 mảnh, cần 3” nghĩa là bất kỳ 3 trong 5 mảnh khôi phục được), vì đây là khái niệm người dùng phổ thông ít gặp và là quyết định chỉ làm được một lần lúc tạo két.</w:t>
+      </w:r>
+    </w:p>
+    <w:p>
+      <w:pPr>
+        <w:ind w:firstLine="454"/>
+      </w:pPr>
+      <w:r>
+        <w:rPr>
+          <w:rFonts w:ascii="Times New Roman" w:hAnsi="Times New Roman" w:eastAsia="Times New Roman"/>
+          <w:b w:val="0"/>
+          <w:i w:val="0"/>
+          <w:sz w:val="26"/>
+        </w:rPr>
+        <w:t>Ở trạng thái đang mở, màn hình chuyển thành bảng điều khiển gồm các thẻ xếp chồng: thông tin két, danh sách tệp bên trong kèm nút thêm và trích xuất, ký tệp bằng khoá của két, xuất khoá công khai, tạo mảnh khôi phục, đổi mật khẩu. Thẻ đầu tiên là dải thông tin két có nút “Khoá” đặt ngay cạnh tên két, để thao tác kết thúc phiên là thứ người dùng nhìn thấy trước tiên khi vào bảng điều khiển.</w:t>
+      </w:r>
+    </w:p>
+    <w:p>
+      <w:pPr>
+        <w:spacing w:before="160" w:after="80"/>
+        <w:ind w:firstLine="0"/>
+        <w:jc w:val="center"/>
+      </w:pPr>
+      <w:r>
+        <w:rPr>
+          <w:rFonts w:ascii="Times New Roman" w:hAnsi="Times New Roman" w:eastAsia="Times New Roman"/>
+          <w:b w:val="0"/>
+          <w:i/>
+          <w:color w:val="4B5768"/>
+          <w:sz w:val="23"/>
+        </w:rPr>
+        <w:t>Bảng 6. Màn hình giao diện của nhóm 1</w:t>
+      </w:r>
+    </w:p>
+    <w:tbl>
+      <w:tblPr>
+        <w:tblStyle w:val="TableGrid"/>
+        <w:tblW w:type="auto" w:w="0"/>
+        <w:jc w:val="center"/>
+        <w:tblLook w:firstColumn="1" w:firstRow="1" w:lastColumn="0" w:lastRow="0" w:noHBand="0" w:noVBand="1" w:val="04A0"/>
+      </w:tblPr>
+      <w:tblGrid>
+        <w:gridCol w:w="3024"/>
+        <w:gridCol w:w="3024"/>
+        <w:gridCol w:w="3024"/>
+      </w:tblGrid>
+      <w:tr>
+        <w:tc>
+          <w:tcPr>
+            <w:tcW w:type="dxa" w:w="1361"/>
+            <w:shd w:val="clear" w:fill="DCE6F1"/>
+          </w:tcPr>
+          <w:p>
+            <w:pPr>
+              <w:spacing w:after="40" w:line="269" w:lineRule="auto"/>
+              <w:ind w:firstLine="0"/>
+              <w:jc w:val="center"/>
+            </w:pPr>
+            <w:r>
+              <w:rPr>
+                <w:rFonts w:ascii="Times New Roman" w:hAnsi="Times New Roman" w:eastAsia="Times New Roman"/>
+                <w:b/>
+                <w:i w:val="0"/>
+                <w:sz w:val="24"/>
+              </w:rPr>
+              <w:t>Mã màn hình</w:t>
+            </w:r>
+          </w:p>
+        </w:tc>
+        <w:tc>
+          <w:tcPr>
+            <w:tcW w:type="dxa" w:w="2494"/>
+            <w:shd w:val="clear" w:fill="DCE6F1"/>
+          </w:tcPr>
+          <w:p>
+            <w:pPr>
+              <w:spacing w:after="40" w:line="269" w:lineRule="auto"/>
+              <w:ind w:firstLine="0"/>
+              <w:jc w:val="center"/>
+            </w:pPr>
+            <w:r>
+              <w:rPr>
+                <w:rFonts w:ascii="Times New Roman" w:hAnsi="Times New Roman" w:eastAsia="Times New Roman"/>
+                <w:b/>
+                <w:i w:val="0"/>
+                <w:sz w:val="24"/>
+              </w:rPr>
+              <w:t>Tên màn hình</w:t>
+            </w:r>
+          </w:p>
+        </w:tc>
+        <w:tc>
+          <w:tcPr>
+            <w:tcW w:type="dxa" w:w="4932"/>
+            <w:shd w:val="clear" w:fill="DCE6F1"/>
+          </w:tcPr>
+          <w:p>
+            <w:pPr>
+              <w:spacing w:after="40" w:line="269" w:lineRule="auto"/>
+              <w:ind w:firstLine="0"/>
+              <w:jc w:val="center"/>
+            </w:pPr>
+            <w:r>
+              <w:rPr>
+                <w:rFonts w:ascii="Times New Roman" w:hAnsi="Times New Roman" w:eastAsia="Times New Roman"/>
+                <w:b/>
+                <w:i w:val="0"/>
+                <w:sz w:val="24"/>
+              </w:rPr>
+              <w:t>Lệnh nghiệp vụ màn hình này gọi</w:t>
+            </w:r>
+          </w:p>
+        </w:tc>
+      </w:tr>
+      <w:tr>
+        <w:tc>
+          <w:tcPr>
+            <w:tcW w:type="dxa" w:w="1361"/>
+          </w:tcPr>
+          <w:p>
+            <w:pPr>
+              <w:spacing w:after="40" w:line="269" w:lineRule="auto"/>
+              <w:ind w:firstLine="0"/>
+              <w:jc w:val="left"/>
+            </w:pPr>
+            <w:r>
+              <w:rPr>
+                <w:rFonts w:ascii="Times New Roman" w:hAnsi="Times New Roman" w:eastAsia="Times New Roman"/>
+                <w:b w:val="0"/>
+                <w:i w:val="0"/>
+                <w:sz w:val="24"/>
+              </w:rPr>
+              <w:t>GD03</w:t>
+            </w:r>
+          </w:p>
+        </w:tc>
+        <w:tc>
+          <w:tcPr>
+            <w:tcW w:type="dxa" w:w="2494"/>
+          </w:tcPr>
+          <w:p>
+            <w:pPr>
+              <w:spacing w:after="40" w:line="269" w:lineRule="auto"/>
+              <w:ind w:firstLine="0"/>
+              <w:jc w:val="center"/>
+            </w:pPr>
+            <w:r>
+              <w:rPr>
+                <w:rFonts w:ascii="Times New Roman" w:hAnsi="Times New Roman" w:eastAsia="Times New Roman"/>
+                <w:b w:val="0"/>
+                <w:i w:val="0"/>
+                <w:sz w:val="24"/>
+              </w:rPr>
+              <w:t>Két an toàn</w:t>
+            </w:r>
+          </w:p>
+        </w:tc>
+        <w:tc>
+          <w:tcPr>
+            <w:tcW w:type="dxa" w:w="4932"/>
+          </w:tcPr>
+          <w:p>
+            <w:pPr>
+              <w:spacing w:after="40" w:line="269" w:lineRule="auto"/>
+              <w:ind w:firstLine="0"/>
+              <w:jc w:val="left"/>
+            </w:pPr>
+            <w:r>
+              <w:rPr>
+                <w:rFonts w:ascii="Times New Roman" w:hAnsi="Times New Roman" w:eastAsia="Times New Roman"/>
+                <w:b w:val="0"/>
+                <w:i w:val="0"/>
+                <w:sz w:val="24"/>
+              </w:rPr>
+              <w:t>vault_​create, vault_​unlock, vault_​lock, vault_​change_​passphrase, vault_​meta, item_​add, item_​list, item_​extract, sign_​file, export_​signing_​public_​key, integrity_​check, integrity_​hash, keys_​split, keys_​recover, verify_​file</w:t>
+            </w:r>
+          </w:p>
+        </w:tc>
+      </w:tr>
+    </w:tbl>
+    <w:p>
+      <w:pPr>
+        <w:spacing w:before="40"/>
+        <w:ind w:firstLine="0"/>
+      </w:pPr>
+      <w:r>
+        <w:rPr>
+          <w:rFonts w:ascii="Times New Roman" w:hAnsi="Times New Roman" w:eastAsia="Times New Roman"/>
+          <w:b w:val="0"/>
+          <w:i/>
+          <w:color w:val="4B5768"/>
+          <w:sz w:val="22"/>
+        </w:rPr>
+        <w:t>Ảnh chụp các màn hình này ở Phụ lục C. Cột lệnh nghiệp vụ đối chiếu trực tiếp với bảng chức năng ở trên: không có lệnh nào của lõi mà giao diện không gọi tới, và không có nút nào trên giao diện gọi tới thứ ngoài danh sách này.</w:t>
+      </w:r>
+    </w:p>
+    <w:p>
+      <w:pPr>
+        <w:spacing w:after="40"/>
+      </w:pPr>
+    </w:p>
+    <w:p>
       <w:pPr>
         <w:pStyle w:val="Heading3"/>
         <w:keepNext/>
@@ -5657,7 +5908,7 @@
           <w:color w:val="4B5768"/>
           <w:sz w:val="23"/>
         </w:rPr>
-        <w:t>Bảng 6. Nhóm 2</w:t>
+        <w:t>Bảng 7. Nhóm 2</w:t>
       </w:r>
     </w:p>
     <w:tbl>
@@ -6022,6 +6273,308 @@
         </w:tc>
       </w:tr>
     </w:tbl>
+    <w:p>
+      <w:pPr>
+        <w:spacing w:after="40"/>
+      </w:pPr>
+    </w:p>
+    <w:p>
+      <w:r>
+        <w:rPr>
+          <w:rFonts w:ascii="Times New Roman" w:hAnsi="Times New Roman" w:eastAsia="Times New Roman"/>
+          <w:b/>
+          <w:i w:val="0"/>
+          <w:sz w:val="26"/>
+        </w:rPr>
+        <w:t>Giao diện tương ứng</w:t>
+      </w:r>
+    </w:p>
+    <w:p>
+      <w:pPr>
+        <w:ind w:firstLine="454"/>
+      </w:pPr>
+      <w:r>
+        <w:rPr>
+          <w:rFonts w:ascii="Times New Roman" w:hAnsi="Times New Roman" w:eastAsia="Times New Roman"/>
+          <w:b w:val="0"/>
+          <w:i w:val="0"/>
+          <w:sz w:val="26"/>
+        </w:rPr>
+        <w:t>Hai màn hình GD04 và GD05 là nơi tác giả áp dụng triệt để nhất nguyên tắc thiết kế “ba bước có đánh số”: chọn tệp nguồn (1), đặt nơi lưu kết quả (2), nhập mật khẩu (3), rồi một nút hành động duy nhất. Các bước được đánh số hiển thị, không phải chỉ xếp cạnh nhau, để người dùng ít kinh nghiệm biết chắc mình đã làm đủ chưa.</w:t>
+      </w:r>
+    </w:p>
+    <w:p>
+      <w:pPr>
+        <w:ind w:firstLine="454"/>
+      </w:pPr>
+      <w:r>
+        <w:rPr>
+          <w:rFonts w:ascii="Times New Roman" w:hAnsi="Times New Roman" w:eastAsia="Times New Roman"/>
+          <w:b w:val="0"/>
+          <w:i w:val="0"/>
+          <w:sz w:val="26"/>
+        </w:rPr>
+        <w:t>Mỗi ô chọn tệp vừa nhận thao tác kéo-thả vừa có nút “Duyệt…”; trên Android nút này mở bộ chọn tệp của hệ điều hành. Ô mật khẩu khi tạo có ô nhập lại để chặn lỗi gõ nhầm — một lỗi mà hậu quả là mất dữ liệu vĩnh viễn chứ không phải phiền phức nhỏ. Phần giải thích kỹ thuật (Argon2id, secretbox) được đưa vào mục thu gọn “Thông tin thêm”, mở ra khi người dùng muốn kiểm chứng, đóng lại khi không.</w:t>
+      </w:r>
+    </w:p>
+    <w:p>
+      <w:pPr>
+        <w:ind w:firstLine="454"/>
+      </w:pPr>
+      <w:r>
+        <w:rPr>
+          <w:rFonts w:ascii="Times New Roman" w:hAnsi="Times New Roman" w:eastAsia="Times New Roman"/>
+          <w:b w:val="0"/>
+          <w:i w:val="0"/>
+          <w:sz w:val="26"/>
+        </w:rPr>
+        <w:t>Kết quả hiển thị trong một thẻ kết quả riêng ngay dưới nút hành động, và thẻ này bị xoá mỗi khi người dùng chuyển màn hình — để một kết luận “Đạt” của công cụ trước không bị đọc nhầm thành kết luận của công cụ sau.</w:t>
+      </w:r>
+    </w:p>
+    <w:p>
+      <w:pPr>
+        <w:spacing w:before="160" w:after="80"/>
+        <w:ind w:firstLine="0"/>
+        <w:jc w:val="center"/>
+      </w:pPr>
+      <w:r>
+        <w:rPr>
+          <w:rFonts w:ascii="Times New Roman" w:hAnsi="Times New Roman" w:eastAsia="Times New Roman"/>
+          <w:b w:val="0"/>
+          <w:i/>
+          <w:color w:val="4B5768"/>
+          <w:sz w:val="23"/>
+        </w:rPr>
+        <w:t>Bảng 8. Màn hình giao diện của nhóm 2</w:t>
+      </w:r>
+    </w:p>
+    <w:tbl>
+      <w:tblPr>
+        <w:tblStyle w:val="TableGrid"/>
+        <w:tblW w:type="auto" w:w="0"/>
+        <w:jc w:val="center"/>
+        <w:tblLook w:firstColumn="1" w:firstRow="1" w:lastColumn="0" w:lastRow="0" w:noHBand="0" w:noVBand="1" w:val="04A0"/>
+      </w:tblPr>
+      <w:tblGrid>
+        <w:gridCol w:w="3024"/>
+        <w:gridCol w:w="3024"/>
+        <w:gridCol w:w="3024"/>
+      </w:tblGrid>
+      <w:tr>
+        <w:tc>
+          <w:tcPr>
+            <w:tcW w:type="dxa" w:w="1361"/>
+            <w:shd w:val="clear" w:fill="DCE6F1"/>
+          </w:tcPr>
+          <w:p>
+            <w:pPr>
+              <w:spacing w:after="40" w:line="269" w:lineRule="auto"/>
+              <w:ind w:firstLine="0"/>
+              <w:jc w:val="center"/>
+            </w:pPr>
+            <w:r>
+              <w:rPr>
+                <w:rFonts w:ascii="Times New Roman" w:hAnsi="Times New Roman" w:eastAsia="Times New Roman"/>
+                <w:b/>
+                <w:i w:val="0"/>
+                <w:sz w:val="24"/>
+              </w:rPr>
+              <w:t>Mã màn hình</w:t>
+            </w:r>
+          </w:p>
+        </w:tc>
+        <w:tc>
+          <w:tcPr>
+            <w:tcW w:type="dxa" w:w="2494"/>
+            <w:shd w:val="clear" w:fill="DCE6F1"/>
+          </w:tcPr>
+          <w:p>
+            <w:pPr>
+              <w:spacing w:after="40" w:line="269" w:lineRule="auto"/>
+              <w:ind w:firstLine="0"/>
+              <w:jc w:val="center"/>
+            </w:pPr>
+            <w:r>
+              <w:rPr>
+                <w:rFonts w:ascii="Times New Roman" w:hAnsi="Times New Roman" w:eastAsia="Times New Roman"/>
+                <w:b/>
+                <w:i w:val="0"/>
+                <w:sz w:val="24"/>
+              </w:rPr>
+              <w:t>Tên màn hình</w:t>
+            </w:r>
+          </w:p>
+        </w:tc>
+        <w:tc>
+          <w:tcPr>
+            <w:tcW w:type="dxa" w:w="4932"/>
+            <w:shd w:val="clear" w:fill="DCE6F1"/>
+          </w:tcPr>
+          <w:p>
+            <w:pPr>
+              <w:spacing w:after="40" w:line="269" w:lineRule="auto"/>
+              <w:ind w:firstLine="0"/>
+              <w:jc w:val="center"/>
+            </w:pPr>
+            <w:r>
+              <w:rPr>
+                <w:rFonts w:ascii="Times New Roman" w:hAnsi="Times New Roman" w:eastAsia="Times New Roman"/>
+                <w:b/>
+                <w:i w:val="0"/>
+                <w:sz w:val="24"/>
+              </w:rPr>
+              <w:t>Lệnh nghiệp vụ màn hình này gọi</w:t>
+            </w:r>
+          </w:p>
+        </w:tc>
+      </w:tr>
+      <w:tr>
+        <w:tc>
+          <w:tcPr>
+            <w:tcW w:type="dxa" w:w="1361"/>
+          </w:tcPr>
+          <w:p>
+            <w:pPr>
+              <w:spacing w:after="40" w:line="269" w:lineRule="auto"/>
+              <w:ind w:firstLine="0"/>
+              <w:jc w:val="left"/>
+            </w:pPr>
+            <w:r>
+              <w:rPr>
+                <w:rFonts w:ascii="Times New Roman" w:hAnsi="Times New Roman" w:eastAsia="Times New Roman"/>
+                <w:b w:val="0"/>
+                <w:i w:val="0"/>
+                <w:sz w:val="24"/>
+              </w:rPr>
+              <w:t>GD04</w:t>
+            </w:r>
+          </w:p>
+        </w:tc>
+        <w:tc>
+          <w:tcPr>
+            <w:tcW w:type="dxa" w:w="2494"/>
+          </w:tcPr>
+          <w:p>
+            <w:pPr>
+              <w:spacing w:after="40" w:line="269" w:lineRule="auto"/>
+              <w:ind w:firstLine="0"/>
+              <w:jc w:val="center"/>
+            </w:pPr>
+            <w:r>
+              <w:rPr>
+                <w:rFonts w:ascii="Times New Roman" w:hAnsi="Times New Roman" w:eastAsia="Times New Roman"/>
+                <w:b w:val="0"/>
+                <w:i w:val="0"/>
+                <w:sz w:val="24"/>
+              </w:rPr>
+              <w:t>Khoá tệp</w:t>
+            </w:r>
+          </w:p>
+        </w:tc>
+        <w:tc>
+          <w:tcPr>
+            <w:tcW w:type="dxa" w:w="4932"/>
+          </w:tcPr>
+          <w:p>
+            <w:pPr>
+              <w:spacing w:after="40" w:line="269" w:lineRule="auto"/>
+              <w:ind w:firstLine="0"/>
+              <w:jc w:val="center"/>
+            </w:pPr>
+            <w:r>
+              <w:rPr>
+                <w:rFonts w:ascii="Times New Roman" w:hAnsi="Times New Roman" w:eastAsia="Times New Roman"/>
+                <w:b w:val="0"/>
+                <w:i w:val="0"/>
+                <w:sz w:val="24"/>
+              </w:rPr>
+              <w:t>crypto_​encrypt_​file</w:t>
+            </w:r>
+          </w:p>
+        </w:tc>
+      </w:tr>
+      <w:tr>
+        <w:tc>
+          <w:tcPr>
+            <w:tcW w:type="dxa" w:w="1361"/>
+          </w:tcPr>
+          <w:p>
+            <w:pPr>
+              <w:spacing w:after="40" w:line="269" w:lineRule="auto"/>
+              <w:ind w:firstLine="0"/>
+              <w:jc w:val="left"/>
+            </w:pPr>
+            <w:r>
+              <w:rPr>
+                <w:rFonts w:ascii="Times New Roman" w:hAnsi="Times New Roman" w:eastAsia="Times New Roman"/>
+                <w:b w:val="0"/>
+                <w:i w:val="0"/>
+                <w:sz w:val="24"/>
+              </w:rPr>
+              <w:t>GD05</w:t>
+            </w:r>
+          </w:p>
+        </w:tc>
+        <w:tc>
+          <w:tcPr>
+            <w:tcW w:type="dxa" w:w="2494"/>
+          </w:tcPr>
+          <w:p>
+            <w:pPr>
+              <w:spacing w:after="40" w:line="269" w:lineRule="auto"/>
+              <w:ind w:firstLine="0"/>
+              <w:jc w:val="center"/>
+            </w:pPr>
+            <w:r>
+              <w:rPr>
+                <w:rFonts w:ascii="Times New Roman" w:hAnsi="Times New Roman" w:eastAsia="Times New Roman"/>
+                <w:b w:val="0"/>
+                <w:i w:val="0"/>
+                <w:sz w:val="24"/>
+              </w:rPr>
+              <w:t>Mở khoá tệp</w:t>
+            </w:r>
+          </w:p>
+        </w:tc>
+        <w:tc>
+          <w:tcPr>
+            <w:tcW w:type="dxa" w:w="4932"/>
+          </w:tcPr>
+          <w:p>
+            <w:pPr>
+              <w:spacing w:after="40" w:line="269" w:lineRule="auto"/>
+              <w:ind w:firstLine="0"/>
+              <w:jc w:val="left"/>
+            </w:pPr>
+            <w:r>
+              <w:rPr>
+                <w:rFonts w:ascii="Times New Roman" w:hAnsi="Times New Roman" w:eastAsia="Times New Roman"/>
+                <w:b w:val="0"/>
+                <w:i w:val="0"/>
+                <w:sz w:val="24"/>
+              </w:rPr>
+              <w:t>crypto_​decrypt_​file, copy_​file</w:t>
+            </w:r>
+          </w:p>
+        </w:tc>
+      </w:tr>
+    </w:tbl>
+    <w:p>
+      <w:pPr>
+        <w:spacing w:before="40"/>
+        <w:ind w:firstLine="0"/>
+      </w:pPr>
+      <w:r>
+        <w:rPr>
+          <w:rFonts w:ascii="Times New Roman" w:hAnsi="Times New Roman" w:eastAsia="Times New Roman"/>
+          <w:b w:val="0"/>
+          <w:i/>
+          <w:color w:val="4B5768"/>
+          <w:sz w:val="22"/>
+        </w:rPr>
+        <w:t>Ảnh chụp các màn hình này ở Phụ lục C. Cột lệnh nghiệp vụ đối chiếu trực tiếp với bảng chức năng ở trên: không có lệnh nào của lõi mà giao diện không gọi tới, và không có nút nào trên giao diện gọi tới thứ ngoài danh sách này.</w:t>
+      </w:r>
+    </w:p>
     <w:p>
       <w:pPr>
         <w:spacing w:after="40"/>
@@ -6071,7 +6624,7 @@
           <w:color w:val="4B5768"/>
           <w:sz w:val="23"/>
         </w:rPr>
-        <w:t>Bảng 7. Nhóm 3</w:t>
+        <w:t>Bảng 9. Nhóm 3</w:t>
       </w:r>
     </w:p>
     <w:tbl>
@@ -6694,6 +7247,517 @@
         </w:tc>
       </w:tr>
     </w:tbl>
+    <w:p>
+      <w:pPr>
+        <w:spacing w:after="40"/>
+      </w:pPr>
+    </w:p>
+    <w:p>
+      <w:r>
+        <w:rPr>
+          <w:rFonts w:ascii="Times New Roman" w:hAnsi="Times New Roman" w:eastAsia="Times New Roman"/>
+          <w:b/>
+          <w:i w:val="0"/>
+          <w:sz w:val="26"/>
+        </w:rPr>
+        <w:t>Giao diện tương ứng</w:t>
+      </w:r>
+    </w:p>
+    <w:p>
+      <w:pPr>
+        <w:ind w:firstLine="454"/>
+      </w:pPr>
+      <w:r>
+        <w:rPr>
+          <w:rFonts w:ascii="Times New Roman" w:hAnsi="Times New Roman" w:eastAsia="Times New Roman"/>
+          <w:b w:val="0"/>
+          <w:i w:val="0"/>
+          <w:sz w:val="26"/>
+        </w:rPr>
+        <w:t>Nhóm này có năm màn hình (GD06–GD10) vì tác giả tách theo *việc người dùng cần làm* chứ không theo thuật toán. Cùng dựa trên chữ ký số và hàm băm, nhưng “tôi muốn ký một tệp”, “tôi nhận được tệp có chữ ký và muốn kiểm tra”, “tôi cần một mã nhận dạng của tệp”, “tôi có mã nhận dạng và muốn đối chiếu”, “tôi vừa tải một tệp về và muốn kiểm tra mọi bằng chứng đi kèm” là năm tình huống khác nhau; gộp chúng vào một màn hình sẽ buộc người dùng phải tự phân biệt.</w:t>
+      </w:r>
+    </w:p>
+    <w:p>
+      <w:pPr>
+        <w:ind w:firstLine="454"/>
+      </w:pPr>
+      <w:r>
+        <w:rPr>
+          <w:rFonts w:ascii="Times New Roman" w:hAnsi="Times New Roman" w:eastAsia="Times New Roman"/>
+          <w:b w:val="0"/>
+          <w:i w:val="0"/>
+          <w:sz w:val="26"/>
+        </w:rPr>
+        <w:t>Màn hình Ký tệp (GD06) chia làm hai khối theo trình tự bắt buộc: khối “Trước tiên, danh tính ký của bạn” để tạo cặp khoá, rồi khối ký tệp bên dưới. Trình tự này phản ánh ràng buộc thật của nghiệp vụ — không có khoá bí mật thì không ký được — nên giao diện thể hiện nó bằng bố cục thay vì bằng một thông báo lỗi sau khi người dùng đã thao tác nhầm.</w:t>
+      </w:r>
+    </w:p>
+    <w:p>
+      <w:pPr>
+        <w:ind w:firstLine="454"/>
+      </w:pPr>
+      <w:r>
+        <w:rPr>
+          <w:rFonts w:ascii="Times New Roman" w:hAnsi="Times New Roman" w:eastAsia="Times New Roman"/>
+          <w:b w:val="0"/>
+          <w:i w:val="0"/>
+          <w:sz w:val="26"/>
+        </w:rPr>
+        <w:t>Màn hình Xác minh tệp tải về (GD10) là màn hình gộp có chủ ý: người dùng có thể nhập vân tay, hoặc chữ ký kèm khoá công khai, hoặc cả hai, và nhận về đúng một kết luận. Hai trường bằng chứng đều được đánh dấu “(tuỳ chọn)” ngay trên nhãn để không gây cảm giác bắt buộc phải có đủ.</w:t>
+      </w:r>
+    </w:p>
+    <w:p>
+      <w:pPr>
+        <w:ind w:firstLine="454"/>
+      </w:pPr>
+      <w:r>
+        <w:rPr>
+          <w:rFonts w:ascii="Times New Roman" w:hAnsi="Times New Roman" w:eastAsia="Times New Roman"/>
+          <w:b w:val="0"/>
+          <w:i w:val="0"/>
+          <w:sz w:val="26"/>
+        </w:rPr>
+        <w:t>Với các màn hình cho kết luận đạt/không đạt, kết quả hiển thị bằng thẻ có màu và tiêu đề chữ, không chỉ bằng màu — bảo đảm người dùng khó phân biệt màu vẫn đọc được kết luận.</w:t>
+      </w:r>
+    </w:p>
+    <w:p>
+      <w:pPr>
+        <w:spacing w:before="160" w:after="80"/>
+        <w:ind w:firstLine="0"/>
+        <w:jc w:val="center"/>
+      </w:pPr>
+      <w:r>
+        <w:rPr>
+          <w:rFonts w:ascii="Times New Roman" w:hAnsi="Times New Roman" w:eastAsia="Times New Roman"/>
+          <w:b w:val="0"/>
+          <w:i/>
+          <w:color w:val="4B5768"/>
+          <w:sz w:val="23"/>
+        </w:rPr>
+        <w:t>Bảng 10. Màn hình giao diện của nhóm 3</w:t>
+      </w:r>
+    </w:p>
+    <w:tbl>
+      <w:tblPr>
+        <w:tblStyle w:val="TableGrid"/>
+        <w:tblW w:type="auto" w:w="0"/>
+        <w:jc w:val="center"/>
+        <w:tblLook w:firstColumn="1" w:firstRow="1" w:lastColumn="0" w:lastRow="0" w:noHBand="0" w:noVBand="1" w:val="04A0"/>
+      </w:tblPr>
+      <w:tblGrid>
+        <w:gridCol w:w="3024"/>
+        <w:gridCol w:w="3024"/>
+        <w:gridCol w:w="3024"/>
+      </w:tblGrid>
+      <w:tr>
+        <w:tc>
+          <w:tcPr>
+            <w:tcW w:type="dxa" w:w="1361"/>
+            <w:shd w:val="clear" w:fill="DCE6F1"/>
+          </w:tcPr>
+          <w:p>
+            <w:pPr>
+              <w:spacing w:after="40" w:line="269" w:lineRule="auto"/>
+              <w:ind w:firstLine="0"/>
+              <w:jc w:val="center"/>
+            </w:pPr>
+            <w:r>
+              <w:rPr>
+                <w:rFonts w:ascii="Times New Roman" w:hAnsi="Times New Roman" w:eastAsia="Times New Roman"/>
+                <w:b/>
+                <w:i w:val="0"/>
+                <w:sz w:val="24"/>
+              </w:rPr>
+              <w:t>Mã màn hình</w:t>
+            </w:r>
+          </w:p>
+        </w:tc>
+        <w:tc>
+          <w:tcPr>
+            <w:tcW w:type="dxa" w:w="2494"/>
+            <w:shd w:val="clear" w:fill="DCE6F1"/>
+          </w:tcPr>
+          <w:p>
+            <w:pPr>
+              <w:spacing w:after="40" w:line="269" w:lineRule="auto"/>
+              <w:ind w:firstLine="0"/>
+              <w:jc w:val="center"/>
+            </w:pPr>
+            <w:r>
+              <w:rPr>
+                <w:rFonts w:ascii="Times New Roman" w:hAnsi="Times New Roman" w:eastAsia="Times New Roman"/>
+                <w:b/>
+                <w:i w:val="0"/>
+                <w:sz w:val="24"/>
+              </w:rPr>
+              <w:t>Tên màn hình</w:t>
+            </w:r>
+          </w:p>
+        </w:tc>
+        <w:tc>
+          <w:tcPr>
+            <w:tcW w:type="dxa" w:w="4932"/>
+            <w:shd w:val="clear" w:fill="DCE6F1"/>
+          </w:tcPr>
+          <w:p>
+            <w:pPr>
+              <w:spacing w:after="40" w:line="269" w:lineRule="auto"/>
+              <w:ind w:firstLine="0"/>
+              <w:jc w:val="center"/>
+            </w:pPr>
+            <w:r>
+              <w:rPr>
+                <w:rFonts w:ascii="Times New Roman" w:hAnsi="Times New Roman" w:eastAsia="Times New Roman"/>
+                <w:b/>
+                <w:i w:val="0"/>
+                <w:sz w:val="24"/>
+              </w:rPr>
+              <w:t>Lệnh nghiệp vụ màn hình này gọi</w:t>
+            </w:r>
+          </w:p>
+        </w:tc>
+      </w:tr>
+      <w:tr>
+        <w:tc>
+          <w:tcPr>
+            <w:tcW w:type="dxa" w:w="1361"/>
+          </w:tcPr>
+          <w:p>
+            <w:pPr>
+              <w:spacing w:after="40" w:line="269" w:lineRule="auto"/>
+              <w:ind w:firstLine="0"/>
+              <w:jc w:val="left"/>
+            </w:pPr>
+            <w:r>
+              <w:rPr>
+                <w:rFonts w:ascii="Times New Roman" w:hAnsi="Times New Roman" w:eastAsia="Times New Roman"/>
+                <w:b w:val="0"/>
+                <w:i w:val="0"/>
+                <w:sz w:val="24"/>
+              </w:rPr>
+              <w:t>GD06</w:t>
+            </w:r>
+          </w:p>
+        </w:tc>
+        <w:tc>
+          <w:tcPr>
+            <w:tcW w:type="dxa" w:w="2494"/>
+          </w:tcPr>
+          <w:p>
+            <w:pPr>
+              <w:spacing w:after="40" w:line="269" w:lineRule="auto"/>
+              <w:ind w:firstLine="0"/>
+              <w:jc w:val="center"/>
+            </w:pPr>
+            <w:r>
+              <w:rPr>
+                <w:rFonts w:ascii="Times New Roman" w:hAnsi="Times New Roman" w:eastAsia="Times New Roman"/>
+                <w:b w:val="0"/>
+                <w:i w:val="0"/>
+                <w:sz w:val="24"/>
+              </w:rPr>
+              <w:t>Ký tệp</w:t>
+            </w:r>
+          </w:p>
+        </w:tc>
+        <w:tc>
+          <w:tcPr>
+            <w:tcW w:type="dxa" w:w="4932"/>
+          </w:tcPr>
+          <w:p>
+            <w:pPr>
+              <w:spacing w:after="40" w:line="269" w:lineRule="auto"/>
+              <w:ind w:firstLine="0"/>
+              <w:jc w:val="left"/>
+            </w:pPr>
+            <w:r>
+              <w:rPr>
+                <w:rFonts w:ascii="Times New Roman" w:hAnsi="Times New Roman" w:eastAsia="Times New Roman"/>
+                <w:b w:val="0"/>
+                <w:i w:val="0"/>
+                <w:sz w:val="24"/>
+              </w:rPr>
+              <w:t>crypto_​generate_​signing_​keypair, crypto_​sign_​file</w:t>
+            </w:r>
+          </w:p>
+        </w:tc>
+      </w:tr>
+      <w:tr>
+        <w:tc>
+          <w:tcPr>
+            <w:tcW w:type="dxa" w:w="1361"/>
+          </w:tcPr>
+          <w:p>
+            <w:pPr>
+              <w:spacing w:after="40" w:line="269" w:lineRule="auto"/>
+              <w:ind w:firstLine="0"/>
+              <w:jc w:val="left"/>
+            </w:pPr>
+            <w:r>
+              <w:rPr>
+                <w:rFonts w:ascii="Times New Roman" w:hAnsi="Times New Roman" w:eastAsia="Times New Roman"/>
+                <w:b w:val="0"/>
+                <w:i w:val="0"/>
+                <w:sz w:val="24"/>
+              </w:rPr>
+              <w:t>GD07</w:t>
+            </w:r>
+          </w:p>
+        </w:tc>
+        <w:tc>
+          <w:tcPr>
+            <w:tcW w:type="dxa" w:w="2494"/>
+          </w:tcPr>
+          <w:p>
+            <w:pPr>
+              <w:spacing w:after="40" w:line="269" w:lineRule="auto"/>
+              <w:ind w:firstLine="0"/>
+              <w:jc w:val="center"/>
+            </w:pPr>
+            <w:r>
+              <w:rPr>
+                <w:rFonts w:ascii="Times New Roman" w:hAnsi="Times New Roman" w:eastAsia="Times New Roman"/>
+                <w:b w:val="0"/>
+                <w:i w:val="0"/>
+                <w:sz w:val="24"/>
+              </w:rPr>
+              <w:t>Kiểm tra chữ ký</w:t>
+            </w:r>
+          </w:p>
+        </w:tc>
+        <w:tc>
+          <w:tcPr>
+            <w:tcW w:type="dxa" w:w="4932"/>
+          </w:tcPr>
+          <w:p>
+            <w:pPr>
+              <w:spacing w:after="40" w:line="269" w:lineRule="auto"/>
+              <w:ind w:firstLine="0"/>
+              <w:jc w:val="left"/>
+            </w:pPr>
+            <w:r>
+              <w:rPr>
+                <w:rFonts w:ascii="Times New Roman" w:hAnsi="Times New Roman" w:eastAsia="Times New Roman"/>
+                <w:b w:val="0"/>
+                <w:i w:val="0"/>
+                <w:sz w:val="24"/>
+              </w:rPr>
+              <w:t>integrity_​verify_​signature</w:t>
+            </w:r>
+          </w:p>
+        </w:tc>
+      </w:tr>
+      <w:tr>
+        <w:tc>
+          <w:tcPr>
+            <w:tcW w:type="dxa" w:w="1361"/>
+          </w:tcPr>
+          <w:p>
+            <w:pPr>
+              <w:spacing w:after="40" w:line="269" w:lineRule="auto"/>
+              <w:ind w:firstLine="0"/>
+              <w:jc w:val="left"/>
+            </w:pPr>
+            <w:r>
+              <w:rPr>
+                <w:rFonts w:ascii="Times New Roman" w:hAnsi="Times New Roman" w:eastAsia="Times New Roman"/>
+                <w:b w:val="0"/>
+                <w:i w:val="0"/>
+                <w:sz w:val="24"/>
+              </w:rPr>
+              <w:t>GD08</w:t>
+            </w:r>
+          </w:p>
+        </w:tc>
+        <w:tc>
+          <w:tcPr>
+            <w:tcW w:type="dxa" w:w="2494"/>
+          </w:tcPr>
+          <w:p>
+            <w:pPr>
+              <w:spacing w:after="40" w:line="269" w:lineRule="auto"/>
+              <w:ind w:firstLine="0"/>
+              <w:jc w:val="center"/>
+            </w:pPr>
+            <w:r>
+              <w:rPr>
+                <w:rFonts w:ascii="Times New Roman" w:hAnsi="Times New Roman" w:eastAsia="Times New Roman"/>
+                <w:b w:val="0"/>
+                <w:i w:val="0"/>
+                <w:sz w:val="24"/>
+              </w:rPr>
+              <w:t>Lấy vân tay tệp</w:t>
+            </w:r>
+          </w:p>
+        </w:tc>
+        <w:tc>
+          <w:tcPr>
+            <w:tcW w:type="dxa" w:w="4932"/>
+          </w:tcPr>
+          <w:p>
+            <w:pPr>
+              <w:spacing w:after="40" w:line="269" w:lineRule="auto"/>
+              <w:ind w:firstLine="0"/>
+              <w:jc w:val="center"/>
+            </w:pPr>
+            <w:r>
+              <w:rPr>
+                <w:rFonts w:ascii="Times New Roman" w:hAnsi="Times New Roman" w:eastAsia="Times New Roman"/>
+                <w:b w:val="0"/>
+                <w:i w:val="0"/>
+                <w:sz w:val="24"/>
+              </w:rPr>
+              <w:t>integrity_​hash_​file</w:t>
+            </w:r>
+          </w:p>
+        </w:tc>
+      </w:tr>
+      <w:tr>
+        <w:tc>
+          <w:tcPr>
+            <w:tcW w:type="dxa" w:w="1361"/>
+          </w:tcPr>
+          <w:p>
+            <w:pPr>
+              <w:spacing w:after="40" w:line="269" w:lineRule="auto"/>
+              <w:ind w:firstLine="0"/>
+              <w:jc w:val="left"/>
+            </w:pPr>
+            <w:r>
+              <w:rPr>
+                <w:rFonts w:ascii="Times New Roman" w:hAnsi="Times New Roman" w:eastAsia="Times New Roman"/>
+                <w:b w:val="0"/>
+                <w:i w:val="0"/>
+                <w:sz w:val="24"/>
+              </w:rPr>
+              <w:t>GD09</w:t>
+            </w:r>
+          </w:p>
+        </w:tc>
+        <w:tc>
+          <w:tcPr>
+            <w:tcW w:type="dxa" w:w="2494"/>
+          </w:tcPr>
+          <w:p>
+            <w:pPr>
+              <w:spacing w:after="40" w:line="269" w:lineRule="auto"/>
+              <w:ind w:firstLine="0"/>
+              <w:jc w:val="left"/>
+            </w:pPr>
+            <w:r>
+              <w:rPr>
+                <w:rFonts w:ascii="Times New Roman" w:hAnsi="Times New Roman" w:eastAsia="Times New Roman"/>
+                <w:b w:val="0"/>
+                <w:i w:val="0"/>
+                <w:sz w:val="24"/>
+              </w:rPr>
+              <w:t>Kiểm tra tệp chưa bị đổi</w:t>
+            </w:r>
+          </w:p>
+        </w:tc>
+        <w:tc>
+          <w:tcPr>
+            <w:tcW w:type="dxa" w:w="4932"/>
+          </w:tcPr>
+          <w:p>
+            <w:pPr>
+              <w:spacing w:after="40" w:line="269" w:lineRule="auto"/>
+              <w:ind w:firstLine="0"/>
+              <w:jc w:val="center"/>
+            </w:pPr>
+            <w:r>
+              <w:rPr>
+                <w:rFonts w:ascii="Times New Roman" w:hAnsi="Times New Roman" w:eastAsia="Times New Roman"/>
+                <w:b w:val="0"/>
+                <w:i w:val="0"/>
+                <w:sz w:val="24"/>
+              </w:rPr>
+              <w:t>integrity_​hash_​file</w:t>
+            </w:r>
+          </w:p>
+        </w:tc>
+      </w:tr>
+      <w:tr>
+        <w:tc>
+          <w:tcPr>
+            <w:tcW w:type="dxa" w:w="1361"/>
+          </w:tcPr>
+          <w:p>
+            <w:pPr>
+              <w:spacing w:after="40" w:line="269" w:lineRule="auto"/>
+              <w:ind w:firstLine="0"/>
+              <w:jc w:val="left"/>
+            </w:pPr>
+            <w:r>
+              <w:rPr>
+                <w:rFonts w:ascii="Times New Roman" w:hAnsi="Times New Roman" w:eastAsia="Times New Roman"/>
+                <w:b w:val="0"/>
+                <w:i w:val="0"/>
+                <w:sz w:val="24"/>
+              </w:rPr>
+              <w:t>GD10</w:t>
+            </w:r>
+          </w:p>
+        </w:tc>
+        <w:tc>
+          <w:tcPr>
+            <w:tcW w:type="dxa" w:w="2494"/>
+          </w:tcPr>
+          <w:p>
+            <w:pPr>
+              <w:spacing w:after="40" w:line="269" w:lineRule="auto"/>
+              <w:ind w:firstLine="0"/>
+              <w:jc w:val="center"/>
+            </w:pPr>
+            <w:r>
+              <w:rPr>
+                <w:rFonts w:ascii="Times New Roman" w:hAnsi="Times New Roman" w:eastAsia="Times New Roman"/>
+                <w:b w:val="0"/>
+                <w:i w:val="0"/>
+                <w:sz w:val="24"/>
+              </w:rPr>
+              <w:t>Xác minh tệp tải về</w:t>
+            </w:r>
+          </w:p>
+        </w:tc>
+        <w:tc>
+          <w:tcPr>
+            <w:tcW w:type="dxa" w:w="4932"/>
+          </w:tcPr>
+          <w:p>
+            <w:pPr>
+              <w:spacing w:after="40" w:line="269" w:lineRule="auto"/>
+              <w:ind w:firstLine="0"/>
+              <w:jc w:val="left"/>
+            </w:pPr>
+            <w:r>
+              <w:rPr>
+                <w:rFonts w:ascii="Times New Roman" w:hAnsi="Times New Roman" w:eastAsia="Times New Roman"/>
+                <w:b w:val="0"/>
+                <w:i w:val="0"/>
+                <w:sz w:val="24"/>
+              </w:rPr>
+              <w:t>integrity_​verify_​integrity</w:t>
+            </w:r>
+          </w:p>
+        </w:tc>
+      </w:tr>
+    </w:tbl>
+    <w:p>
+      <w:pPr>
+        <w:spacing w:before="40"/>
+        <w:ind w:firstLine="0"/>
+      </w:pPr>
+      <w:r>
+        <w:rPr>
+          <w:rFonts w:ascii="Times New Roman" w:hAnsi="Times New Roman" w:eastAsia="Times New Roman"/>
+          <w:b w:val="0"/>
+          <w:i/>
+          <w:color w:val="4B5768"/>
+          <w:sz w:val="22"/>
+        </w:rPr>
+        <w:t>Ảnh chụp các màn hình này ở Phụ lục C. Cột lệnh nghiệp vụ đối chiếu trực tiếp với bảng chức năng ở trên: không có lệnh nào của lõi mà giao diện không gọi tới, và không có nút nào trên giao diện gọi tới thứ ngoài danh sách này.</w:t>
+      </w:r>
+    </w:p>
     <w:p>
       <w:pPr>
         <w:spacing w:after="40"/>
@@ -6743,7 +7807,7 @@
           <w:color w:val="4B5768"/>
           <w:sz w:val="23"/>
         </w:rPr>
-        <w:t>Bảng 8. Nhóm 4</w:t>
+        <w:t>Bảng 11. Nhóm 4</w:t>
       </w:r>
     </w:p>
     <w:tbl>
@@ -7452,6 +8516,452 @@
         </w:tc>
       </w:tr>
     </w:tbl>
+    <w:p>
+      <w:pPr>
+        <w:spacing w:after="40"/>
+      </w:pPr>
+    </w:p>
+    <w:p>
+      <w:r>
+        <w:rPr>
+          <w:rFonts w:ascii="Times New Roman" w:hAnsi="Times New Roman" w:eastAsia="Times New Roman"/>
+          <w:b/>
+          <w:i w:val="0"/>
+          <w:sz w:val="26"/>
+        </w:rPr>
+        <w:t>Giao diện tương ứng</w:t>
+      </w:r>
+    </w:p>
+    <w:p>
+      <w:pPr>
+        <w:ind w:firstLine="454"/>
+      </w:pPr>
+      <w:r>
+        <w:rPr>
+          <w:rFonts w:ascii="Times New Roman" w:hAnsi="Times New Roman" w:eastAsia="Times New Roman"/>
+          <w:b w:val="0"/>
+          <w:i w:val="0"/>
+          <w:sz w:val="26"/>
+        </w:rPr>
+        <w:t>Bốn màn hình (GD11–GD14) phủ hết vòng đời của cơ chế chia sẻ ngưỡng: chia một bí mật dạng văn bản, chia một tệp, ghép lại từ các mảnh, và chuyển mảnh sang máy khác bằng mã QR.</w:t>
+      </w:r>
+    </w:p>
+    <w:p>
+      <w:pPr>
+        <w:ind w:firstLine="454"/>
+      </w:pPr>
+      <w:r>
+        <w:rPr>
+          <w:rFonts w:ascii="Times New Roman" w:hAnsi="Times New Roman" w:eastAsia="Times New Roman"/>
+          <w:b w:val="0"/>
+          <w:i w:val="0"/>
+          <w:sz w:val="26"/>
+        </w:rPr>
+        <w:t>Ở hai màn hình chia, tổng số mảnh và ngưỡng khôi phục là hai ô số đặt cạnh nhau, có sẵn giá trị mặc định hợp lý (3 mảnh, cần 2). Nhãn của chúng được viết bằng lời — “Tổng số mảnh” và “Cần bao nhiêu để khôi phục” — chứ không dùng ký hiệu k, n. Đây là điểm dễ hiểu sai nhất của toàn bộ ứng dụng, vì nhầm hai giá trị này dẫn tới hoặc mất dữ liệu, hoặc chia mà không đạt mục tiêu an toàn; ví dụ diễn giải đầy đủ bằng lời (“5 mảnh, cần 3 → bất kỳ 3 trong 5 mảnh khôi phục được”) được đặt ở màn hình thiết lập khoá phục hồi của két (GD03), nơi người dùng gặp khái niệm này lần đầu.</w:t>
+      </w:r>
+    </w:p>
+    <w:p>
+      <w:pPr>
+        <w:ind w:firstLine="454"/>
+      </w:pPr>
+      <w:r>
+        <w:rPr>
+          <w:rFonts w:ascii="Times New Roman" w:hAnsi="Times New Roman" w:eastAsia="Times New Roman"/>
+          <w:b w:val="0"/>
+          <w:i w:val="0"/>
+          <w:sz w:val="26"/>
+        </w:rPr>
+        <w:t>Kết quả chia được trình bày thành danh sách các mảnh sao chép được từng dòng, kèm một dòng riêng ghi đường dẫn tệp dữ liệu niêm phong có nút sao chép — vì thiếu tệp này thì đủ mảnh cũng không khôi phục được. Ô nhập bí mật được xoá trắng ngay sau khi chia, và danh sách mảnh bị xoá khỏi màn hình khi người dùng chuyển sang công cụ khác, để bí mật và mã mảnh không nằm lại trên màn hình thiết bị.</w:t>
+      </w:r>
+    </w:p>
+    <w:p>
+      <w:pPr>
+        <w:ind w:firstLine="454"/>
+      </w:pPr>
+      <w:r>
+        <w:rPr>
+          <w:rFonts w:ascii="Times New Roman" w:hAnsi="Times New Roman" w:eastAsia="Times New Roman"/>
+          <w:b w:val="0"/>
+          <w:i w:val="0"/>
+          <w:sz w:val="26"/>
+        </w:rPr>
+        <w:t>Màn hình ghép lại (GD13) nhận mảnh theo hai cách: chọn các tệp mảnh, hoặc dán trực tiếp các chuỗi mảnh. Khi số mảnh chưa đủ, ứng dụng báo rõ còn thiếu bao nhiêu thay vì chỉ báo thất bại — thông tin này không làm lộ bí mật nhưng giúp người dùng biết phải làm gì tiếp.</w:t>
+      </w:r>
+    </w:p>
+    <w:p>
+      <w:pPr>
+        <w:spacing w:before="160" w:after="80"/>
+        <w:ind w:firstLine="0"/>
+        <w:jc w:val="center"/>
+      </w:pPr>
+      <w:r>
+        <w:rPr>
+          <w:rFonts w:ascii="Times New Roman" w:hAnsi="Times New Roman" w:eastAsia="Times New Roman"/>
+          <w:b w:val="0"/>
+          <w:i/>
+          <w:color w:val="4B5768"/>
+          <w:sz w:val="23"/>
+        </w:rPr>
+        <w:t>Bảng 12. Màn hình giao diện của nhóm 4</w:t>
+      </w:r>
+    </w:p>
+    <w:tbl>
+      <w:tblPr>
+        <w:tblStyle w:val="TableGrid"/>
+        <w:tblW w:type="auto" w:w="0"/>
+        <w:jc w:val="center"/>
+        <w:tblLook w:firstColumn="1" w:firstRow="1" w:lastColumn="0" w:lastRow="0" w:noHBand="0" w:noVBand="1" w:val="04A0"/>
+      </w:tblPr>
+      <w:tblGrid>
+        <w:gridCol w:w="3024"/>
+        <w:gridCol w:w="3024"/>
+        <w:gridCol w:w="3024"/>
+      </w:tblGrid>
+      <w:tr>
+        <w:tc>
+          <w:tcPr>
+            <w:tcW w:type="dxa" w:w="1361"/>
+            <w:shd w:val="clear" w:fill="DCE6F1"/>
+          </w:tcPr>
+          <w:p>
+            <w:pPr>
+              <w:spacing w:after="40" w:line="269" w:lineRule="auto"/>
+              <w:ind w:firstLine="0"/>
+              <w:jc w:val="center"/>
+            </w:pPr>
+            <w:r>
+              <w:rPr>
+                <w:rFonts w:ascii="Times New Roman" w:hAnsi="Times New Roman" w:eastAsia="Times New Roman"/>
+                <w:b/>
+                <w:i w:val="0"/>
+                <w:sz w:val="24"/>
+              </w:rPr>
+              <w:t>Mã màn hình</w:t>
+            </w:r>
+          </w:p>
+        </w:tc>
+        <w:tc>
+          <w:tcPr>
+            <w:tcW w:type="dxa" w:w="2494"/>
+            <w:shd w:val="clear" w:fill="DCE6F1"/>
+          </w:tcPr>
+          <w:p>
+            <w:pPr>
+              <w:spacing w:after="40" w:line="269" w:lineRule="auto"/>
+              <w:ind w:firstLine="0"/>
+              <w:jc w:val="center"/>
+            </w:pPr>
+            <w:r>
+              <w:rPr>
+                <w:rFonts w:ascii="Times New Roman" w:hAnsi="Times New Roman" w:eastAsia="Times New Roman"/>
+                <w:b/>
+                <w:i w:val="0"/>
+                <w:sz w:val="24"/>
+              </w:rPr>
+              <w:t>Tên màn hình</w:t>
+            </w:r>
+          </w:p>
+        </w:tc>
+        <w:tc>
+          <w:tcPr>
+            <w:tcW w:type="dxa" w:w="4932"/>
+            <w:shd w:val="clear" w:fill="DCE6F1"/>
+          </w:tcPr>
+          <w:p>
+            <w:pPr>
+              <w:spacing w:after="40" w:line="269" w:lineRule="auto"/>
+              <w:ind w:firstLine="0"/>
+              <w:jc w:val="center"/>
+            </w:pPr>
+            <w:r>
+              <w:rPr>
+                <w:rFonts w:ascii="Times New Roman" w:hAnsi="Times New Roman" w:eastAsia="Times New Roman"/>
+                <w:b/>
+                <w:i w:val="0"/>
+                <w:sz w:val="24"/>
+              </w:rPr>
+              <w:t>Lệnh nghiệp vụ màn hình này gọi</w:t>
+            </w:r>
+          </w:p>
+        </w:tc>
+      </w:tr>
+      <w:tr>
+        <w:tc>
+          <w:tcPr>
+            <w:tcW w:type="dxa" w:w="1361"/>
+          </w:tcPr>
+          <w:p>
+            <w:pPr>
+              <w:spacing w:after="40" w:line="269" w:lineRule="auto"/>
+              <w:ind w:firstLine="0"/>
+              <w:jc w:val="left"/>
+            </w:pPr>
+            <w:r>
+              <w:rPr>
+                <w:rFonts w:ascii="Times New Roman" w:hAnsi="Times New Roman" w:eastAsia="Times New Roman"/>
+                <w:b w:val="0"/>
+                <w:i w:val="0"/>
+                <w:sz w:val="24"/>
+              </w:rPr>
+              <w:t>GD11</w:t>
+            </w:r>
+          </w:p>
+        </w:tc>
+        <w:tc>
+          <w:tcPr>
+            <w:tcW w:type="dxa" w:w="2494"/>
+          </w:tcPr>
+          <w:p>
+            <w:pPr>
+              <w:spacing w:after="40" w:line="269" w:lineRule="auto"/>
+              <w:ind w:firstLine="0"/>
+              <w:jc w:val="center"/>
+            </w:pPr>
+            <w:r>
+              <w:rPr>
+                <w:rFonts w:ascii="Times New Roman" w:hAnsi="Times New Roman" w:eastAsia="Times New Roman"/>
+                <w:b w:val="0"/>
+                <w:i w:val="0"/>
+                <w:sz w:val="24"/>
+              </w:rPr>
+              <w:t>Chia nhỏ bí mật</w:t>
+            </w:r>
+          </w:p>
+        </w:tc>
+        <w:tc>
+          <w:tcPr>
+            <w:tcW w:type="dxa" w:w="4932"/>
+          </w:tcPr>
+          <w:p>
+            <w:pPr>
+              <w:spacing w:after="40" w:line="269" w:lineRule="auto"/>
+              <w:ind w:firstLine="0"/>
+              <w:jc w:val="center"/>
+            </w:pPr>
+            <w:r>
+              <w:rPr>
+                <w:rFonts w:ascii="Times New Roman" w:hAnsi="Times New Roman" w:eastAsia="Times New Roman"/>
+                <w:b w:val="0"/>
+                <w:i w:val="0"/>
+                <w:sz w:val="24"/>
+              </w:rPr>
+              <w:t>shares_​split_​secret</w:t>
+            </w:r>
+          </w:p>
+        </w:tc>
+      </w:tr>
+      <w:tr>
+        <w:tc>
+          <w:tcPr>
+            <w:tcW w:type="dxa" w:w="1361"/>
+          </w:tcPr>
+          <w:p>
+            <w:pPr>
+              <w:spacing w:after="40" w:line="269" w:lineRule="auto"/>
+              <w:ind w:firstLine="0"/>
+              <w:jc w:val="left"/>
+            </w:pPr>
+            <w:r>
+              <w:rPr>
+                <w:rFonts w:ascii="Times New Roman" w:hAnsi="Times New Roman" w:eastAsia="Times New Roman"/>
+                <w:b w:val="0"/>
+                <w:i w:val="0"/>
+                <w:sz w:val="24"/>
+              </w:rPr>
+              <w:t>GD12</w:t>
+            </w:r>
+          </w:p>
+        </w:tc>
+        <w:tc>
+          <w:tcPr>
+            <w:tcW w:type="dxa" w:w="2494"/>
+          </w:tcPr>
+          <w:p>
+            <w:pPr>
+              <w:spacing w:after="40" w:line="269" w:lineRule="auto"/>
+              <w:ind w:firstLine="0"/>
+              <w:jc w:val="center"/>
+            </w:pPr>
+            <w:r>
+              <w:rPr>
+                <w:rFonts w:ascii="Times New Roman" w:hAnsi="Times New Roman" w:eastAsia="Times New Roman"/>
+                <w:b w:val="0"/>
+                <w:i w:val="0"/>
+                <w:sz w:val="24"/>
+              </w:rPr>
+              <w:t>Chia nhỏ tệp</w:t>
+            </w:r>
+          </w:p>
+        </w:tc>
+        <w:tc>
+          <w:tcPr>
+            <w:tcW w:type="dxa" w:w="4932"/>
+          </w:tcPr>
+          <w:p>
+            <w:pPr>
+              <w:spacing w:after="40" w:line="269" w:lineRule="auto"/>
+              <w:ind w:firstLine="0"/>
+              <w:jc w:val="center"/>
+            </w:pPr>
+            <w:r>
+              <w:rPr>
+                <w:rFonts w:ascii="Times New Roman" w:hAnsi="Times New Roman" w:eastAsia="Times New Roman"/>
+                <w:b w:val="0"/>
+                <w:i w:val="0"/>
+                <w:sz w:val="24"/>
+              </w:rPr>
+              <w:t>shares_​split_​file</w:t>
+            </w:r>
+          </w:p>
+        </w:tc>
+      </w:tr>
+      <w:tr>
+        <w:tc>
+          <w:tcPr>
+            <w:tcW w:type="dxa" w:w="1361"/>
+          </w:tcPr>
+          <w:p>
+            <w:pPr>
+              <w:spacing w:after="40" w:line="269" w:lineRule="auto"/>
+              <w:ind w:firstLine="0"/>
+              <w:jc w:val="left"/>
+            </w:pPr>
+            <w:r>
+              <w:rPr>
+                <w:rFonts w:ascii="Times New Roman" w:hAnsi="Times New Roman" w:eastAsia="Times New Roman"/>
+                <w:b w:val="0"/>
+                <w:i w:val="0"/>
+                <w:sz w:val="24"/>
+              </w:rPr>
+              <w:t>GD13</w:t>
+            </w:r>
+          </w:p>
+        </w:tc>
+        <w:tc>
+          <w:tcPr>
+            <w:tcW w:type="dxa" w:w="2494"/>
+          </w:tcPr>
+          <w:p>
+            <w:pPr>
+              <w:spacing w:after="40" w:line="269" w:lineRule="auto"/>
+              <w:ind w:firstLine="0"/>
+              <w:jc w:val="center"/>
+            </w:pPr>
+            <w:r>
+              <w:rPr>
+                <w:rFonts w:ascii="Times New Roman" w:hAnsi="Times New Roman" w:eastAsia="Times New Roman"/>
+                <w:b w:val="0"/>
+                <w:i w:val="0"/>
+                <w:sz w:val="24"/>
+              </w:rPr>
+              <w:t>Ghép lại từ các mảnh</w:t>
+            </w:r>
+          </w:p>
+        </w:tc>
+        <w:tc>
+          <w:tcPr>
+            <w:tcW w:type="dxa" w:w="4932"/>
+          </w:tcPr>
+          <w:p>
+            <w:pPr>
+              <w:spacing w:after="40" w:line="269" w:lineRule="auto"/>
+              <w:ind w:firstLine="0"/>
+              <w:jc w:val="left"/>
+            </w:pPr>
+            <w:r>
+              <w:rPr>
+                <w:rFonts w:ascii="Times New Roman" w:hAnsi="Times New Roman" w:eastAsia="Times New Roman"/>
+                <w:b w:val="0"/>
+                <w:i w:val="0"/>
+                <w:sz w:val="24"/>
+              </w:rPr>
+              <w:t>shares_​recover_​secret, copy_​file</w:t>
+            </w:r>
+          </w:p>
+        </w:tc>
+      </w:tr>
+      <w:tr>
+        <w:tc>
+          <w:tcPr>
+            <w:tcW w:type="dxa" w:w="1361"/>
+          </w:tcPr>
+          <w:p>
+            <w:pPr>
+              <w:spacing w:after="40" w:line="269" w:lineRule="auto"/>
+              <w:ind w:firstLine="0"/>
+              <w:jc w:val="left"/>
+            </w:pPr>
+            <w:r>
+              <w:rPr>
+                <w:rFonts w:ascii="Times New Roman" w:hAnsi="Times New Roman" w:eastAsia="Times New Roman"/>
+                <w:b w:val="0"/>
+                <w:i w:val="0"/>
+                <w:sz w:val="24"/>
+              </w:rPr>
+              <w:t>GD14</w:t>
+            </w:r>
+          </w:p>
+        </w:tc>
+        <w:tc>
+          <w:tcPr>
+            <w:tcW w:type="dxa" w:w="2494"/>
+          </w:tcPr>
+          <w:p>
+            <w:pPr>
+              <w:spacing w:after="40" w:line="269" w:lineRule="auto"/>
+              <w:ind w:firstLine="0"/>
+              <w:jc w:val="left"/>
+            </w:pPr>
+            <w:r>
+              <w:rPr>
+                <w:rFonts w:ascii="Times New Roman" w:hAnsi="Times New Roman" w:eastAsia="Times New Roman"/>
+                <w:b w:val="0"/>
+                <w:i w:val="0"/>
+                <w:sz w:val="24"/>
+              </w:rPr>
+              <w:t>Chuyển mảnh bằng mã QR</w:t>
+            </w:r>
+          </w:p>
+        </w:tc>
+        <w:tc>
+          <w:tcPr>
+            <w:tcW w:type="dxa" w:w="4932"/>
+          </w:tcPr>
+          <w:p>
+            <w:pPr>
+              <w:spacing w:after="40" w:line="269" w:lineRule="auto"/>
+              <w:ind w:firstLine="0"/>
+              <w:jc w:val="left"/>
+            </w:pPr>
+            <w:r>
+              <w:rPr>
+                <w:rFonts w:ascii="Times New Roman" w:hAnsi="Times New Roman" w:eastAsia="Times New Roman"/>
+                <w:b w:val="0"/>
+                <w:i w:val="0"/>
+                <w:sz w:val="24"/>
+              </w:rPr>
+              <w:t>shares_​export_​qr, shares_​recover_​from_​qr</w:t>
+            </w:r>
+          </w:p>
+        </w:tc>
+      </w:tr>
+    </w:tbl>
+    <w:p>
+      <w:pPr>
+        <w:spacing w:before="40"/>
+        <w:ind w:firstLine="0"/>
+      </w:pPr>
+      <w:r>
+        <w:rPr>
+          <w:rFonts w:ascii="Times New Roman" w:hAnsi="Times New Roman" w:eastAsia="Times New Roman"/>
+          <w:b w:val="0"/>
+          <w:i/>
+          <w:color w:val="4B5768"/>
+          <w:sz w:val="22"/>
+        </w:rPr>
+        <w:t>Ảnh chụp các màn hình này ở Phụ lục C. Cột lệnh nghiệp vụ đối chiếu trực tiếp với bảng chức năng ở trên: không có lệnh nào của lõi mà giao diện không gọi tới, và không có nút nào trên giao diện gọi tới thứ ngoài danh sách này.</w:t>
+      </w:r>
+    </w:p>
     <w:p>
       <w:pPr>
         <w:spacing w:after="40"/>
@@ -7501,7 +9011,7 @@
           <w:color w:val="4B5768"/>
           <w:sz w:val="23"/>
         </w:rPr>
-        <w:t>Bảng 9. Nhóm 5</w:t>
+        <w:t>Bảng 13. Nhóm 5</w:t>
       </w:r>
     </w:p>
     <w:tbl>
@@ -7866,6 +9376,373 @@
         </w:tc>
       </w:tr>
     </w:tbl>
+    <w:p>
+      <w:pPr>
+        <w:spacing w:after="40"/>
+      </w:pPr>
+    </w:p>
+    <w:p>
+      <w:r>
+        <w:rPr>
+          <w:rFonts w:ascii="Times New Roman" w:hAnsi="Times New Roman" w:eastAsia="Times New Roman"/>
+          <w:b/>
+          <w:i w:val="0"/>
+          <w:sz w:val="26"/>
+        </w:rPr>
+        <w:t>Giao diện tương ứng</w:t>
+      </w:r>
+    </w:p>
+    <w:p>
+      <w:pPr>
+        <w:ind w:firstLine="454"/>
+      </w:pPr>
+      <w:r>
+        <w:rPr>
+          <w:rFonts w:ascii="Times New Roman" w:hAnsi="Times New Roman" w:eastAsia="Times New Roman"/>
+          <w:b w:val="0"/>
+          <w:i w:val="0"/>
+          <w:sz w:val="26"/>
+        </w:rPr>
+        <w:t>Ba màn hình (GD15–GD17) đặt cạnh nhau có dụng ý sư phạm: giấu, lấy ra, và phát hiện. Người học nhìn thấy ngay rằng che giấu là một kỹ thuật *có thể bị phát hiện*, chứ không phải một lớp bảo vệ tuyệt đối.</w:t>
+      </w:r>
+    </w:p>
+    <w:p>
+      <w:pPr>
+        <w:ind w:firstLine="454"/>
+      </w:pPr>
+      <w:r>
+        <w:rPr>
+          <w:rFonts w:ascii="Times New Roman" w:hAnsi="Times New Roman" w:eastAsia="Times New Roman"/>
+          <w:b w:val="0"/>
+          <w:i w:val="0"/>
+          <w:sz w:val="26"/>
+        </w:rPr>
+        <w:t>Màn hình giấu dữ liệu (GD15) yêu cầu ảnh nền, tệp cần giấu, mật khẩu và nơi lưu; phần “Thông tin thêm” nói rõ ảnh nền không mất chất lượng thì kết quả lưu ở định dạng gốc, và mô tả thứ tự xử lý là mã hoá trước rồi mới nhúng.</w:t>
+      </w:r>
+    </w:p>
+    <w:p>
+      <w:pPr>
+        <w:ind w:firstLine="454"/>
+      </w:pPr>
+      <w:r>
+        <w:rPr>
+          <w:rFonts w:ascii="Times New Roman" w:hAnsi="Times New Roman" w:eastAsia="Times New Roman"/>
+          <w:b w:val="0"/>
+          <w:i w:val="0"/>
+          <w:sz w:val="26"/>
+        </w:rPr>
+        <w:t>Màn hình phát hiện (GD17) là màn hình mà tác giả chủ động *hạ thấp* kỳ vọng của người dùng: kết quả được diễn đạt thành mức độ nghi ngờ kèm giải thích, và ngay dòng mô tả đầu màn hình đã ghi rõ đây là phép thử theo kinh nghiệm — có thể chỉ ra dấu hiệu đáng ngờ nhưng không bao giờ chứng minh được một ảnh là sạch. Đây là lựa chọn thiết kế đi ngược xu hướng phần mềm thường thấy (luôn báo “an toàn”), và là một nội dung huấn luyện có giá trị.</w:t>
+      </w:r>
+    </w:p>
+    <w:p>
+      <w:pPr>
+        <w:spacing w:before="160" w:after="80"/>
+        <w:ind w:firstLine="0"/>
+        <w:jc w:val="center"/>
+      </w:pPr>
+      <w:r>
+        <w:rPr>
+          <w:rFonts w:ascii="Times New Roman" w:hAnsi="Times New Roman" w:eastAsia="Times New Roman"/>
+          <w:b w:val="0"/>
+          <w:i/>
+          <w:color w:val="4B5768"/>
+          <w:sz w:val="23"/>
+        </w:rPr>
+        <w:t>Bảng 14. Màn hình giao diện của nhóm 5</w:t>
+      </w:r>
+    </w:p>
+    <w:tbl>
+      <w:tblPr>
+        <w:tblStyle w:val="TableGrid"/>
+        <w:tblW w:type="auto" w:w="0"/>
+        <w:jc w:val="center"/>
+        <w:tblLook w:firstColumn="1" w:firstRow="1" w:lastColumn="0" w:lastRow="0" w:noHBand="0" w:noVBand="1" w:val="04A0"/>
+      </w:tblPr>
+      <w:tblGrid>
+        <w:gridCol w:w="3024"/>
+        <w:gridCol w:w="3024"/>
+        <w:gridCol w:w="3024"/>
+      </w:tblGrid>
+      <w:tr>
+        <w:tc>
+          <w:tcPr>
+            <w:tcW w:type="dxa" w:w="1361"/>
+            <w:shd w:val="clear" w:fill="DCE6F1"/>
+          </w:tcPr>
+          <w:p>
+            <w:pPr>
+              <w:spacing w:after="40" w:line="269" w:lineRule="auto"/>
+              <w:ind w:firstLine="0"/>
+              <w:jc w:val="center"/>
+            </w:pPr>
+            <w:r>
+              <w:rPr>
+                <w:rFonts w:ascii="Times New Roman" w:hAnsi="Times New Roman" w:eastAsia="Times New Roman"/>
+                <w:b/>
+                <w:i w:val="0"/>
+                <w:sz w:val="24"/>
+              </w:rPr>
+              <w:t>Mã màn hình</w:t>
+            </w:r>
+          </w:p>
+        </w:tc>
+        <w:tc>
+          <w:tcPr>
+            <w:tcW w:type="dxa" w:w="2494"/>
+            <w:shd w:val="clear" w:fill="DCE6F1"/>
+          </w:tcPr>
+          <w:p>
+            <w:pPr>
+              <w:spacing w:after="40" w:line="269" w:lineRule="auto"/>
+              <w:ind w:firstLine="0"/>
+              <w:jc w:val="center"/>
+            </w:pPr>
+            <w:r>
+              <w:rPr>
+                <w:rFonts w:ascii="Times New Roman" w:hAnsi="Times New Roman" w:eastAsia="Times New Roman"/>
+                <w:b/>
+                <w:i w:val="0"/>
+                <w:sz w:val="24"/>
+              </w:rPr>
+              <w:t>Tên màn hình</w:t>
+            </w:r>
+          </w:p>
+        </w:tc>
+        <w:tc>
+          <w:tcPr>
+            <w:tcW w:type="dxa" w:w="4932"/>
+            <w:shd w:val="clear" w:fill="DCE6F1"/>
+          </w:tcPr>
+          <w:p>
+            <w:pPr>
+              <w:spacing w:after="40" w:line="269" w:lineRule="auto"/>
+              <w:ind w:firstLine="0"/>
+              <w:jc w:val="center"/>
+            </w:pPr>
+            <w:r>
+              <w:rPr>
+                <w:rFonts w:ascii="Times New Roman" w:hAnsi="Times New Roman" w:eastAsia="Times New Roman"/>
+                <w:b/>
+                <w:i w:val="0"/>
+                <w:sz w:val="24"/>
+              </w:rPr>
+              <w:t>Lệnh nghiệp vụ màn hình này gọi</w:t>
+            </w:r>
+          </w:p>
+        </w:tc>
+      </w:tr>
+      <w:tr>
+        <w:tc>
+          <w:tcPr>
+            <w:tcW w:type="dxa" w:w="1361"/>
+          </w:tcPr>
+          <w:p>
+            <w:pPr>
+              <w:spacing w:after="40" w:line="269" w:lineRule="auto"/>
+              <w:ind w:firstLine="0"/>
+              <w:jc w:val="left"/>
+            </w:pPr>
+            <w:r>
+              <w:rPr>
+                <w:rFonts w:ascii="Times New Roman" w:hAnsi="Times New Roman" w:eastAsia="Times New Roman"/>
+                <w:b w:val="0"/>
+                <w:i w:val="0"/>
+                <w:sz w:val="24"/>
+              </w:rPr>
+              <w:t>GD15</w:t>
+            </w:r>
+          </w:p>
+        </w:tc>
+        <w:tc>
+          <w:tcPr>
+            <w:tcW w:type="dxa" w:w="2494"/>
+          </w:tcPr>
+          <w:p>
+            <w:pPr>
+              <w:spacing w:after="40" w:line="269" w:lineRule="auto"/>
+              <w:ind w:firstLine="0"/>
+              <w:jc w:val="left"/>
+            </w:pPr>
+            <w:r>
+              <w:rPr>
+                <w:rFonts w:ascii="Times New Roman" w:hAnsi="Times New Roman" w:eastAsia="Times New Roman"/>
+                <w:b w:val="0"/>
+                <w:i w:val="0"/>
+                <w:sz w:val="24"/>
+              </w:rPr>
+              <w:t>Giấu dữ liệu trong ảnh</w:t>
+            </w:r>
+          </w:p>
+        </w:tc>
+        <w:tc>
+          <w:tcPr>
+            <w:tcW w:type="dxa" w:w="4932"/>
+          </w:tcPr>
+          <w:p>
+            <w:pPr>
+              <w:spacing w:after="40" w:line="269" w:lineRule="auto"/>
+              <w:ind w:firstLine="0"/>
+              <w:jc w:val="center"/>
+            </w:pPr>
+            <w:r>
+              <w:rPr>
+                <w:rFonts w:ascii="Times New Roman" w:hAnsi="Times New Roman" w:eastAsia="Times New Roman"/>
+                <w:b w:val="0"/>
+                <w:i w:val="0"/>
+                <w:sz w:val="24"/>
+              </w:rPr>
+              <w:t>stego_​hide</w:t>
+            </w:r>
+          </w:p>
+        </w:tc>
+      </w:tr>
+      <w:tr>
+        <w:tc>
+          <w:tcPr>
+            <w:tcW w:type="dxa" w:w="1361"/>
+          </w:tcPr>
+          <w:p>
+            <w:pPr>
+              <w:spacing w:after="40" w:line="269" w:lineRule="auto"/>
+              <w:ind w:firstLine="0"/>
+              <w:jc w:val="left"/>
+            </w:pPr>
+            <w:r>
+              <w:rPr>
+                <w:rFonts w:ascii="Times New Roman" w:hAnsi="Times New Roman" w:eastAsia="Times New Roman"/>
+                <w:b w:val="0"/>
+                <w:i w:val="0"/>
+                <w:sz w:val="24"/>
+              </w:rPr>
+              <w:t>GD16</w:t>
+            </w:r>
+          </w:p>
+        </w:tc>
+        <w:tc>
+          <w:tcPr>
+            <w:tcW w:type="dxa" w:w="2494"/>
+          </w:tcPr>
+          <w:p>
+            <w:pPr>
+              <w:spacing w:after="40" w:line="269" w:lineRule="auto"/>
+              <w:ind w:firstLine="0"/>
+              <w:jc w:val="center"/>
+            </w:pPr>
+            <w:r>
+              <w:rPr>
+                <w:rFonts w:ascii="Times New Roman" w:hAnsi="Times New Roman" w:eastAsia="Times New Roman"/>
+                <w:b w:val="0"/>
+                <w:i w:val="0"/>
+                <w:sz w:val="24"/>
+              </w:rPr>
+              <w:t>Hiện dữ liệu ẩn</w:t>
+            </w:r>
+          </w:p>
+        </w:tc>
+        <w:tc>
+          <w:tcPr>
+            <w:tcW w:type="dxa" w:w="4932"/>
+          </w:tcPr>
+          <w:p>
+            <w:pPr>
+              <w:spacing w:after="40" w:line="269" w:lineRule="auto"/>
+              <w:ind w:firstLine="0"/>
+              <w:jc w:val="left"/>
+            </w:pPr>
+            <w:r>
+              <w:rPr>
+                <w:rFonts w:ascii="Times New Roman" w:hAnsi="Times New Roman" w:eastAsia="Times New Roman"/>
+                <w:b w:val="0"/>
+                <w:i w:val="0"/>
+                <w:sz w:val="24"/>
+              </w:rPr>
+              <w:t>stego_​extract, copy_​file</w:t>
+            </w:r>
+          </w:p>
+        </w:tc>
+      </w:tr>
+      <w:tr>
+        <w:tc>
+          <w:tcPr>
+            <w:tcW w:type="dxa" w:w="1361"/>
+          </w:tcPr>
+          <w:p>
+            <w:pPr>
+              <w:spacing w:after="40" w:line="269" w:lineRule="auto"/>
+              <w:ind w:firstLine="0"/>
+              <w:jc w:val="left"/>
+            </w:pPr>
+            <w:r>
+              <w:rPr>
+                <w:rFonts w:ascii="Times New Roman" w:hAnsi="Times New Roman" w:eastAsia="Times New Roman"/>
+                <w:b w:val="0"/>
+                <w:i w:val="0"/>
+                <w:sz w:val="24"/>
+              </w:rPr>
+              <w:t>GD17</w:t>
+            </w:r>
+          </w:p>
+        </w:tc>
+        <w:tc>
+          <w:tcPr>
+            <w:tcW w:type="dxa" w:w="2494"/>
+          </w:tcPr>
+          <w:p>
+            <w:pPr>
+              <w:spacing w:after="40" w:line="269" w:lineRule="auto"/>
+              <w:ind w:firstLine="0"/>
+              <w:jc w:val="center"/>
+            </w:pPr>
+            <w:r>
+              <w:rPr>
+                <w:rFonts w:ascii="Times New Roman" w:hAnsi="Times New Roman" w:eastAsia="Times New Roman"/>
+                <w:b w:val="0"/>
+                <w:i w:val="0"/>
+                <w:sz w:val="24"/>
+              </w:rPr>
+              <w:t>Phát hiện dữ liệu ẩn</w:t>
+            </w:r>
+          </w:p>
+        </w:tc>
+        <w:tc>
+          <w:tcPr>
+            <w:tcW w:type="dxa" w:w="4932"/>
+          </w:tcPr>
+          <w:p>
+            <w:pPr>
+              <w:spacing w:after="40" w:line="269" w:lineRule="auto"/>
+              <w:ind w:firstLine="0"/>
+              <w:jc w:val="center"/>
+            </w:pPr>
+            <w:r>
+              <w:rPr>
+                <w:rFonts w:ascii="Times New Roman" w:hAnsi="Times New Roman" w:eastAsia="Times New Roman"/>
+                <w:b w:val="0"/>
+                <w:i w:val="0"/>
+                <w:sz w:val="24"/>
+              </w:rPr>
+              <w:t>stego_​detect</w:t>
+            </w:r>
+          </w:p>
+        </w:tc>
+      </w:tr>
+    </w:tbl>
+    <w:p>
+      <w:pPr>
+        <w:spacing w:before="40"/>
+        <w:ind w:firstLine="0"/>
+      </w:pPr>
+      <w:r>
+        <w:rPr>
+          <w:rFonts w:ascii="Times New Roman" w:hAnsi="Times New Roman" w:eastAsia="Times New Roman"/>
+          <w:b w:val="0"/>
+          <w:i/>
+          <w:color w:val="4B5768"/>
+          <w:sz w:val="22"/>
+        </w:rPr>
+        <w:t>Ảnh chụp các màn hình này ở Phụ lục C. Cột lệnh nghiệp vụ đối chiếu trực tiếp với bảng chức năng ở trên: không có lệnh nào của lõi mà giao diện không gọi tới, và không có nút nào trên giao diện gọi tới thứ ngoài danh sách này.</w:t>
+      </w:r>
+    </w:p>
     <w:p>
       <w:pPr>
         <w:spacing w:after="40"/>
@@ -7915,7 +9792,7 @@
           <w:color w:val="4B5768"/>
           <w:sz w:val="23"/>
         </w:rPr>
-        <w:t>Bảng 10. Nhóm 6</w:t>
+        <w:t>Bảng 15. Nhóm 6</w:t>
       </w:r>
     </w:p>
     <w:tbl>
@@ -8194,6 +10071,229 @@
         </w:tc>
       </w:tr>
     </w:tbl>
+    <w:p>
+      <w:pPr>
+        <w:spacing w:after="40"/>
+      </w:pPr>
+    </w:p>
+    <w:p>
+      <w:r>
+        <w:rPr>
+          <w:rFonts w:ascii="Times New Roman" w:hAnsi="Times New Roman" w:eastAsia="Times New Roman"/>
+          <w:b/>
+          <w:i w:val="0"/>
+          <w:sz w:val="26"/>
+        </w:rPr>
+        <w:t>Giao diện tương ứng</w:t>
+      </w:r>
+    </w:p>
+    <w:p>
+      <w:pPr>
+        <w:ind w:firstLine="454"/>
+      </w:pPr>
+      <w:r>
+        <w:rPr>
+          <w:rFonts w:ascii="Times New Roman" w:hAnsi="Times New Roman" w:eastAsia="Times New Roman"/>
+          <w:b w:val="0"/>
+          <w:i w:val="0"/>
+          <w:sz w:val="26"/>
+        </w:rPr>
+        <w:t>Màn hình GD18 chứa cả hai chiều của nghiệp vụ thuỷ vân — đóng dấu và kiểm tra — xếp thành hai khối trên cùng một màn hình, vì hai thao tác này dùng chung đúng một mật khẩu và người dùng thường làm cả hai trong cùng một phiên.</w:t>
+      </w:r>
+    </w:p>
+    <w:p>
+      <w:pPr>
+        <w:ind w:firstLine="454"/>
+      </w:pPr>
+      <w:r>
+        <w:rPr>
+          <w:rFonts w:ascii="Times New Roman" w:hAnsi="Times New Roman" w:eastAsia="Times New Roman"/>
+          <w:b w:val="0"/>
+          <w:i w:val="0"/>
+          <w:sz w:val="26"/>
+        </w:rPr>
+        <w:t>Phần “Thông tin thêm” nêu rõ hai ràng buộc quyết định kết quả: khả năng chống giả mạo của dấu phụ thuộc vào độ mạnh của mật khẩu, và ảnh phải được lưu ở định dạng không mất chất lượng — lưu lại thành JPEG hoặc đổi kích thước sẽ phá huỷ dấu. Ràng buộc thứ hai được nhắc lại một lần nữa trong nội dung thông báo khi kiểm tra không tìm thấy dấu hợp lệ, để người dùng phân biệt được “ảnh bị sửa” với “ảnh đã bị lưu lại sai định dạng”.</w:t>
+      </w:r>
+    </w:p>
+    <w:p>
+      <w:pPr>
+        <w:spacing w:before="160" w:after="80"/>
+        <w:ind w:firstLine="0"/>
+        <w:jc w:val="center"/>
+      </w:pPr>
+      <w:r>
+        <w:rPr>
+          <w:rFonts w:ascii="Times New Roman" w:hAnsi="Times New Roman" w:eastAsia="Times New Roman"/>
+          <w:b w:val="0"/>
+          <w:i/>
+          <w:color w:val="4B5768"/>
+          <w:sz w:val="23"/>
+        </w:rPr>
+        <w:t>Bảng 16. Màn hình giao diện của nhóm 6</w:t>
+      </w:r>
+    </w:p>
+    <w:tbl>
+      <w:tblPr>
+        <w:tblStyle w:val="TableGrid"/>
+        <w:tblW w:type="auto" w:w="0"/>
+        <w:jc w:val="center"/>
+        <w:tblLook w:firstColumn="1" w:firstRow="1" w:lastColumn="0" w:lastRow="0" w:noHBand="0" w:noVBand="1" w:val="04A0"/>
+      </w:tblPr>
+      <w:tblGrid>
+        <w:gridCol w:w="3024"/>
+        <w:gridCol w:w="3024"/>
+        <w:gridCol w:w="3024"/>
+      </w:tblGrid>
+      <w:tr>
+        <w:tc>
+          <w:tcPr>
+            <w:tcW w:type="dxa" w:w="1361"/>
+            <w:shd w:val="clear" w:fill="DCE6F1"/>
+          </w:tcPr>
+          <w:p>
+            <w:pPr>
+              <w:spacing w:after="40" w:line="269" w:lineRule="auto"/>
+              <w:ind w:firstLine="0"/>
+              <w:jc w:val="center"/>
+            </w:pPr>
+            <w:r>
+              <w:rPr>
+                <w:rFonts w:ascii="Times New Roman" w:hAnsi="Times New Roman" w:eastAsia="Times New Roman"/>
+                <w:b/>
+                <w:i w:val="0"/>
+                <w:sz w:val="24"/>
+              </w:rPr>
+              <w:t>Mã màn hình</w:t>
+            </w:r>
+          </w:p>
+        </w:tc>
+        <w:tc>
+          <w:tcPr>
+            <w:tcW w:type="dxa" w:w="2494"/>
+            <w:shd w:val="clear" w:fill="DCE6F1"/>
+          </w:tcPr>
+          <w:p>
+            <w:pPr>
+              <w:spacing w:after="40" w:line="269" w:lineRule="auto"/>
+              <w:ind w:firstLine="0"/>
+              <w:jc w:val="center"/>
+            </w:pPr>
+            <w:r>
+              <w:rPr>
+                <w:rFonts w:ascii="Times New Roman" w:hAnsi="Times New Roman" w:eastAsia="Times New Roman"/>
+                <w:b/>
+                <w:i w:val="0"/>
+                <w:sz w:val="24"/>
+              </w:rPr>
+              <w:t>Tên màn hình</w:t>
+            </w:r>
+          </w:p>
+        </w:tc>
+        <w:tc>
+          <w:tcPr>
+            <w:tcW w:type="dxa" w:w="4932"/>
+            <w:shd w:val="clear" w:fill="DCE6F1"/>
+          </w:tcPr>
+          <w:p>
+            <w:pPr>
+              <w:spacing w:after="40" w:line="269" w:lineRule="auto"/>
+              <w:ind w:firstLine="0"/>
+              <w:jc w:val="center"/>
+            </w:pPr>
+            <w:r>
+              <w:rPr>
+                <w:rFonts w:ascii="Times New Roman" w:hAnsi="Times New Roman" w:eastAsia="Times New Roman"/>
+                <w:b/>
+                <w:i w:val="0"/>
+                <w:sz w:val="24"/>
+              </w:rPr>
+              <w:t>Lệnh nghiệp vụ màn hình này gọi</w:t>
+            </w:r>
+          </w:p>
+        </w:tc>
+      </w:tr>
+      <w:tr>
+        <w:tc>
+          <w:tcPr>
+            <w:tcW w:type="dxa" w:w="1361"/>
+          </w:tcPr>
+          <w:p>
+            <w:pPr>
+              <w:spacing w:after="40" w:line="269" w:lineRule="auto"/>
+              <w:ind w:firstLine="0"/>
+              <w:jc w:val="left"/>
+            </w:pPr>
+            <w:r>
+              <w:rPr>
+                <w:rFonts w:ascii="Times New Roman" w:hAnsi="Times New Roman" w:eastAsia="Times New Roman"/>
+                <w:b w:val="0"/>
+                <w:i w:val="0"/>
+                <w:sz w:val="24"/>
+              </w:rPr>
+              <w:t>GD18</w:t>
+            </w:r>
+          </w:p>
+        </w:tc>
+        <w:tc>
+          <w:tcPr>
+            <w:tcW w:type="dxa" w:w="2494"/>
+          </w:tcPr>
+          <w:p>
+            <w:pPr>
+              <w:spacing w:after="40" w:line="269" w:lineRule="auto"/>
+              <w:ind w:firstLine="0"/>
+              <w:jc w:val="center"/>
+            </w:pPr>
+            <w:r>
+              <w:rPr>
+                <w:rFonts w:ascii="Times New Roman" w:hAnsi="Times New Roman" w:eastAsia="Times New Roman"/>
+                <w:b w:val="0"/>
+                <w:i w:val="0"/>
+                <w:sz w:val="24"/>
+              </w:rPr>
+              <w:t>Chống giả mạo ảnh</w:t>
+            </w:r>
+          </w:p>
+        </w:tc>
+        <w:tc>
+          <w:tcPr>
+            <w:tcW w:type="dxa" w:w="4932"/>
+          </w:tcPr>
+          <w:p>
+            <w:pPr>
+              <w:spacing w:after="40" w:line="269" w:lineRule="auto"/>
+              <w:ind w:firstLine="0"/>
+              <w:jc w:val="left"/>
+            </w:pPr>
+            <w:r>
+              <w:rPr>
+                <w:rFonts w:ascii="Times New Roman" w:hAnsi="Times New Roman" w:eastAsia="Times New Roman"/>
+                <w:b w:val="0"/>
+                <w:i w:val="0"/>
+                <w:sz w:val="24"/>
+              </w:rPr>
+              <w:t>watermark_​embed, watermark_​verify</w:t>
+            </w:r>
+          </w:p>
+        </w:tc>
+      </w:tr>
+    </w:tbl>
+    <w:p>
+      <w:pPr>
+        <w:spacing w:before="40"/>
+        <w:ind w:firstLine="0"/>
+      </w:pPr>
+      <w:r>
+        <w:rPr>
+          <w:rFonts w:ascii="Times New Roman" w:hAnsi="Times New Roman" w:eastAsia="Times New Roman"/>
+          <w:b w:val="0"/>
+          <w:i/>
+          <w:color w:val="4B5768"/>
+          <w:sz w:val="22"/>
+        </w:rPr>
+        <w:t>Ảnh chụp các màn hình này ở Phụ lục C. Cột lệnh nghiệp vụ đối chiếu trực tiếp với bảng chức năng ở trên: không có lệnh nào của lõi mà giao diện không gọi tới, và không có nút nào trên giao diện gọi tới thứ ngoài danh sách này.</w:t>
+      </w:r>
+    </w:p>
     <w:p>
       <w:pPr>
         <w:spacing w:after="40"/>
@@ -8243,7 +10343,7 @@
           <w:color w:val="4B5768"/>
           <w:sz w:val="23"/>
         </w:rPr>
-        <w:t>Bảng 11. Nhóm 7</w:t>
+        <w:t>Bảng 17. Nhóm 7</w:t>
       </w:r>
     </w:p>
     <w:tbl>
@@ -8694,6 +10794,373 @@
         </w:tc>
       </w:tr>
     </w:tbl>
+    <w:p>
+      <w:pPr>
+        <w:spacing w:after="40"/>
+      </w:pPr>
+    </w:p>
+    <w:p>
+      <w:r>
+        <w:rPr>
+          <w:rFonts w:ascii="Times New Roman" w:hAnsi="Times New Roman" w:eastAsia="Times New Roman"/>
+          <w:b/>
+          <w:i w:val="0"/>
+          <w:sz w:val="26"/>
+        </w:rPr>
+        <w:t>Giao diện tương ứng</w:t>
+      </w:r>
+    </w:p>
+    <w:p>
+      <w:pPr>
+        <w:ind w:firstLine="454"/>
+      </w:pPr>
+      <w:r>
+        <w:rPr>
+          <w:rFonts w:ascii="Times New Roman" w:hAnsi="Times New Roman" w:eastAsia="Times New Roman"/>
+          <w:b w:val="0"/>
+          <w:i w:val="0"/>
+          <w:sz w:val="26"/>
+        </w:rPr>
+        <w:t>Ba màn hình (GD19–GD21) tương ứng ba nghiệp vụ xem, xoá và so sánh. Ba màn hình này còn minh hoạ một cơ chế an toàn của kiến trúc: ngay khi khởi động, giao diện hỏi lõi xem mô-đun siêu dữ liệu có sẵn sàng không; nếu không, cả ba màn hình bị vô hiệu hoá kèm dải cảnh báo, thay vì để người dùng thao tác rồi mới nhận lỗi. Nguyên tắc ở đây là *mặc định đóng*: chưa xác nhận được là còn dùng được thì coi như không dùng được.</w:t>
+      </w:r>
+    </w:p>
+    <w:p>
+      <w:pPr>
+        <w:ind w:firstLine="454"/>
+      </w:pPr>
+      <w:r>
+        <w:rPr>
+          <w:rFonts w:ascii="Times New Roman" w:hAnsi="Times New Roman" w:eastAsia="Times New Roman"/>
+          <w:b w:val="0"/>
+          <w:i w:val="0"/>
+          <w:sz w:val="26"/>
+        </w:rPr>
+        <w:t>Trên bản Android, mô-đun này là bản viết lại bằng Rust thuần nên phạm vi định dạng hẹp hơn bản máy tính để bàn. Giao diện phản ánh đúng phạm vi của bản đang chạy: dòng chú thích phạm vi được thay theo nền tảng, nêu rõ bản di động xử lý ảnh JPEG, PNG, TIFF, WebP, HEIF và xoá sạch được JPEG, PNG; định dạng ngoài phạm vi bị từ chối bằng lỗi có mã. Tác giả coi việc giao diện hứa hẹn nhiều hơn năng lực thật của bản dựng là một lỗi đúng nghĩa, không phải chuyện câu chữ.</w:t>
+      </w:r>
+    </w:p>
+    <w:p>
+      <w:pPr>
+        <w:ind w:firstLine="454"/>
+      </w:pPr>
+      <w:r>
+        <w:rPr>
+          <w:rFonts w:ascii="Times New Roman" w:hAnsi="Times New Roman" w:eastAsia="Times New Roman"/>
+          <w:b w:val="0"/>
+          <w:i w:val="0"/>
+          <w:sz w:val="26"/>
+        </w:rPr>
+        <w:t>Màn hình xoá siêu dữ liệu (GD20) luôn ghi bản sạch ra tệp mới và giữ nguyên tệp gốc; màn hình so sánh (GD21) là công cụ để người dùng tự kiểm chứng rằng bước xoá đã thực sự có tác dụng, thay vì phải tin vào thông báo của ứng dụng.</w:t>
+      </w:r>
+    </w:p>
+    <w:p>
+      <w:pPr>
+        <w:spacing w:before="160" w:after="80"/>
+        <w:ind w:firstLine="0"/>
+        <w:jc w:val="center"/>
+      </w:pPr>
+      <w:r>
+        <w:rPr>
+          <w:rFonts w:ascii="Times New Roman" w:hAnsi="Times New Roman" w:eastAsia="Times New Roman"/>
+          <w:b w:val="0"/>
+          <w:i/>
+          <w:color w:val="4B5768"/>
+          <w:sz w:val="23"/>
+        </w:rPr>
+        <w:t>Bảng 18. Màn hình giao diện của nhóm 7</w:t>
+      </w:r>
+    </w:p>
+    <w:tbl>
+      <w:tblPr>
+        <w:tblStyle w:val="TableGrid"/>
+        <w:tblW w:type="auto" w:w="0"/>
+        <w:jc w:val="center"/>
+        <w:tblLook w:firstColumn="1" w:firstRow="1" w:lastColumn="0" w:lastRow="0" w:noHBand="0" w:noVBand="1" w:val="04A0"/>
+      </w:tblPr>
+      <w:tblGrid>
+        <w:gridCol w:w="3024"/>
+        <w:gridCol w:w="3024"/>
+        <w:gridCol w:w="3024"/>
+      </w:tblGrid>
+      <w:tr>
+        <w:tc>
+          <w:tcPr>
+            <w:tcW w:type="dxa" w:w="1361"/>
+            <w:shd w:val="clear" w:fill="DCE6F1"/>
+          </w:tcPr>
+          <w:p>
+            <w:pPr>
+              <w:spacing w:after="40" w:line="269" w:lineRule="auto"/>
+              <w:ind w:firstLine="0"/>
+              <w:jc w:val="center"/>
+            </w:pPr>
+            <w:r>
+              <w:rPr>
+                <w:rFonts w:ascii="Times New Roman" w:hAnsi="Times New Roman" w:eastAsia="Times New Roman"/>
+                <w:b/>
+                <w:i w:val="0"/>
+                <w:sz w:val="24"/>
+              </w:rPr>
+              <w:t>Mã màn hình</w:t>
+            </w:r>
+          </w:p>
+        </w:tc>
+        <w:tc>
+          <w:tcPr>
+            <w:tcW w:type="dxa" w:w="2494"/>
+            <w:shd w:val="clear" w:fill="DCE6F1"/>
+          </w:tcPr>
+          <w:p>
+            <w:pPr>
+              <w:spacing w:after="40" w:line="269" w:lineRule="auto"/>
+              <w:ind w:firstLine="0"/>
+              <w:jc w:val="center"/>
+            </w:pPr>
+            <w:r>
+              <w:rPr>
+                <w:rFonts w:ascii="Times New Roman" w:hAnsi="Times New Roman" w:eastAsia="Times New Roman"/>
+                <w:b/>
+                <w:i w:val="0"/>
+                <w:sz w:val="24"/>
+              </w:rPr>
+              <w:t>Tên màn hình</w:t>
+            </w:r>
+          </w:p>
+        </w:tc>
+        <w:tc>
+          <w:tcPr>
+            <w:tcW w:type="dxa" w:w="4932"/>
+            <w:shd w:val="clear" w:fill="DCE6F1"/>
+          </w:tcPr>
+          <w:p>
+            <w:pPr>
+              <w:spacing w:after="40" w:line="269" w:lineRule="auto"/>
+              <w:ind w:firstLine="0"/>
+              <w:jc w:val="center"/>
+            </w:pPr>
+            <w:r>
+              <w:rPr>
+                <w:rFonts w:ascii="Times New Roman" w:hAnsi="Times New Roman" w:eastAsia="Times New Roman"/>
+                <w:b/>
+                <w:i w:val="0"/>
+                <w:sz w:val="24"/>
+              </w:rPr>
+              <w:t>Lệnh nghiệp vụ màn hình này gọi</w:t>
+            </w:r>
+          </w:p>
+        </w:tc>
+      </w:tr>
+      <w:tr>
+        <w:tc>
+          <w:tcPr>
+            <w:tcW w:type="dxa" w:w="1361"/>
+          </w:tcPr>
+          <w:p>
+            <w:pPr>
+              <w:spacing w:after="40" w:line="269" w:lineRule="auto"/>
+              <w:ind w:firstLine="0"/>
+              <w:jc w:val="left"/>
+            </w:pPr>
+            <w:r>
+              <w:rPr>
+                <w:rFonts w:ascii="Times New Roman" w:hAnsi="Times New Roman" w:eastAsia="Times New Roman"/>
+                <w:b w:val="0"/>
+                <w:i w:val="0"/>
+                <w:sz w:val="24"/>
+              </w:rPr>
+              <w:t>GD19</w:t>
+            </w:r>
+          </w:p>
+        </w:tc>
+        <w:tc>
+          <w:tcPr>
+            <w:tcW w:type="dxa" w:w="2494"/>
+          </w:tcPr>
+          <w:p>
+            <w:pPr>
+              <w:spacing w:after="40" w:line="269" w:lineRule="auto"/>
+              <w:ind w:firstLine="0"/>
+              <w:jc w:val="center"/>
+            </w:pPr>
+            <w:r>
+              <w:rPr>
+                <w:rFonts w:ascii="Times New Roman" w:hAnsi="Times New Roman" w:eastAsia="Times New Roman"/>
+                <w:b w:val="0"/>
+                <w:i w:val="0"/>
+                <w:sz w:val="24"/>
+              </w:rPr>
+              <w:t>Xem siêu dữ liệu</w:t>
+            </w:r>
+          </w:p>
+        </w:tc>
+        <w:tc>
+          <w:tcPr>
+            <w:tcW w:type="dxa" w:w="4932"/>
+          </w:tcPr>
+          <w:p>
+            <w:pPr>
+              <w:spacing w:after="40" w:line="269" w:lineRule="auto"/>
+              <w:ind w:firstLine="0"/>
+              <w:jc w:val="center"/>
+            </w:pPr>
+            <w:r>
+              <w:rPr>
+                <w:rFonts w:ascii="Times New Roman" w:hAnsi="Times New Roman" w:eastAsia="Times New Roman"/>
+                <w:b w:val="0"/>
+                <w:i w:val="0"/>
+                <w:sz w:val="24"/>
+              </w:rPr>
+              <w:t>metadata_​inspect</w:t>
+            </w:r>
+          </w:p>
+        </w:tc>
+      </w:tr>
+      <w:tr>
+        <w:tc>
+          <w:tcPr>
+            <w:tcW w:type="dxa" w:w="1361"/>
+          </w:tcPr>
+          <w:p>
+            <w:pPr>
+              <w:spacing w:after="40" w:line="269" w:lineRule="auto"/>
+              <w:ind w:firstLine="0"/>
+              <w:jc w:val="left"/>
+            </w:pPr>
+            <w:r>
+              <w:rPr>
+                <w:rFonts w:ascii="Times New Roman" w:hAnsi="Times New Roman" w:eastAsia="Times New Roman"/>
+                <w:b w:val="0"/>
+                <w:i w:val="0"/>
+                <w:sz w:val="24"/>
+              </w:rPr>
+              <w:t>GD20</w:t>
+            </w:r>
+          </w:p>
+        </w:tc>
+        <w:tc>
+          <w:tcPr>
+            <w:tcW w:type="dxa" w:w="2494"/>
+          </w:tcPr>
+          <w:p>
+            <w:pPr>
+              <w:spacing w:after="40" w:line="269" w:lineRule="auto"/>
+              <w:ind w:firstLine="0"/>
+              <w:jc w:val="center"/>
+            </w:pPr>
+            <w:r>
+              <w:rPr>
+                <w:rFonts w:ascii="Times New Roman" w:hAnsi="Times New Roman" w:eastAsia="Times New Roman"/>
+                <w:b w:val="0"/>
+                <w:i w:val="0"/>
+                <w:sz w:val="24"/>
+              </w:rPr>
+              <w:t>Xoá siêu dữ liệu</w:t>
+            </w:r>
+          </w:p>
+        </w:tc>
+        <w:tc>
+          <w:tcPr>
+            <w:tcW w:type="dxa" w:w="4932"/>
+          </w:tcPr>
+          <w:p>
+            <w:pPr>
+              <w:spacing w:after="40" w:line="269" w:lineRule="auto"/>
+              <w:ind w:firstLine="0"/>
+              <w:jc w:val="center"/>
+            </w:pPr>
+            <w:r>
+              <w:rPr>
+                <w:rFonts w:ascii="Times New Roman" w:hAnsi="Times New Roman" w:eastAsia="Times New Roman"/>
+                <w:b w:val="0"/>
+                <w:i w:val="0"/>
+                <w:sz w:val="24"/>
+              </w:rPr>
+              <w:t>metadata_​sanitize</w:t>
+            </w:r>
+          </w:p>
+        </w:tc>
+      </w:tr>
+      <w:tr>
+        <w:tc>
+          <w:tcPr>
+            <w:tcW w:type="dxa" w:w="1361"/>
+          </w:tcPr>
+          <w:p>
+            <w:pPr>
+              <w:spacing w:after="40" w:line="269" w:lineRule="auto"/>
+              <w:ind w:firstLine="0"/>
+              <w:jc w:val="left"/>
+            </w:pPr>
+            <w:r>
+              <w:rPr>
+                <w:rFonts w:ascii="Times New Roman" w:hAnsi="Times New Roman" w:eastAsia="Times New Roman"/>
+                <w:b w:val="0"/>
+                <w:i w:val="0"/>
+                <w:sz w:val="24"/>
+              </w:rPr>
+              <w:t>GD21</w:t>
+            </w:r>
+          </w:p>
+        </w:tc>
+        <w:tc>
+          <w:tcPr>
+            <w:tcW w:type="dxa" w:w="2494"/>
+          </w:tcPr>
+          <w:p>
+            <w:pPr>
+              <w:spacing w:after="40" w:line="269" w:lineRule="auto"/>
+              <w:ind w:firstLine="0"/>
+              <w:jc w:val="center"/>
+            </w:pPr>
+            <w:r>
+              <w:rPr>
+                <w:rFonts w:ascii="Times New Roman" w:hAnsi="Times New Roman" w:eastAsia="Times New Roman"/>
+                <w:b w:val="0"/>
+                <w:i w:val="0"/>
+                <w:sz w:val="24"/>
+              </w:rPr>
+              <w:t>So sánh siêu dữ liệu</w:t>
+            </w:r>
+          </w:p>
+        </w:tc>
+        <w:tc>
+          <w:tcPr>
+            <w:tcW w:type="dxa" w:w="4932"/>
+          </w:tcPr>
+          <w:p>
+            <w:pPr>
+              <w:spacing w:after="40" w:line="269" w:lineRule="auto"/>
+              <w:ind w:firstLine="0"/>
+              <w:jc w:val="center"/>
+            </w:pPr>
+            <w:r>
+              <w:rPr>
+                <w:rFonts w:ascii="Times New Roman" w:hAnsi="Times New Roman" w:eastAsia="Times New Roman"/>
+                <w:b w:val="0"/>
+                <w:i w:val="0"/>
+                <w:sz w:val="24"/>
+              </w:rPr>
+              <w:t>metadata_​diff</w:t>
+            </w:r>
+          </w:p>
+        </w:tc>
+      </w:tr>
+    </w:tbl>
+    <w:p>
+      <w:pPr>
+        <w:spacing w:before="40"/>
+        <w:ind w:firstLine="0"/>
+      </w:pPr>
+      <w:r>
+        <w:rPr>
+          <w:rFonts w:ascii="Times New Roman" w:hAnsi="Times New Roman" w:eastAsia="Times New Roman"/>
+          <w:b w:val="0"/>
+          <w:i/>
+          <w:color w:val="4B5768"/>
+          <w:sz w:val="22"/>
+        </w:rPr>
+        <w:t>Ảnh chụp các màn hình này ở Phụ lục C. Cột lệnh nghiệp vụ đối chiếu trực tiếp với bảng chức năng ở trên: không có lệnh nào của lõi mà giao diện không gọi tới, và không có nút nào trên giao diện gọi tới thứ ngoài danh sách này.</w:t>
+      </w:r>
+    </w:p>
     <w:p>
       <w:pPr>
         <w:spacing w:after="40"/>
@@ -8743,7 +11210,7 @@
           <w:color w:val="4B5768"/>
           <w:sz w:val="23"/>
         </w:rPr>
-        <w:t>Bảng 12. Nhóm 8</w:t>
+        <w:t>Bảng 19. Nhóm 8</w:t>
       </w:r>
     </w:p>
     <w:tbl>
@@ -8936,6 +11403,294 @@
         </w:tc>
       </w:tr>
     </w:tbl>
+    <w:p>
+      <w:pPr>
+        <w:spacing w:after="40"/>
+      </w:pPr>
+    </w:p>
+    <w:p>
+      <w:r>
+        <w:rPr>
+          <w:rFonts w:ascii="Times New Roman" w:hAnsi="Times New Roman" w:eastAsia="Times New Roman"/>
+          <w:b/>
+          <w:i w:val="0"/>
+          <w:sz w:val="26"/>
+        </w:rPr>
+        <w:t>Giao diện tương ứng</w:t>
+      </w:r>
+    </w:p>
+    <w:p>
+      <w:pPr>
+        <w:ind w:firstLine="454"/>
+      </w:pPr>
+      <w:r>
+        <w:rPr>
+          <w:rFonts w:ascii="Times New Roman" w:hAnsi="Times New Roman" w:eastAsia="Times New Roman"/>
+          <w:b w:val="0"/>
+          <w:i w:val="0"/>
+          <w:sz w:val="26"/>
+        </w:rPr>
+        <w:t>Nhóm này không có màn hình riêng: thông tin phiên bản hiển thị trong khối “Giới thiệu” mở từ thanh tiêu đề (thấy ở GD01), đúng theo nguyên tắc đưa các chuỗi kỹ thuật ra khỏi luồng thao tác chính.</w:t>
+      </w:r>
+    </w:p>
+    <w:p>
+      <w:pPr>
+        <w:ind w:firstLine="454"/>
+      </w:pPr>
+      <w:r>
+        <w:rPr>
+          <w:rFonts w:ascii="Times New Roman" w:hAnsi="Times New Roman" w:eastAsia="Times New Roman"/>
+          <w:b w:val="0"/>
+          <w:i w:val="0"/>
+          <w:sz w:val="26"/>
+        </w:rPr>
+        <w:t>Hai màn hình khung của ứng dụng cũng thuộc phần này: Trang chủ (GD01) đóng vai trò bảng chọn theo câu hỏi “Bạn muốn làm gì?”, gồm khối bắt đầu nhanh, khối công cụ vừa dùng gần đây, và mục thu gọn chứa toàn bộ công cụ; Ngăn kéo điều hướng (GD02) trượt ra từ cạnh trái, nhóm 19 công cụ thành năm nhóm theo mục đích. Tác giả chọn ngăn kéo thay vì thanh thẻ dưới đáy vì 19 mục không thể xếp vừa một thanh thẻ, và Trang chủ đã đóng vai trò bảng chọn nên ngăn kéo chỉ cần bổ sung chứ không phải thay thế.</w:t>
+      </w:r>
+    </w:p>
+    <w:p>
+      <w:pPr>
+        <w:spacing w:before="160" w:after="80"/>
+        <w:ind w:firstLine="0"/>
+        <w:jc w:val="center"/>
+      </w:pPr>
+      <w:r>
+        <w:rPr>
+          <w:rFonts w:ascii="Times New Roman" w:hAnsi="Times New Roman" w:eastAsia="Times New Roman"/>
+          <w:b w:val="0"/>
+          <w:i/>
+          <w:color w:val="4B5768"/>
+          <w:sz w:val="23"/>
+        </w:rPr>
+        <w:t>Bảng 20. Màn hình giao diện của nhóm 8</w:t>
+      </w:r>
+    </w:p>
+    <w:tbl>
+      <w:tblPr>
+        <w:tblStyle w:val="TableGrid"/>
+        <w:tblW w:type="auto" w:w="0"/>
+        <w:jc w:val="center"/>
+        <w:tblLook w:firstColumn="1" w:firstRow="1" w:lastColumn="0" w:lastRow="0" w:noHBand="0" w:noVBand="1" w:val="04A0"/>
+      </w:tblPr>
+      <w:tblGrid>
+        <w:gridCol w:w="3024"/>
+        <w:gridCol w:w="3024"/>
+        <w:gridCol w:w="3024"/>
+      </w:tblGrid>
+      <w:tr>
+        <w:tc>
+          <w:tcPr>
+            <w:tcW w:type="dxa" w:w="1361"/>
+            <w:shd w:val="clear" w:fill="DCE6F1"/>
+          </w:tcPr>
+          <w:p>
+            <w:pPr>
+              <w:spacing w:after="40" w:line="269" w:lineRule="auto"/>
+              <w:ind w:firstLine="0"/>
+              <w:jc w:val="center"/>
+            </w:pPr>
+            <w:r>
+              <w:rPr>
+                <w:rFonts w:ascii="Times New Roman" w:hAnsi="Times New Roman" w:eastAsia="Times New Roman"/>
+                <w:b/>
+                <w:i w:val="0"/>
+                <w:sz w:val="24"/>
+              </w:rPr>
+              <w:t>Mã màn hình</w:t>
+            </w:r>
+          </w:p>
+        </w:tc>
+        <w:tc>
+          <w:tcPr>
+            <w:tcW w:type="dxa" w:w="2494"/>
+            <w:shd w:val="clear" w:fill="DCE6F1"/>
+          </w:tcPr>
+          <w:p>
+            <w:pPr>
+              <w:spacing w:after="40" w:line="269" w:lineRule="auto"/>
+              <w:ind w:firstLine="0"/>
+              <w:jc w:val="center"/>
+            </w:pPr>
+            <w:r>
+              <w:rPr>
+                <w:rFonts w:ascii="Times New Roman" w:hAnsi="Times New Roman" w:eastAsia="Times New Roman"/>
+                <w:b/>
+                <w:i w:val="0"/>
+                <w:sz w:val="24"/>
+              </w:rPr>
+              <w:t>Tên màn hình</w:t>
+            </w:r>
+          </w:p>
+        </w:tc>
+        <w:tc>
+          <w:tcPr>
+            <w:tcW w:type="dxa" w:w="4932"/>
+            <w:shd w:val="clear" w:fill="DCE6F1"/>
+          </w:tcPr>
+          <w:p>
+            <w:pPr>
+              <w:spacing w:after="40" w:line="269" w:lineRule="auto"/>
+              <w:ind w:firstLine="0"/>
+              <w:jc w:val="center"/>
+            </w:pPr>
+            <w:r>
+              <w:rPr>
+                <w:rFonts w:ascii="Times New Roman" w:hAnsi="Times New Roman" w:eastAsia="Times New Roman"/>
+                <w:b/>
+                <w:i w:val="0"/>
+                <w:sz w:val="24"/>
+              </w:rPr>
+              <w:t>Lệnh nghiệp vụ màn hình này gọi</w:t>
+            </w:r>
+          </w:p>
+        </w:tc>
+      </w:tr>
+      <w:tr>
+        <w:tc>
+          <w:tcPr>
+            <w:tcW w:type="dxa" w:w="1361"/>
+          </w:tcPr>
+          <w:p>
+            <w:pPr>
+              <w:spacing w:after="40" w:line="269" w:lineRule="auto"/>
+              <w:ind w:firstLine="0"/>
+              <w:jc w:val="left"/>
+            </w:pPr>
+            <w:r>
+              <w:rPr>
+                <w:rFonts w:ascii="Times New Roman" w:hAnsi="Times New Roman" w:eastAsia="Times New Roman"/>
+                <w:b w:val="0"/>
+                <w:i w:val="0"/>
+                <w:sz w:val="24"/>
+              </w:rPr>
+              <w:t>GD01</w:t>
+            </w:r>
+          </w:p>
+        </w:tc>
+        <w:tc>
+          <w:tcPr>
+            <w:tcW w:type="dxa" w:w="2494"/>
+          </w:tcPr>
+          <w:p>
+            <w:pPr>
+              <w:spacing w:after="40" w:line="269" w:lineRule="auto"/>
+              <w:ind w:firstLine="0"/>
+              <w:jc w:val="center"/>
+            </w:pPr>
+            <w:r>
+              <w:rPr>
+                <w:rFonts w:ascii="Times New Roman" w:hAnsi="Times New Roman" w:eastAsia="Times New Roman"/>
+                <w:b w:val="0"/>
+                <w:i w:val="0"/>
+                <w:sz w:val="24"/>
+              </w:rPr>
+              <w:t>Trang chủ</w:t>
+            </w:r>
+          </w:p>
+        </w:tc>
+        <w:tc>
+          <w:tcPr>
+            <w:tcW w:type="dxa" w:w="4932"/>
+          </w:tcPr>
+          <w:p>
+            <w:pPr>
+              <w:spacing w:after="40" w:line="269" w:lineRule="auto"/>
+              <w:ind w:firstLine="0"/>
+              <w:jc w:val="left"/>
+            </w:pPr>
+            <w:r>
+              <w:rPr>
+                <w:rFonts w:ascii="Times New Roman" w:hAnsi="Times New Roman" w:eastAsia="Times New Roman"/>
+                <w:b w:val="0"/>
+                <w:i w:val="0"/>
+                <w:sz w:val="24"/>
+              </w:rPr>
+              <w:t>app_​info (qua khối Giới thiệu)</w:t>
+            </w:r>
+          </w:p>
+        </w:tc>
+      </w:tr>
+      <w:tr>
+        <w:tc>
+          <w:tcPr>
+            <w:tcW w:type="dxa" w:w="1361"/>
+          </w:tcPr>
+          <w:p>
+            <w:pPr>
+              <w:spacing w:after="40" w:line="269" w:lineRule="auto"/>
+              <w:ind w:firstLine="0"/>
+              <w:jc w:val="left"/>
+            </w:pPr>
+            <w:r>
+              <w:rPr>
+                <w:rFonts w:ascii="Times New Roman" w:hAnsi="Times New Roman" w:eastAsia="Times New Roman"/>
+                <w:b w:val="0"/>
+                <w:i w:val="0"/>
+                <w:sz w:val="24"/>
+              </w:rPr>
+              <w:t>GD02</w:t>
+            </w:r>
+          </w:p>
+        </w:tc>
+        <w:tc>
+          <w:tcPr>
+            <w:tcW w:type="dxa" w:w="2494"/>
+          </w:tcPr>
+          <w:p>
+            <w:pPr>
+              <w:spacing w:after="40" w:line="269" w:lineRule="auto"/>
+              <w:ind w:firstLine="0"/>
+              <w:jc w:val="center"/>
+            </w:pPr>
+            <w:r>
+              <w:rPr>
+                <w:rFonts w:ascii="Times New Roman" w:hAnsi="Times New Roman" w:eastAsia="Times New Roman"/>
+                <w:b w:val="0"/>
+                <w:i w:val="0"/>
+                <w:sz w:val="24"/>
+              </w:rPr>
+              <w:t>Ngăn kéo điều hướng</w:t>
+            </w:r>
+          </w:p>
+        </w:tc>
+        <w:tc>
+          <w:tcPr>
+            <w:tcW w:type="dxa" w:w="4932"/>
+          </w:tcPr>
+          <w:p>
+            <w:pPr>
+              <w:spacing w:after="40" w:line="269" w:lineRule="auto"/>
+              <w:ind w:firstLine="0"/>
+              <w:jc w:val="left"/>
+            </w:pPr>
+            <w:r>
+              <w:rPr>
+                <w:rFonts w:ascii="Times New Roman" w:hAnsi="Times New Roman" w:eastAsia="Times New Roman"/>
+                <w:b w:val="0"/>
+                <w:i w:val="0"/>
+                <w:sz w:val="24"/>
+              </w:rPr>
+              <w:t>không gọi lệnh; điều hướng giữa các màn hình</w:t>
+            </w:r>
+          </w:p>
+        </w:tc>
+      </w:tr>
+    </w:tbl>
+    <w:p>
+      <w:pPr>
+        <w:spacing w:before="40"/>
+        <w:ind w:firstLine="0"/>
+      </w:pPr>
+      <w:r>
+        <w:rPr>
+          <w:rFonts w:ascii="Times New Roman" w:hAnsi="Times New Roman" w:eastAsia="Times New Roman"/>
+          <w:b w:val="0"/>
+          <w:i/>
+          <w:color w:val="4B5768"/>
+          <w:sz w:val="22"/>
+        </w:rPr>
+        <w:t>Ảnh chụp các màn hình này ở Phụ lục C. Cột lệnh nghiệp vụ đối chiếu trực tiếp với bảng chức năng ở trên: không có lệnh nào của lõi mà giao diện không gọi tới, và không có nút nào trên giao diện gọi tới thứ ngoài danh sách này.</w:t>
+      </w:r>
+    </w:p>
     <w:p>
       <w:pPr>
         <w:spacing w:after="40"/>
@@ -9032,7 +11787,7 @@
           <w:i w:val="0"/>
           <w:sz w:val="26"/>
         </w:rPr>
-        <w:t>b.6. Giao diện người dùng</w:t>
+        <w:t>b.6. Giao diện người dùng và nguyên tắc thiết kế của tác giả</w:t>
       </w:r>
     </w:p>
     <w:p>
@@ -9046,7 +11801,138 @@
           <w:i w:val="0"/>
           <w:sz w:val="26"/>
         </w:rPr>
-        <w:t>Giao diện do tác giả thiết kế theo hướng giảm tải nhận thức: mỗi màn hình chỉ hiển thị các bước cần thiết để hoàn thành công việc, phần giải thích kỹ thuật đặt trong mục “Thông tin thêm” có thể mở rộng. Riêng cảnh báo có nguy cơ gây mất dữ liệu vĩnh viễn thì luôn hiển thị thường trực, không thu gọn. Toàn bộ giao diện có tiếng Việt và tiếng Anh; vùng chạm được thiết kế tối thiểu 44 điểm ảnh theo khuyến nghị về khả năng tiếp cận.</w:t>
+        <w:t>Toàn bộ 38 lệnh nghiệp vụ nêu ở mục b.4 được thao tác qua 21 màn hình giao diện. Giao diện không phải lớp vỏ trang trí đặt lên trên phần lõi: với một công cụ an toàn thông tin, phần lớn sự cố mất dữ liệu trên thực tế đến từ việc người dùng hiểu sai mình đang làm gì, chứ không từ việc thuật toán bị phá. Vì vậy tác giả coi thiết kế giao diện là một phần của thiết kế an toàn và đặt ra bốn nguyên tắc áp dụng thống nhất cho mọi màn hình.</w:t>
+      </w:r>
+    </w:p>
+    <w:p>
+      <w:pPr>
+        <w:ind w:firstLine="454"/>
+      </w:pPr>
+      <w:r>
+        <w:rPr>
+          <w:rFonts w:ascii="Times New Roman" w:hAnsi="Times New Roman" w:eastAsia="Times New Roman"/>
+          <w:b/>
+          <w:i w:val="0"/>
+          <w:sz w:val="26"/>
+        </w:rPr>
+        <w:t xml:space="preserve">Nguyên tắc 1 — Trình bày theo việc cần làm, không theo thuật toán. </w:t>
+      </w:r>
+      <w:r>
+        <w:rPr>
+          <w:rFonts w:ascii="Times New Roman" w:hAnsi="Times New Roman" w:eastAsia="Times New Roman"/>
+          <w:b w:val="0"/>
+          <w:i w:val="0"/>
+          <w:sz w:val="26"/>
+        </w:rPr>
+        <w:t>Người dùng chọn công cụ bằng câu hỏi “tôi cần làm gì” chứ không cần biết bên dưới là Argon2id hay Ed25519. Mười chín công cụ được xếp thành năm nhóm mục đích: két an toàn; bảo vệ tệp; chứng minh tính xác thực; sao lưu và khôi phục; kiểm tra và làm sạch. Cùng một nghiệp vụ mật mã nhưng khác tình huống sử dụng thì tách thành các màn hình riêng — ví dụ “lấy vân tay tệp” và “kiểm tra tệp chưa bị đổi” đều dùng hàm băm BLAKE3 nhưng là hai việc khác nhau nên là hai màn hình khác nhau.</w:t>
+      </w:r>
+    </w:p>
+    <w:p>
+      <w:pPr>
+        <w:ind w:firstLine="454"/>
+      </w:pPr>
+      <w:r>
+        <w:rPr>
+          <w:rFonts w:ascii="Times New Roman" w:hAnsi="Times New Roman" w:eastAsia="Times New Roman"/>
+          <w:b/>
+          <w:i w:val="0"/>
+          <w:sz w:val="26"/>
+        </w:rPr>
+        <w:t xml:space="preserve">Nguyên tắc 2 — Giảm tải nhận thức bằng phân tầng thông tin. </w:t>
+      </w:r>
+      <w:r>
+        <w:rPr>
+          <w:rFonts w:ascii="Times New Roman" w:hAnsi="Times New Roman" w:eastAsia="Times New Roman"/>
+          <w:b w:val="0"/>
+          <w:i w:val="0"/>
+          <w:sz w:val="26"/>
+        </w:rPr>
+        <w:t>Mỗi màn hình chỉ hiển thị thường trực các bước cần thiết để hoàn thành công việc, được đánh số rõ ràng. Giải thích kỹ thuật, khuyến nghị và ghi chú về giới hạn đặt trong mục thu gọn “Thông tin thêm”, mở ra khi người dùng muốn kiểm chứng. Phân tầng này giữ được cả hai yêu cầu vốn xung khắc nhau: màn hình đủ gọn cho người mới, và đủ chi tiết cho người cần kiểm chứng kỹ thuật.</w:t>
+      </w:r>
+    </w:p>
+    <w:p>
+      <w:pPr>
+        <w:ind w:firstLine="454"/>
+      </w:pPr>
+      <w:r>
+        <w:rPr>
+          <w:rFonts w:ascii="Times New Roman" w:hAnsi="Times New Roman" w:eastAsia="Times New Roman"/>
+          <w:b/>
+          <w:i w:val="0"/>
+          <w:sz w:val="26"/>
+        </w:rPr>
+        <w:t xml:space="preserve">Nguyên tắc 3 — Cảnh báo mất dữ liệu thì không bao giờ thu gọn. </w:t>
+      </w:r>
+      <w:r>
+        <w:rPr>
+          <w:rFonts w:ascii="Times New Roman" w:hAnsi="Times New Roman" w:eastAsia="Times New Roman"/>
+          <w:b w:val="0"/>
+          <w:i w:val="0"/>
+          <w:sz w:val="26"/>
+        </w:rPr>
+        <w:t>Đây là ngoại lệ có chủ ý của nguyên tắc 2. Những cảnh báo mà hậu quả là mất dữ liệu vĩnh viễn — gõ nhầm mật khẩu khi đặt, quên mật khẩu là không có đường khôi phục — luôn hiển thị thường trực ngay cạnh ô nhập tương ứng. Tác giả xác định ranh giới: thông tin *giúp hiểu thêm* thì thu gọn được, thông tin *ngăn mất dữ liệu* thì không.</w:t>
+      </w:r>
+    </w:p>
+    <w:p>
+      <w:pPr>
+        <w:ind w:firstLine="454"/>
+      </w:pPr>
+      <w:r>
+        <w:rPr>
+          <w:rFonts w:ascii="Times New Roman" w:hAnsi="Times New Roman" w:eastAsia="Times New Roman"/>
+          <w:b/>
+          <w:i w:val="0"/>
+          <w:sz w:val="26"/>
+        </w:rPr>
+        <w:t xml:space="preserve">Nguyên tắc 4 — Không để kết quả cũ bị đọc nhầm thành kết quả mới. </w:t>
+      </w:r>
+      <w:r>
+        <w:rPr>
+          <w:rFonts w:ascii="Times New Roman" w:hAnsi="Times New Roman" w:eastAsia="Times New Roman"/>
+          <w:b w:val="0"/>
+          <w:i w:val="0"/>
+          <w:sz w:val="26"/>
+        </w:rPr>
+        <w:t>Với nhóm công cụ cho kết luận đạt/không đạt, một thẻ kết quả còn sót lại của công cụ trước là nguồn sai lầm nghiêm trọng. Do đó mỗi lần chuyển màn hình, ứng dụng xoá thanh trạng thái, ẩn mọi thẻ kết quả, xoá danh sách mảnh bí mật và đường dẫn tệp vừa sinh, đồng thời xoá trắng mọi ô mật khẩu đang có nội dung. Đây vừa là biện pháp chống hiểu nhầm, vừa là biện pháp an toàn: mật khẩu không nằm lại trong cây tài liệu sau khi người dùng rời màn hình.</w:t>
+      </w:r>
+    </w:p>
+    <w:p>
+      <w:r>
+        <w:rPr>
+          <w:rFonts w:ascii="Times New Roman" w:hAnsi="Times New Roman" w:eastAsia="Times New Roman"/>
+          <w:b/>
+          <w:i w:val="0"/>
+          <w:sz w:val="26"/>
+        </w:rPr>
+        <w:t>Thích ứng cho màn hình cảm ứng</w:t>
+      </w:r>
+    </w:p>
+    <w:p>
+      <w:pPr>
+        <w:ind w:firstLine="454"/>
+      </w:pPr>
+      <w:r>
+        <w:rPr>
+          <w:rFonts w:ascii="Times New Roman" w:hAnsi="Times New Roman" w:eastAsia="Times New Roman"/>
+          <w:b w:val="0"/>
+          <w:i w:val="0"/>
+          <w:sz w:val="26"/>
+        </w:rPr>
+        <w:t>Bố cục hai cột của bản máy tính để bàn không dùng được trên màn hình điện thoại. Tác giả giữ nguyên một bộ mã giao diện cho cả hai nền tảng và chuyển đổi bố cục bằng một thuộc tính đánh dấu nền tảng, thay vì viết hai giao diện song song. Trên điện thoại, thanh điều hướng bên trái trở thành ngăn kéo trượt ra từ cạnh trái (Hình được dẫn ở Phụ lục C), mọi vùng chạm được đặt tối thiểu 44 điểm ảnh theo khuyến nghị về khả năng tiếp cận, và bố cục chừa lề cho vùng khuyết của màn hình. Cách làm này đã được kiểm chứng là không làm thay đổi giao diện bản máy tính để bàn: ảnh kết xuất trước và sau khi thêm phần di động trùng khớp từng byte.</w:t>
+      </w:r>
+    </w:p>
+    <w:p>
+      <w:pPr>
+        <w:ind w:firstLine="454"/>
+      </w:pPr>
+      <w:r>
+        <w:rPr>
+          <w:rFonts w:ascii="Times New Roman" w:hAnsi="Times New Roman" w:eastAsia="Times New Roman"/>
+          <w:b w:val="0"/>
+          <w:i w:val="0"/>
+          <w:sz w:val="26"/>
+        </w:rPr>
+        <w:t>Toàn bộ chuỗi hiển thị có hai ngôn ngữ Việt và Anh, chuyển đổi ngay trong ứng dụng. Riêng phần chú thích phạm vi định dạng của nhóm siêu dữ liệu được thay theo nền tảng đang chạy, để giao diện không hứa hẹn nhiều hơn năng lực thật của bản dựng — tác giả coi đây là lỗi đúng nghĩa chứ không phải chuyện câu chữ. Hình dưới đây minh hoạ: khi mở mục “Thông tin thêm” của màn hình xem siêu dữ liệu trên bản di động, dòng chú thích nêu đúng các định dạng mà mô-đun Rust thuần xử lý được, thay vì danh sách rộng hơn của bản máy tính để bàn dùng ExifTool.</w:t>
       </w:r>
     </w:p>
     <w:p>
@@ -9058,7 +11944,7 @@
       <w:r>
         <w:drawing>
           <wp:inline xmlns:a="http://schemas.openxmlformats.org/drawingml/2006/main" xmlns:pic="http://schemas.openxmlformats.org/drawingml/2006/picture">
-            <wp:extent cx="2592000" cy="5609354"/>
+            <wp:extent cx="2736000" cy="4716180"/>
             <wp:docPr id="6" name="Picture 6"/>
             <wp:cNvGraphicFramePr>
               <a:graphicFrameLocks noChangeAspect="1"/>
@@ -9067,7 +11953,7 @@
               <a:graphicData uri="http://schemas.openxmlformats.org/drawingml/2006/picture">
                 <pic:pic>
                   <pic:nvPicPr>
-                    <pic:cNvPr id="0" name="A1-trang-chu.png"/>
+                    <pic:cNvPr id="0" name="GDX1-metadata-inspect-mo-rong.png"/>
                     <pic:cNvPicPr/>
                   </pic:nvPicPr>
                   <pic:blipFill>
@@ -9079,7 +11965,7 @@
                   <pic:spPr>
                     <a:xfrm>
                       <a:off x="0" y="0"/>
-                      <a:ext cx="2592000" cy="5609354"/>
+                      <a:ext cx="2736000" cy="4716180"/>
                     </a:xfrm>
                     <a:prstGeom prst="rect"/>
                   </pic:spPr>
@@ -9104,53 +11990,37 @@
           <w:color w:val="4B5768"/>
           <w:sz w:val="23"/>
         </w:rPr>
-        <w:t>Hình 6. Màn hình chính với các nhóm công cụ theo mục đích</w:t>
+        <w:t>Hình 6. Chú thích phạm vi định dạng được thay theo nền tảng đang chạy — màn hình xem siêu dữ liệu với mục “Thông tin thêm” đang mở</w:t>
+      </w:r>
+    </w:p>
+    <w:p>
+      <w:r>
+        <w:rPr>
+          <w:rFonts w:ascii="Times New Roman" w:hAnsi="Times New Roman" w:eastAsia="Times New Roman"/>
+          <w:b/>
+          <w:i w:val="0"/>
+          <w:sz w:val="26"/>
+        </w:rPr>
+        <w:t>Danh mục màn hình và đối chiếu với lệnh nghiệp vụ</w:t>
       </w:r>
     </w:p>
     <w:p>
       <w:pPr>
-        <w:spacing w:before="160" w:after="40"/>
-        <w:ind w:firstLine="0"/>
-        <w:jc w:val="center"/>
+        <w:ind w:firstLine="454"/>
       </w:pPr>
       <w:r>
-        <w:drawing>
-          <wp:inline xmlns:a="http://schemas.openxmlformats.org/drawingml/2006/main" xmlns:pic="http://schemas.openxmlformats.org/drawingml/2006/picture">
-            <wp:extent cx="2592000" cy="5609354"/>
-            <wp:docPr id="7" name="Picture 7"/>
-            <wp:cNvGraphicFramePr>
-              <a:graphicFrameLocks noChangeAspect="1"/>
-            </wp:cNvGraphicFramePr>
-            <a:graphic>
-              <a:graphicData uri="http://schemas.openxmlformats.org/drawingml/2006/picture">
-                <pic:pic>
-                  <pic:nvPicPr>
-                    <pic:cNvPr id="0" name="A3-khoa-tep.png"/>
-                    <pic:cNvPicPr/>
-                  </pic:nvPicPr>
-                  <pic:blipFill>
-                    <a:blip r:embed="rId16"/>
-                    <a:stretch>
-                      <a:fillRect/>
-                    </a:stretch>
-                  </pic:blipFill>
-                  <pic:spPr>
-                    <a:xfrm>
-                      <a:off x="0" y="0"/>
-                      <a:ext cx="2592000" cy="5609354"/>
-                    </a:xfrm>
-                    <a:prstGeom prst="rect"/>
-                  </pic:spPr>
-                </pic:pic>
-              </a:graphicData>
-            </a:graphic>
-          </wp:inline>
-        </w:drawing>
+        <w:rPr>
+          <w:rFonts w:ascii="Times New Roman" w:hAnsi="Times New Roman" w:eastAsia="Times New Roman"/>
+          <w:b w:val="0"/>
+          <w:i w:val="0"/>
+          <w:sz w:val="26"/>
+        </w:rPr>
+        <w:t>Bảng dưới đây liệt kê đầy đủ các màn hình của ứng dụng, nhóm chức năng mà mỗi màn hình phục vụ và các lệnh nghiệp vụ mà màn hình đó gọi tới. Bảng này là cơ sở để kiểm tra tính đầy đủ theo cả hai chiều.</w:t>
       </w:r>
     </w:p>
     <w:p>
       <w:pPr>
-        <w:spacing w:before="40" w:after="200"/>
+        <w:spacing w:before="160" w:after="80"/>
         <w:ind w:firstLine="0"/>
         <w:jc w:val="center"/>
       </w:pPr>
@@ -9162,53 +12032,1943 @@
           <w:color w:val="4B5768"/>
           <w:sz w:val="23"/>
         </w:rPr>
-        <w:t>Hình 7. Màn hình khoá tệp — thao tác theo ba bước rõ ràng</w:t>
+        <w:t>Bảng 21. Danh mục toàn bộ màn hình giao diện và lệnh nghiệp vụ tương ứng</w:t>
+      </w:r>
+    </w:p>
+    <w:tbl>
+      <w:tblPr>
+        <w:tblStyle w:val="TableGrid"/>
+        <w:tblW w:type="auto" w:w="0"/>
+        <w:jc w:val="center"/>
+        <w:tblLook w:firstColumn="1" w:firstRow="1" w:lastColumn="0" w:lastRow="0" w:noHBand="0" w:noVBand="1" w:val="04A0"/>
+      </w:tblPr>
+      <w:tblGrid>
+        <w:gridCol w:w="2268"/>
+        <w:gridCol w:w="2268"/>
+        <w:gridCol w:w="2268"/>
+        <w:gridCol w:w="2268"/>
+      </w:tblGrid>
+      <w:tr>
+        <w:tc>
+          <w:tcPr>
+            <w:tcW w:type="dxa" w:w="907"/>
+            <w:shd w:val="clear" w:fill="DCE6F1"/>
+          </w:tcPr>
+          <w:p>
+            <w:pPr>
+              <w:spacing w:after="40" w:line="269" w:lineRule="auto"/>
+              <w:ind w:firstLine="0"/>
+              <w:jc w:val="center"/>
+            </w:pPr>
+            <w:r>
+              <w:rPr>
+                <w:rFonts w:ascii="Times New Roman" w:hAnsi="Times New Roman" w:eastAsia="Times New Roman"/>
+                <w:b/>
+                <w:i w:val="0"/>
+                <w:sz w:val="24"/>
+              </w:rPr>
+              <w:t>Mã</w:t>
+            </w:r>
+          </w:p>
+        </w:tc>
+        <w:tc>
+          <w:tcPr>
+            <w:tcW w:type="dxa" w:w="2154"/>
+            <w:shd w:val="clear" w:fill="DCE6F1"/>
+          </w:tcPr>
+          <w:p>
+            <w:pPr>
+              <w:spacing w:after="40" w:line="269" w:lineRule="auto"/>
+              <w:ind w:firstLine="0"/>
+              <w:jc w:val="center"/>
+            </w:pPr>
+            <w:r>
+              <w:rPr>
+                <w:rFonts w:ascii="Times New Roman" w:hAnsi="Times New Roman" w:eastAsia="Times New Roman"/>
+                <w:b/>
+                <w:i w:val="0"/>
+                <w:sz w:val="24"/>
+              </w:rPr>
+              <w:t>Màn hình</w:t>
+            </w:r>
+          </w:p>
+        </w:tc>
+        <w:tc>
+          <w:tcPr>
+            <w:tcW w:type="dxa" w:w="964"/>
+            <w:shd w:val="clear" w:fill="DCE6F1"/>
+          </w:tcPr>
+          <w:p>
+            <w:pPr>
+              <w:spacing w:after="40" w:line="269" w:lineRule="auto"/>
+              <w:ind w:firstLine="0"/>
+              <w:jc w:val="center"/>
+            </w:pPr>
+            <w:r>
+              <w:rPr>
+                <w:rFonts w:ascii="Times New Roman" w:hAnsi="Times New Roman" w:eastAsia="Times New Roman"/>
+                <w:b/>
+                <w:i w:val="0"/>
+                <w:sz w:val="24"/>
+              </w:rPr>
+              <w:t>Nhóm</w:t>
+            </w:r>
+          </w:p>
+        </w:tc>
+        <w:tc>
+          <w:tcPr>
+            <w:tcW w:type="dxa" w:w="4762"/>
+            <w:shd w:val="clear" w:fill="DCE6F1"/>
+          </w:tcPr>
+          <w:p>
+            <w:pPr>
+              <w:spacing w:after="40" w:line="269" w:lineRule="auto"/>
+              <w:ind w:firstLine="0"/>
+              <w:jc w:val="center"/>
+            </w:pPr>
+            <w:r>
+              <w:rPr>
+                <w:rFonts w:ascii="Times New Roman" w:hAnsi="Times New Roman" w:eastAsia="Times New Roman"/>
+                <w:b/>
+                <w:i w:val="0"/>
+                <w:sz w:val="24"/>
+              </w:rPr>
+              <w:t>Lệnh nghiệp vụ được gọi</w:t>
+            </w:r>
+          </w:p>
+        </w:tc>
+      </w:tr>
+      <w:tr>
+        <w:tc>
+          <w:tcPr>
+            <w:tcW w:type="dxa" w:w="907"/>
+          </w:tcPr>
+          <w:p>
+            <w:pPr>
+              <w:spacing w:after="40" w:line="269" w:lineRule="auto"/>
+              <w:ind w:firstLine="0"/>
+              <w:jc w:val="left"/>
+            </w:pPr>
+            <w:r>
+              <w:rPr>
+                <w:rFonts w:ascii="Times New Roman" w:hAnsi="Times New Roman" w:eastAsia="Times New Roman"/>
+                <w:b w:val="0"/>
+                <w:i w:val="0"/>
+                <w:sz w:val="24"/>
+              </w:rPr>
+              <w:t>GD01</w:t>
+            </w:r>
+          </w:p>
+        </w:tc>
+        <w:tc>
+          <w:tcPr>
+            <w:tcW w:type="dxa" w:w="2154"/>
+          </w:tcPr>
+          <w:p>
+            <w:pPr>
+              <w:spacing w:after="40" w:line="269" w:lineRule="auto"/>
+              <w:ind w:firstLine="0"/>
+              <w:jc w:val="center"/>
+            </w:pPr>
+            <w:r>
+              <w:rPr>
+                <w:rFonts w:ascii="Times New Roman" w:hAnsi="Times New Roman" w:eastAsia="Times New Roman"/>
+                <w:b w:val="0"/>
+                <w:i w:val="0"/>
+                <w:sz w:val="24"/>
+              </w:rPr>
+              <w:t>Trang chủ</w:t>
+            </w:r>
+          </w:p>
+        </w:tc>
+        <w:tc>
+          <w:tcPr>
+            <w:tcW w:type="dxa" w:w="964"/>
+          </w:tcPr>
+          <w:p>
+            <w:pPr>
+              <w:spacing w:after="40" w:line="269" w:lineRule="auto"/>
+              <w:ind w:firstLine="0"/>
+              <w:jc w:val="center"/>
+            </w:pPr>
+            <w:r>
+              <w:rPr>
+                <w:rFonts w:ascii="Times New Roman" w:hAnsi="Times New Roman" w:eastAsia="Times New Roman"/>
+                <w:b w:val="0"/>
+                <w:i w:val="0"/>
+                <w:sz w:val="24"/>
+              </w:rPr>
+              <w:t>—</w:t>
+            </w:r>
+          </w:p>
+        </w:tc>
+        <w:tc>
+          <w:tcPr>
+            <w:tcW w:type="dxa" w:w="4762"/>
+          </w:tcPr>
+          <w:p>
+            <w:pPr>
+              <w:spacing w:after="40" w:line="269" w:lineRule="auto"/>
+              <w:ind w:firstLine="0"/>
+              <w:jc w:val="left"/>
+            </w:pPr>
+            <w:r>
+              <w:rPr>
+                <w:rFonts w:ascii="Times New Roman" w:hAnsi="Times New Roman" w:eastAsia="Times New Roman"/>
+                <w:b w:val="0"/>
+                <w:i w:val="0"/>
+                <w:sz w:val="24"/>
+              </w:rPr>
+              <w:t>app_​info (qua khối Giới thiệu)</w:t>
+            </w:r>
+          </w:p>
+        </w:tc>
+      </w:tr>
+      <w:tr>
+        <w:tc>
+          <w:tcPr>
+            <w:tcW w:type="dxa" w:w="907"/>
+          </w:tcPr>
+          <w:p>
+            <w:pPr>
+              <w:spacing w:after="40" w:line="269" w:lineRule="auto"/>
+              <w:ind w:firstLine="0"/>
+              <w:jc w:val="left"/>
+            </w:pPr>
+            <w:r>
+              <w:rPr>
+                <w:rFonts w:ascii="Times New Roman" w:hAnsi="Times New Roman" w:eastAsia="Times New Roman"/>
+                <w:b w:val="0"/>
+                <w:i w:val="0"/>
+                <w:sz w:val="24"/>
+              </w:rPr>
+              <w:t>GD02</w:t>
+            </w:r>
+          </w:p>
+        </w:tc>
+        <w:tc>
+          <w:tcPr>
+            <w:tcW w:type="dxa" w:w="2154"/>
+          </w:tcPr>
+          <w:p>
+            <w:pPr>
+              <w:spacing w:after="40" w:line="269" w:lineRule="auto"/>
+              <w:ind w:firstLine="0"/>
+              <w:jc w:val="center"/>
+            </w:pPr>
+            <w:r>
+              <w:rPr>
+                <w:rFonts w:ascii="Times New Roman" w:hAnsi="Times New Roman" w:eastAsia="Times New Roman"/>
+                <w:b w:val="0"/>
+                <w:i w:val="0"/>
+                <w:sz w:val="24"/>
+              </w:rPr>
+              <w:t>Ngăn kéo điều hướng</w:t>
+            </w:r>
+          </w:p>
+        </w:tc>
+        <w:tc>
+          <w:tcPr>
+            <w:tcW w:type="dxa" w:w="964"/>
+          </w:tcPr>
+          <w:p>
+            <w:pPr>
+              <w:spacing w:after="40" w:line="269" w:lineRule="auto"/>
+              <w:ind w:firstLine="0"/>
+              <w:jc w:val="center"/>
+            </w:pPr>
+            <w:r>
+              <w:rPr>
+                <w:rFonts w:ascii="Times New Roman" w:hAnsi="Times New Roman" w:eastAsia="Times New Roman"/>
+                <w:b w:val="0"/>
+                <w:i w:val="0"/>
+                <w:sz w:val="24"/>
+              </w:rPr>
+              <w:t>—</w:t>
+            </w:r>
+          </w:p>
+        </w:tc>
+        <w:tc>
+          <w:tcPr>
+            <w:tcW w:type="dxa" w:w="4762"/>
+          </w:tcPr>
+          <w:p>
+            <w:pPr>
+              <w:spacing w:after="40" w:line="269" w:lineRule="auto"/>
+              <w:ind w:firstLine="0"/>
+              <w:jc w:val="left"/>
+            </w:pPr>
+            <w:r>
+              <w:rPr>
+                <w:rFonts w:ascii="Times New Roman" w:hAnsi="Times New Roman" w:eastAsia="Times New Roman"/>
+                <w:b w:val="0"/>
+                <w:i w:val="0"/>
+                <w:sz w:val="24"/>
+              </w:rPr>
+              <w:t>không gọi lệnh; điều hướng giữa các màn hình</w:t>
+            </w:r>
+          </w:p>
+        </w:tc>
+      </w:tr>
+      <w:tr>
+        <w:tc>
+          <w:tcPr>
+            <w:tcW w:type="dxa" w:w="907"/>
+          </w:tcPr>
+          <w:p>
+            <w:pPr>
+              <w:spacing w:after="40" w:line="269" w:lineRule="auto"/>
+              <w:ind w:firstLine="0"/>
+              <w:jc w:val="left"/>
+            </w:pPr>
+            <w:r>
+              <w:rPr>
+                <w:rFonts w:ascii="Times New Roman" w:hAnsi="Times New Roman" w:eastAsia="Times New Roman"/>
+                <w:b w:val="0"/>
+                <w:i w:val="0"/>
+                <w:sz w:val="24"/>
+              </w:rPr>
+              <w:t>GD03</w:t>
+            </w:r>
+          </w:p>
+        </w:tc>
+        <w:tc>
+          <w:tcPr>
+            <w:tcW w:type="dxa" w:w="2154"/>
+          </w:tcPr>
+          <w:p>
+            <w:pPr>
+              <w:spacing w:after="40" w:line="269" w:lineRule="auto"/>
+              <w:ind w:firstLine="0"/>
+              <w:jc w:val="center"/>
+            </w:pPr>
+            <w:r>
+              <w:rPr>
+                <w:rFonts w:ascii="Times New Roman" w:hAnsi="Times New Roman" w:eastAsia="Times New Roman"/>
+                <w:b w:val="0"/>
+                <w:i w:val="0"/>
+                <w:sz w:val="24"/>
+              </w:rPr>
+              <w:t>Két an toàn</w:t>
+            </w:r>
+          </w:p>
+        </w:tc>
+        <w:tc>
+          <w:tcPr>
+            <w:tcW w:type="dxa" w:w="964"/>
+          </w:tcPr>
+          <w:p>
+            <w:pPr>
+              <w:spacing w:after="40" w:line="269" w:lineRule="auto"/>
+              <w:ind w:firstLine="0"/>
+              <w:jc w:val="center"/>
+            </w:pPr>
+            <w:r>
+              <w:rPr>
+                <w:rFonts w:ascii="Times New Roman" w:hAnsi="Times New Roman" w:eastAsia="Times New Roman"/>
+                <w:b w:val="0"/>
+                <w:i w:val="0"/>
+                <w:sz w:val="24"/>
+              </w:rPr>
+              <w:t>Nhóm 1</w:t>
+            </w:r>
+          </w:p>
+        </w:tc>
+        <w:tc>
+          <w:tcPr>
+            <w:tcW w:type="dxa" w:w="4762"/>
+          </w:tcPr>
+          <w:p>
+            <w:pPr>
+              <w:spacing w:after="40" w:line="269" w:lineRule="auto"/>
+              <w:ind w:firstLine="0"/>
+              <w:jc w:val="left"/>
+            </w:pPr>
+            <w:r>
+              <w:rPr>
+                <w:rFonts w:ascii="Times New Roman" w:hAnsi="Times New Roman" w:eastAsia="Times New Roman"/>
+                <w:b w:val="0"/>
+                <w:i w:val="0"/>
+                <w:sz w:val="24"/>
+              </w:rPr>
+              <w:t>vault_​create, vault_​unlock, vault_​lock, vault_​change_​passphrase, vault_​meta, item_​add, item_​list, item_​extract, sign_​file, export_​signing_​public_​key, integrity_​check, integrity_​hash, keys_​split, keys_​recover, verify_​file</w:t>
+            </w:r>
+          </w:p>
+        </w:tc>
+      </w:tr>
+      <w:tr>
+        <w:tc>
+          <w:tcPr>
+            <w:tcW w:type="dxa" w:w="907"/>
+          </w:tcPr>
+          <w:p>
+            <w:pPr>
+              <w:spacing w:after="40" w:line="269" w:lineRule="auto"/>
+              <w:ind w:firstLine="0"/>
+              <w:jc w:val="left"/>
+            </w:pPr>
+            <w:r>
+              <w:rPr>
+                <w:rFonts w:ascii="Times New Roman" w:hAnsi="Times New Roman" w:eastAsia="Times New Roman"/>
+                <w:b w:val="0"/>
+                <w:i w:val="0"/>
+                <w:sz w:val="24"/>
+              </w:rPr>
+              <w:t>GD04</w:t>
+            </w:r>
+          </w:p>
+        </w:tc>
+        <w:tc>
+          <w:tcPr>
+            <w:tcW w:type="dxa" w:w="2154"/>
+          </w:tcPr>
+          <w:p>
+            <w:pPr>
+              <w:spacing w:after="40" w:line="269" w:lineRule="auto"/>
+              <w:ind w:firstLine="0"/>
+              <w:jc w:val="center"/>
+            </w:pPr>
+            <w:r>
+              <w:rPr>
+                <w:rFonts w:ascii="Times New Roman" w:hAnsi="Times New Roman" w:eastAsia="Times New Roman"/>
+                <w:b w:val="0"/>
+                <w:i w:val="0"/>
+                <w:sz w:val="24"/>
+              </w:rPr>
+              <w:t>Khoá tệp</w:t>
+            </w:r>
+          </w:p>
+        </w:tc>
+        <w:tc>
+          <w:tcPr>
+            <w:tcW w:type="dxa" w:w="964"/>
+          </w:tcPr>
+          <w:p>
+            <w:pPr>
+              <w:spacing w:after="40" w:line="269" w:lineRule="auto"/>
+              <w:ind w:firstLine="0"/>
+              <w:jc w:val="center"/>
+            </w:pPr>
+            <w:r>
+              <w:rPr>
+                <w:rFonts w:ascii="Times New Roman" w:hAnsi="Times New Roman" w:eastAsia="Times New Roman"/>
+                <w:b w:val="0"/>
+                <w:i w:val="0"/>
+                <w:sz w:val="24"/>
+              </w:rPr>
+              <w:t>Nhóm 2</w:t>
+            </w:r>
+          </w:p>
+        </w:tc>
+        <w:tc>
+          <w:tcPr>
+            <w:tcW w:type="dxa" w:w="4762"/>
+          </w:tcPr>
+          <w:p>
+            <w:pPr>
+              <w:spacing w:after="40" w:line="269" w:lineRule="auto"/>
+              <w:ind w:firstLine="0"/>
+              <w:jc w:val="center"/>
+            </w:pPr>
+            <w:r>
+              <w:rPr>
+                <w:rFonts w:ascii="Times New Roman" w:hAnsi="Times New Roman" w:eastAsia="Times New Roman"/>
+                <w:b w:val="0"/>
+                <w:i w:val="0"/>
+                <w:sz w:val="24"/>
+              </w:rPr>
+              <w:t>crypto_​encrypt_​file</w:t>
+            </w:r>
+          </w:p>
+        </w:tc>
+      </w:tr>
+      <w:tr>
+        <w:tc>
+          <w:tcPr>
+            <w:tcW w:type="dxa" w:w="907"/>
+          </w:tcPr>
+          <w:p>
+            <w:pPr>
+              <w:spacing w:after="40" w:line="269" w:lineRule="auto"/>
+              <w:ind w:firstLine="0"/>
+              <w:jc w:val="left"/>
+            </w:pPr>
+            <w:r>
+              <w:rPr>
+                <w:rFonts w:ascii="Times New Roman" w:hAnsi="Times New Roman" w:eastAsia="Times New Roman"/>
+                <w:b w:val="0"/>
+                <w:i w:val="0"/>
+                <w:sz w:val="24"/>
+              </w:rPr>
+              <w:t>GD05</w:t>
+            </w:r>
+          </w:p>
+        </w:tc>
+        <w:tc>
+          <w:tcPr>
+            <w:tcW w:type="dxa" w:w="2154"/>
+          </w:tcPr>
+          <w:p>
+            <w:pPr>
+              <w:spacing w:after="40" w:line="269" w:lineRule="auto"/>
+              <w:ind w:firstLine="0"/>
+              <w:jc w:val="center"/>
+            </w:pPr>
+            <w:r>
+              <w:rPr>
+                <w:rFonts w:ascii="Times New Roman" w:hAnsi="Times New Roman" w:eastAsia="Times New Roman"/>
+                <w:b w:val="0"/>
+                <w:i w:val="0"/>
+                <w:sz w:val="24"/>
+              </w:rPr>
+              <w:t>Mở khoá tệp</w:t>
+            </w:r>
+          </w:p>
+        </w:tc>
+        <w:tc>
+          <w:tcPr>
+            <w:tcW w:type="dxa" w:w="964"/>
+          </w:tcPr>
+          <w:p>
+            <w:pPr>
+              <w:spacing w:after="40" w:line="269" w:lineRule="auto"/>
+              <w:ind w:firstLine="0"/>
+              <w:jc w:val="center"/>
+            </w:pPr>
+            <w:r>
+              <w:rPr>
+                <w:rFonts w:ascii="Times New Roman" w:hAnsi="Times New Roman" w:eastAsia="Times New Roman"/>
+                <w:b w:val="0"/>
+                <w:i w:val="0"/>
+                <w:sz w:val="24"/>
+              </w:rPr>
+              <w:t>Nhóm 2</w:t>
+            </w:r>
+          </w:p>
+        </w:tc>
+        <w:tc>
+          <w:tcPr>
+            <w:tcW w:type="dxa" w:w="4762"/>
+          </w:tcPr>
+          <w:p>
+            <w:pPr>
+              <w:spacing w:after="40" w:line="269" w:lineRule="auto"/>
+              <w:ind w:firstLine="0"/>
+              <w:jc w:val="left"/>
+            </w:pPr>
+            <w:r>
+              <w:rPr>
+                <w:rFonts w:ascii="Times New Roman" w:hAnsi="Times New Roman" w:eastAsia="Times New Roman"/>
+                <w:b w:val="0"/>
+                <w:i w:val="0"/>
+                <w:sz w:val="24"/>
+              </w:rPr>
+              <w:t>crypto_​decrypt_​file, copy_​file</w:t>
+            </w:r>
+          </w:p>
+        </w:tc>
+      </w:tr>
+      <w:tr>
+        <w:tc>
+          <w:tcPr>
+            <w:tcW w:type="dxa" w:w="907"/>
+          </w:tcPr>
+          <w:p>
+            <w:pPr>
+              <w:spacing w:after="40" w:line="269" w:lineRule="auto"/>
+              <w:ind w:firstLine="0"/>
+              <w:jc w:val="left"/>
+            </w:pPr>
+            <w:r>
+              <w:rPr>
+                <w:rFonts w:ascii="Times New Roman" w:hAnsi="Times New Roman" w:eastAsia="Times New Roman"/>
+                <w:b w:val="0"/>
+                <w:i w:val="0"/>
+                <w:sz w:val="24"/>
+              </w:rPr>
+              <w:t>GD06</w:t>
+            </w:r>
+          </w:p>
+        </w:tc>
+        <w:tc>
+          <w:tcPr>
+            <w:tcW w:type="dxa" w:w="2154"/>
+          </w:tcPr>
+          <w:p>
+            <w:pPr>
+              <w:spacing w:after="40" w:line="269" w:lineRule="auto"/>
+              <w:ind w:firstLine="0"/>
+              <w:jc w:val="center"/>
+            </w:pPr>
+            <w:r>
+              <w:rPr>
+                <w:rFonts w:ascii="Times New Roman" w:hAnsi="Times New Roman" w:eastAsia="Times New Roman"/>
+                <w:b w:val="0"/>
+                <w:i w:val="0"/>
+                <w:sz w:val="24"/>
+              </w:rPr>
+              <w:t>Ký tệp</w:t>
+            </w:r>
+          </w:p>
+        </w:tc>
+        <w:tc>
+          <w:tcPr>
+            <w:tcW w:type="dxa" w:w="964"/>
+          </w:tcPr>
+          <w:p>
+            <w:pPr>
+              <w:spacing w:after="40" w:line="269" w:lineRule="auto"/>
+              <w:ind w:firstLine="0"/>
+              <w:jc w:val="center"/>
+            </w:pPr>
+            <w:r>
+              <w:rPr>
+                <w:rFonts w:ascii="Times New Roman" w:hAnsi="Times New Roman" w:eastAsia="Times New Roman"/>
+                <w:b w:val="0"/>
+                <w:i w:val="0"/>
+                <w:sz w:val="24"/>
+              </w:rPr>
+              <w:t>Nhóm 3</w:t>
+            </w:r>
+          </w:p>
+        </w:tc>
+        <w:tc>
+          <w:tcPr>
+            <w:tcW w:type="dxa" w:w="4762"/>
+          </w:tcPr>
+          <w:p>
+            <w:pPr>
+              <w:spacing w:after="40" w:line="269" w:lineRule="auto"/>
+              <w:ind w:firstLine="0"/>
+              <w:jc w:val="left"/>
+            </w:pPr>
+            <w:r>
+              <w:rPr>
+                <w:rFonts w:ascii="Times New Roman" w:hAnsi="Times New Roman" w:eastAsia="Times New Roman"/>
+                <w:b w:val="0"/>
+                <w:i w:val="0"/>
+                <w:sz w:val="24"/>
+              </w:rPr>
+              <w:t>crypto_​generate_​signing_​keypair, crypto_​sign_​file</w:t>
+            </w:r>
+          </w:p>
+        </w:tc>
+      </w:tr>
+      <w:tr>
+        <w:tc>
+          <w:tcPr>
+            <w:tcW w:type="dxa" w:w="907"/>
+          </w:tcPr>
+          <w:p>
+            <w:pPr>
+              <w:spacing w:after="40" w:line="269" w:lineRule="auto"/>
+              <w:ind w:firstLine="0"/>
+              <w:jc w:val="left"/>
+            </w:pPr>
+            <w:r>
+              <w:rPr>
+                <w:rFonts w:ascii="Times New Roman" w:hAnsi="Times New Roman" w:eastAsia="Times New Roman"/>
+                <w:b w:val="0"/>
+                <w:i w:val="0"/>
+                <w:sz w:val="24"/>
+              </w:rPr>
+              <w:t>GD07</w:t>
+            </w:r>
+          </w:p>
+        </w:tc>
+        <w:tc>
+          <w:tcPr>
+            <w:tcW w:type="dxa" w:w="2154"/>
+          </w:tcPr>
+          <w:p>
+            <w:pPr>
+              <w:spacing w:after="40" w:line="269" w:lineRule="auto"/>
+              <w:ind w:firstLine="0"/>
+              <w:jc w:val="center"/>
+            </w:pPr>
+            <w:r>
+              <w:rPr>
+                <w:rFonts w:ascii="Times New Roman" w:hAnsi="Times New Roman" w:eastAsia="Times New Roman"/>
+                <w:b w:val="0"/>
+                <w:i w:val="0"/>
+                <w:sz w:val="24"/>
+              </w:rPr>
+              <w:t>Kiểm tra chữ ký</w:t>
+            </w:r>
+          </w:p>
+        </w:tc>
+        <w:tc>
+          <w:tcPr>
+            <w:tcW w:type="dxa" w:w="964"/>
+          </w:tcPr>
+          <w:p>
+            <w:pPr>
+              <w:spacing w:after="40" w:line="269" w:lineRule="auto"/>
+              <w:ind w:firstLine="0"/>
+              <w:jc w:val="center"/>
+            </w:pPr>
+            <w:r>
+              <w:rPr>
+                <w:rFonts w:ascii="Times New Roman" w:hAnsi="Times New Roman" w:eastAsia="Times New Roman"/>
+                <w:b w:val="0"/>
+                <w:i w:val="0"/>
+                <w:sz w:val="24"/>
+              </w:rPr>
+              <w:t>Nhóm 3</w:t>
+            </w:r>
+          </w:p>
+        </w:tc>
+        <w:tc>
+          <w:tcPr>
+            <w:tcW w:type="dxa" w:w="4762"/>
+          </w:tcPr>
+          <w:p>
+            <w:pPr>
+              <w:spacing w:after="40" w:line="269" w:lineRule="auto"/>
+              <w:ind w:firstLine="0"/>
+              <w:jc w:val="left"/>
+            </w:pPr>
+            <w:r>
+              <w:rPr>
+                <w:rFonts w:ascii="Times New Roman" w:hAnsi="Times New Roman" w:eastAsia="Times New Roman"/>
+                <w:b w:val="0"/>
+                <w:i w:val="0"/>
+                <w:sz w:val="24"/>
+              </w:rPr>
+              <w:t>integrity_​verify_​signature</w:t>
+            </w:r>
+          </w:p>
+        </w:tc>
+      </w:tr>
+      <w:tr>
+        <w:tc>
+          <w:tcPr>
+            <w:tcW w:type="dxa" w:w="907"/>
+          </w:tcPr>
+          <w:p>
+            <w:pPr>
+              <w:spacing w:after="40" w:line="269" w:lineRule="auto"/>
+              <w:ind w:firstLine="0"/>
+              <w:jc w:val="left"/>
+            </w:pPr>
+            <w:r>
+              <w:rPr>
+                <w:rFonts w:ascii="Times New Roman" w:hAnsi="Times New Roman" w:eastAsia="Times New Roman"/>
+                <w:b w:val="0"/>
+                <w:i w:val="0"/>
+                <w:sz w:val="24"/>
+              </w:rPr>
+              <w:t>GD08</w:t>
+            </w:r>
+          </w:p>
+        </w:tc>
+        <w:tc>
+          <w:tcPr>
+            <w:tcW w:type="dxa" w:w="2154"/>
+          </w:tcPr>
+          <w:p>
+            <w:pPr>
+              <w:spacing w:after="40" w:line="269" w:lineRule="auto"/>
+              <w:ind w:firstLine="0"/>
+              <w:jc w:val="center"/>
+            </w:pPr>
+            <w:r>
+              <w:rPr>
+                <w:rFonts w:ascii="Times New Roman" w:hAnsi="Times New Roman" w:eastAsia="Times New Roman"/>
+                <w:b w:val="0"/>
+                <w:i w:val="0"/>
+                <w:sz w:val="24"/>
+              </w:rPr>
+              <w:t>Lấy vân tay tệp</w:t>
+            </w:r>
+          </w:p>
+        </w:tc>
+        <w:tc>
+          <w:tcPr>
+            <w:tcW w:type="dxa" w:w="964"/>
+          </w:tcPr>
+          <w:p>
+            <w:pPr>
+              <w:spacing w:after="40" w:line="269" w:lineRule="auto"/>
+              <w:ind w:firstLine="0"/>
+              <w:jc w:val="center"/>
+            </w:pPr>
+            <w:r>
+              <w:rPr>
+                <w:rFonts w:ascii="Times New Roman" w:hAnsi="Times New Roman" w:eastAsia="Times New Roman"/>
+                <w:b w:val="0"/>
+                <w:i w:val="0"/>
+                <w:sz w:val="24"/>
+              </w:rPr>
+              <w:t>Nhóm 3</w:t>
+            </w:r>
+          </w:p>
+        </w:tc>
+        <w:tc>
+          <w:tcPr>
+            <w:tcW w:type="dxa" w:w="4762"/>
+          </w:tcPr>
+          <w:p>
+            <w:pPr>
+              <w:spacing w:after="40" w:line="269" w:lineRule="auto"/>
+              <w:ind w:firstLine="0"/>
+              <w:jc w:val="center"/>
+            </w:pPr>
+            <w:r>
+              <w:rPr>
+                <w:rFonts w:ascii="Times New Roman" w:hAnsi="Times New Roman" w:eastAsia="Times New Roman"/>
+                <w:b w:val="0"/>
+                <w:i w:val="0"/>
+                <w:sz w:val="24"/>
+              </w:rPr>
+              <w:t>integrity_​hash_​file</w:t>
+            </w:r>
+          </w:p>
+        </w:tc>
+      </w:tr>
+      <w:tr>
+        <w:tc>
+          <w:tcPr>
+            <w:tcW w:type="dxa" w:w="907"/>
+          </w:tcPr>
+          <w:p>
+            <w:pPr>
+              <w:spacing w:after="40" w:line="269" w:lineRule="auto"/>
+              <w:ind w:firstLine="0"/>
+              <w:jc w:val="left"/>
+            </w:pPr>
+            <w:r>
+              <w:rPr>
+                <w:rFonts w:ascii="Times New Roman" w:hAnsi="Times New Roman" w:eastAsia="Times New Roman"/>
+                <w:b w:val="0"/>
+                <w:i w:val="0"/>
+                <w:sz w:val="24"/>
+              </w:rPr>
+              <w:t>GD09</w:t>
+            </w:r>
+          </w:p>
+        </w:tc>
+        <w:tc>
+          <w:tcPr>
+            <w:tcW w:type="dxa" w:w="2154"/>
+          </w:tcPr>
+          <w:p>
+            <w:pPr>
+              <w:spacing w:after="40" w:line="269" w:lineRule="auto"/>
+              <w:ind w:firstLine="0"/>
+              <w:jc w:val="left"/>
+            </w:pPr>
+            <w:r>
+              <w:rPr>
+                <w:rFonts w:ascii="Times New Roman" w:hAnsi="Times New Roman" w:eastAsia="Times New Roman"/>
+                <w:b w:val="0"/>
+                <w:i w:val="0"/>
+                <w:sz w:val="24"/>
+              </w:rPr>
+              <w:t>Kiểm tra tệp chưa bị đổi</w:t>
+            </w:r>
+          </w:p>
+        </w:tc>
+        <w:tc>
+          <w:tcPr>
+            <w:tcW w:type="dxa" w:w="964"/>
+          </w:tcPr>
+          <w:p>
+            <w:pPr>
+              <w:spacing w:after="40" w:line="269" w:lineRule="auto"/>
+              <w:ind w:firstLine="0"/>
+              <w:jc w:val="center"/>
+            </w:pPr>
+            <w:r>
+              <w:rPr>
+                <w:rFonts w:ascii="Times New Roman" w:hAnsi="Times New Roman" w:eastAsia="Times New Roman"/>
+                <w:b w:val="0"/>
+                <w:i w:val="0"/>
+                <w:sz w:val="24"/>
+              </w:rPr>
+              <w:t>Nhóm 3</w:t>
+            </w:r>
+          </w:p>
+        </w:tc>
+        <w:tc>
+          <w:tcPr>
+            <w:tcW w:type="dxa" w:w="4762"/>
+          </w:tcPr>
+          <w:p>
+            <w:pPr>
+              <w:spacing w:after="40" w:line="269" w:lineRule="auto"/>
+              <w:ind w:firstLine="0"/>
+              <w:jc w:val="center"/>
+            </w:pPr>
+            <w:r>
+              <w:rPr>
+                <w:rFonts w:ascii="Times New Roman" w:hAnsi="Times New Roman" w:eastAsia="Times New Roman"/>
+                <w:b w:val="0"/>
+                <w:i w:val="0"/>
+                <w:sz w:val="24"/>
+              </w:rPr>
+              <w:t>integrity_​hash_​file</w:t>
+            </w:r>
+          </w:p>
+        </w:tc>
+      </w:tr>
+      <w:tr>
+        <w:tc>
+          <w:tcPr>
+            <w:tcW w:type="dxa" w:w="907"/>
+          </w:tcPr>
+          <w:p>
+            <w:pPr>
+              <w:spacing w:after="40" w:line="269" w:lineRule="auto"/>
+              <w:ind w:firstLine="0"/>
+              <w:jc w:val="left"/>
+            </w:pPr>
+            <w:r>
+              <w:rPr>
+                <w:rFonts w:ascii="Times New Roman" w:hAnsi="Times New Roman" w:eastAsia="Times New Roman"/>
+                <w:b w:val="0"/>
+                <w:i w:val="0"/>
+                <w:sz w:val="24"/>
+              </w:rPr>
+              <w:t>GD10</w:t>
+            </w:r>
+          </w:p>
+        </w:tc>
+        <w:tc>
+          <w:tcPr>
+            <w:tcW w:type="dxa" w:w="2154"/>
+          </w:tcPr>
+          <w:p>
+            <w:pPr>
+              <w:spacing w:after="40" w:line="269" w:lineRule="auto"/>
+              <w:ind w:firstLine="0"/>
+              <w:jc w:val="center"/>
+            </w:pPr>
+            <w:r>
+              <w:rPr>
+                <w:rFonts w:ascii="Times New Roman" w:hAnsi="Times New Roman" w:eastAsia="Times New Roman"/>
+                <w:b w:val="0"/>
+                <w:i w:val="0"/>
+                <w:sz w:val="24"/>
+              </w:rPr>
+              <w:t>Xác minh tệp tải về</w:t>
+            </w:r>
+          </w:p>
+        </w:tc>
+        <w:tc>
+          <w:tcPr>
+            <w:tcW w:type="dxa" w:w="964"/>
+          </w:tcPr>
+          <w:p>
+            <w:pPr>
+              <w:spacing w:after="40" w:line="269" w:lineRule="auto"/>
+              <w:ind w:firstLine="0"/>
+              <w:jc w:val="center"/>
+            </w:pPr>
+            <w:r>
+              <w:rPr>
+                <w:rFonts w:ascii="Times New Roman" w:hAnsi="Times New Roman" w:eastAsia="Times New Roman"/>
+                <w:b w:val="0"/>
+                <w:i w:val="0"/>
+                <w:sz w:val="24"/>
+              </w:rPr>
+              <w:t>Nhóm 3</w:t>
+            </w:r>
+          </w:p>
+        </w:tc>
+        <w:tc>
+          <w:tcPr>
+            <w:tcW w:type="dxa" w:w="4762"/>
+          </w:tcPr>
+          <w:p>
+            <w:pPr>
+              <w:spacing w:after="40" w:line="269" w:lineRule="auto"/>
+              <w:ind w:firstLine="0"/>
+              <w:jc w:val="left"/>
+            </w:pPr>
+            <w:r>
+              <w:rPr>
+                <w:rFonts w:ascii="Times New Roman" w:hAnsi="Times New Roman" w:eastAsia="Times New Roman"/>
+                <w:b w:val="0"/>
+                <w:i w:val="0"/>
+                <w:sz w:val="24"/>
+              </w:rPr>
+              <w:t>integrity_​verify_​integrity</w:t>
+            </w:r>
+          </w:p>
+        </w:tc>
+      </w:tr>
+      <w:tr>
+        <w:tc>
+          <w:tcPr>
+            <w:tcW w:type="dxa" w:w="907"/>
+          </w:tcPr>
+          <w:p>
+            <w:pPr>
+              <w:spacing w:after="40" w:line="269" w:lineRule="auto"/>
+              <w:ind w:firstLine="0"/>
+              <w:jc w:val="left"/>
+            </w:pPr>
+            <w:r>
+              <w:rPr>
+                <w:rFonts w:ascii="Times New Roman" w:hAnsi="Times New Roman" w:eastAsia="Times New Roman"/>
+                <w:b w:val="0"/>
+                <w:i w:val="0"/>
+                <w:sz w:val="24"/>
+              </w:rPr>
+              <w:t>GD11</w:t>
+            </w:r>
+          </w:p>
+        </w:tc>
+        <w:tc>
+          <w:tcPr>
+            <w:tcW w:type="dxa" w:w="2154"/>
+          </w:tcPr>
+          <w:p>
+            <w:pPr>
+              <w:spacing w:after="40" w:line="269" w:lineRule="auto"/>
+              <w:ind w:firstLine="0"/>
+              <w:jc w:val="center"/>
+            </w:pPr>
+            <w:r>
+              <w:rPr>
+                <w:rFonts w:ascii="Times New Roman" w:hAnsi="Times New Roman" w:eastAsia="Times New Roman"/>
+                <w:b w:val="0"/>
+                <w:i w:val="0"/>
+                <w:sz w:val="24"/>
+              </w:rPr>
+              <w:t>Chia nhỏ bí mật</w:t>
+            </w:r>
+          </w:p>
+        </w:tc>
+        <w:tc>
+          <w:tcPr>
+            <w:tcW w:type="dxa" w:w="964"/>
+          </w:tcPr>
+          <w:p>
+            <w:pPr>
+              <w:spacing w:after="40" w:line="269" w:lineRule="auto"/>
+              <w:ind w:firstLine="0"/>
+              <w:jc w:val="center"/>
+            </w:pPr>
+            <w:r>
+              <w:rPr>
+                <w:rFonts w:ascii="Times New Roman" w:hAnsi="Times New Roman" w:eastAsia="Times New Roman"/>
+                <w:b w:val="0"/>
+                <w:i w:val="0"/>
+                <w:sz w:val="24"/>
+              </w:rPr>
+              <w:t>Nhóm 4</w:t>
+            </w:r>
+          </w:p>
+        </w:tc>
+        <w:tc>
+          <w:tcPr>
+            <w:tcW w:type="dxa" w:w="4762"/>
+          </w:tcPr>
+          <w:p>
+            <w:pPr>
+              <w:spacing w:after="40" w:line="269" w:lineRule="auto"/>
+              <w:ind w:firstLine="0"/>
+              <w:jc w:val="center"/>
+            </w:pPr>
+            <w:r>
+              <w:rPr>
+                <w:rFonts w:ascii="Times New Roman" w:hAnsi="Times New Roman" w:eastAsia="Times New Roman"/>
+                <w:b w:val="0"/>
+                <w:i w:val="0"/>
+                <w:sz w:val="24"/>
+              </w:rPr>
+              <w:t>shares_​split_​secret</w:t>
+            </w:r>
+          </w:p>
+        </w:tc>
+      </w:tr>
+      <w:tr>
+        <w:tc>
+          <w:tcPr>
+            <w:tcW w:type="dxa" w:w="907"/>
+          </w:tcPr>
+          <w:p>
+            <w:pPr>
+              <w:spacing w:after="40" w:line="269" w:lineRule="auto"/>
+              <w:ind w:firstLine="0"/>
+              <w:jc w:val="left"/>
+            </w:pPr>
+            <w:r>
+              <w:rPr>
+                <w:rFonts w:ascii="Times New Roman" w:hAnsi="Times New Roman" w:eastAsia="Times New Roman"/>
+                <w:b w:val="0"/>
+                <w:i w:val="0"/>
+                <w:sz w:val="24"/>
+              </w:rPr>
+              <w:t>GD12</w:t>
+            </w:r>
+          </w:p>
+        </w:tc>
+        <w:tc>
+          <w:tcPr>
+            <w:tcW w:type="dxa" w:w="2154"/>
+          </w:tcPr>
+          <w:p>
+            <w:pPr>
+              <w:spacing w:after="40" w:line="269" w:lineRule="auto"/>
+              <w:ind w:firstLine="0"/>
+              <w:jc w:val="center"/>
+            </w:pPr>
+            <w:r>
+              <w:rPr>
+                <w:rFonts w:ascii="Times New Roman" w:hAnsi="Times New Roman" w:eastAsia="Times New Roman"/>
+                <w:b w:val="0"/>
+                <w:i w:val="0"/>
+                <w:sz w:val="24"/>
+              </w:rPr>
+              <w:t>Chia nhỏ tệp</w:t>
+            </w:r>
+          </w:p>
+        </w:tc>
+        <w:tc>
+          <w:tcPr>
+            <w:tcW w:type="dxa" w:w="964"/>
+          </w:tcPr>
+          <w:p>
+            <w:pPr>
+              <w:spacing w:after="40" w:line="269" w:lineRule="auto"/>
+              <w:ind w:firstLine="0"/>
+              <w:jc w:val="center"/>
+            </w:pPr>
+            <w:r>
+              <w:rPr>
+                <w:rFonts w:ascii="Times New Roman" w:hAnsi="Times New Roman" w:eastAsia="Times New Roman"/>
+                <w:b w:val="0"/>
+                <w:i w:val="0"/>
+                <w:sz w:val="24"/>
+              </w:rPr>
+              <w:t>Nhóm 4</w:t>
+            </w:r>
+          </w:p>
+        </w:tc>
+        <w:tc>
+          <w:tcPr>
+            <w:tcW w:type="dxa" w:w="4762"/>
+          </w:tcPr>
+          <w:p>
+            <w:pPr>
+              <w:spacing w:after="40" w:line="269" w:lineRule="auto"/>
+              <w:ind w:firstLine="0"/>
+              <w:jc w:val="center"/>
+            </w:pPr>
+            <w:r>
+              <w:rPr>
+                <w:rFonts w:ascii="Times New Roman" w:hAnsi="Times New Roman" w:eastAsia="Times New Roman"/>
+                <w:b w:val="0"/>
+                <w:i w:val="0"/>
+                <w:sz w:val="24"/>
+              </w:rPr>
+              <w:t>shares_​split_​file</w:t>
+            </w:r>
+          </w:p>
+        </w:tc>
+      </w:tr>
+      <w:tr>
+        <w:tc>
+          <w:tcPr>
+            <w:tcW w:type="dxa" w:w="907"/>
+          </w:tcPr>
+          <w:p>
+            <w:pPr>
+              <w:spacing w:after="40" w:line="269" w:lineRule="auto"/>
+              <w:ind w:firstLine="0"/>
+              <w:jc w:val="left"/>
+            </w:pPr>
+            <w:r>
+              <w:rPr>
+                <w:rFonts w:ascii="Times New Roman" w:hAnsi="Times New Roman" w:eastAsia="Times New Roman"/>
+                <w:b w:val="0"/>
+                <w:i w:val="0"/>
+                <w:sz w:val="24"/>
+              </w:rPr>
+              <w:t>GD13</w:t>
+            </w:r>
+          </w:p>
+        </w:tc>
+        <w:tc>
+          <w:tcPr>
+            <w:tcW w:type="dxa" w:w="2154"/>
+          </w:tcPr>
+          <w:p>
+            <w:pPr>
+              <w:spacing w:after="40" w:line="269" w:lineRule="auto"/>
+              <w:ind w:firstLine="0"/>
+              <w:jc w:val="center"/>
+            </w:pPr>
+            <w:r>
+              <w:rPr>
+                <w:rFonts w:ascii="Times New Roman" w:hAnsi="Times New Roman" w:eastAsia="Times New Roman"/>
+                <w:b w:val="0"/>
+                <w:i w:val="0"/>
+                <w:sz w:val="24"/>
+              </w:rPr>
+              <w:t>Ghép lại từ các mảnh</w:t>
+            </w:r>
+          </w:p>
+        </w:tc>
+        <w:tc>
+          <w:tcPr>
+            <w:tcW w:type="dxa" w:w="964"/>
+          </w:tcPr>
+          <w:p>
+            <w:pPr>
+              <w:spacing w:after="40" w:line="269" w:lineRule="auto"/>
+              <w:ind w:firstLine="0"/>
+              <w:jc w:val="center"/>
+            </w:pPr>
+            <w:r>
+              <w:rPr>
+                <w:rFonts w:ascii="Times New Roman" w:hAnsi="Times New Roman" w:eastAsia="Times New Roman"/>
+                <w:b w:val="0"/>
+                <w:i w:val="0"/>
+                <w:sz w:val="24"/>
+              </w:rPr>
+              <w:t>Nhóm 4</w:t>
+            </w:r>
+          </w:p>
+        </w:tc>
+        <w:tc>
+          <w:tcPr>
+            <w:tcW w:type="dxa" w:w="4762"/>
+          </w:tcPr>
+          <w:p>
+            <w:pPr>
+              <w:spacing w:after="40" w:line="269" w:lineRule="auto"/>
+              <w:ind w:firstLine="0"/>
+              <w:jc w:val="left"/>
+            </w:pPr>
+            <w:r>
+              <w:rPr>
+                <w:rFonts w:ascii="Times New Roman" w:hAnsi="Times New Roman" w:eastAsia="Times New Roman"/>
+                <w:b w:val="0"/>
+                <w:i w:val="0"/>
+                <w:sz w:val="24"/>
+              </w:rPr>
+              <w:t>shares_​recover_​secret, copy_​file</w:t>
+            </w:r>
+          </w:p>
+        </w:tc>
+      </w:tr>
+      <w:tr>
+        <w:tc>
+          <w:tcPr>
+            <w:tcW w:type="dxa" w:w="907"/>
+          </w:tcPr>
+          <w:p>
+            <w:pPr>
+              <w:spacing w:after="40" w:line="269" w:lineRule="auto"/>
+              <w:ind w:firstLine="0"/>
+              <w:jc w:val="left"/>
+            </w:pPr>
+            <w:r>
+              <w:rPr>
+                <w:rFonts w:ascii="Times New Roman" w:hAnsi="Times New Roman" w:eastAsia="Times New Roman"/>
+                <w:b w:val="0"/>
+                <w:i w:val="0"/>
+                <w:sz w:val="24"/>
+              </w:rPr>
+              <w:t>GD14</w:t>
+            </w:r>
+          </w:p>
+        </w:tc>
+        <w:tc>
+          <w:tcPr>
+            <w:tcW w:type="dxa" w:w="2154"/>
+          </w:tcPr>
+          <w:p>
+            <w:pPr>
+              <w:spacing w:after="40" w:line="269" w:lineRule="auto"/>
+              <w:ind w:firstLine="0"/>
+              <w:jc w:val="left"/>
+            </w:pPr>
+            <w:r>
+              <w:rPr>
+                <w:rFonts w:ascii="Times New Roman" w:hAnsi="Times New Roman" w:eastAsia="Times New Roman"/>
+                <w:b w:val="0"/>
+                <w:i w:val="0"/>
+                <w:sz w:val="24"/>
+              </w:rPr>
+              <w:t>Chuyển mảnh bằng mã QR</w:t>
+            </w:r>
+          </w:p>
+        </w:tc>
+        <w:tc>
+          <w:tcPr>
+            <w:tcW w:type="dxa" w:w="964"/>
+          </w:tcPr>
+          <w:p>
+            <w:pPr>
+              <w:spacing w:after="40" w:line="269" w:lineRule="auto"/>
+              <w:ind w:firstLine="0"/>
+              <w:jc w:val="center"/>
+            </w:pPr>
+            <w:r>
+              <w:rPr>
+                <w:rFonts w:ascii="Times New Roman" w:hAnsi="Times New Roman" w:eastAsia="Times New Roman"/>
+                <w:b w:val="0"/>
+                <w:i w:val="0"/>
+                <w:sz w:val="24"/>
+              </w:rPr>
+              <w:t>Nhóm 4</w:t>
+            </w:r>
+          </w:p>
+        </w:tc>
+        <w:tc>
+          <w:tcPr>
+            <w:tcW w:type="dxa" w:w="4762"/>
+          </w:tcPr>
+          <w:p>
+            <w:pPr>
+              <w:spacing w:after="40" w:line="269" w:lineRule="auto"/>
+              <w:ind w:firstLine="0"/>
+              <w:jc w:val="left"/>
+            </w:pPr>
+            <w:r>
+              <w:rPr>
+                <w:rFonts w:ascii="Times New Roman" w:hAnsi="Times New Roman" w:eastAsia="Times New Roman"/>
+                <w:b w:val="0"/>
+                <w:i w:val="0"/>
+                <w:sz w:val="24"/>
+              </w:rPr>
+              <w:t>shares_​export_​qr, shares_​recover_​from_​qr</w:t>
+            </w:r>
+          </w:p>
+        </w:tc>
+      </w:tr>
+      <w:tr>
+        <w:tc>
+          <w:tcPr>
+            <w:tcW w:type="dxa" w:w="907"/>
+          </w:tcPr>
+          <w:p>
+            <w:pPr>
+              <w:spacing w:after="40" w:line="269" w:lineRule="auto"/>
+              <w:ind w:firstLine="0"/>
+              <w:jc w:val="left"/>
+            </w:pPr>
+            <w:r>
+              <w:rPr>
+                <w:rFonts w:ascii="Times New Roman" w:hAnsi="Times New Roman" w:eastAsia="Times New Roman"/>
+                <w:b w:val="0"/>
+                <w:i w:val="0"/>
+                <w:sz w:val="24"/>
+              </w:rPr>
+              <w:t>GD15</w:t>
+            </w:r>
+          </w:p>
+        </w:tc>
+        <w:tc>
+          <w:tcPr>
+            <w:tcW w:type="dxa" w:w="2154"/>
+          </w:tcPr>
+          <w:p>
+            <w:pPr>
+              <w:spacing w:after="40" w:line="269" w:lineRule="auto"/>
+              <w:ind w:firstLine="0"/>
+              <w:jc w:val="left"/>
+            </w:pPr>
+            <w:r>
+              <w:rPr>
+                <w:rFonts w:ascii="Times New Roman" w:hAnsi="Times New Roman" w:eastAsia="Times New Roman"/>
+                <w:b w:val="0"/>
+                <w:i w:val="0"/>
+                <w:sz w:val="24"/>
+              </w:rPr>
+              <w:t>Giấu dữ liệu trong ảnh</w:t>
+            </w:r>
+          </w:p>
+        </w:tc>
+        <w:tc>
+          <w:tcPr>
+            <w:tcW w:type="dxa" w:w="964"/>
+          </w:tcPr>
+          <w:p>
+            <w:pPr>
+              <w:spacing w:after="40" w:line="269" w:lineRule="auto"/>
+              <w:ind w:firstLine="0"/>
+              <w:jc w:val="center"/>
+            </w:pPr>
+            <w:r>
+              <w:rPr>
+                <w:rFonts w:ascii="Times New Roman" w:hAnsi="Times New Roman" w:eastAsia="Times New Roman"/>
+                <w:b w:val="0"/>
+                <w:i w:val="0"/>
+                <w:sz w:val="24"/>
+              </w:rPr>
+              <w:t>Nhóm 5</w:t>
+            </w:r>
+          </w:p>
+        </w:tc>
+        <w:tc>
+          <w:tcPr>
+            <w:tcW w:type="dxa" w:w="4762"/>
+          </w:tcPr>
+          <w:p>
+            <w:pPr>
+              <w:spacing w:after="40" w:line="269" w:lineRule="auto"/>
+              <w:ind w:firstLine="0"/>
+              <w:jc w:val="center"/>
+            </w:pPr>
+            <w:r>
+              <w:rPr>
+                <w:rFonts w:ascii="Times New Roman" w:hAnsi="Times New Roman" w:eastAsia="Times New Roman"/>
+                <w:b w:val="0"/>
+                <w:i w:val="0"/>
+                <w:sz w:val="24"/>
+              </w:rPr>
+              <w:t>stego_​hide</w:t>
+            </w:r>
+          </w:p>
+        </w:tc>
+      </w:tr>
+      <w:tr>
+        <w:tc>
+          <w:tcPr>
+            <w:tcW w:type="dxa" w:w="907"/>
+          </w:tcPr>
+          <w:p>
+            <w:pPr>
+              <w:spacing w:after="40" w:line="269" w:lineRule="auto"/>
+              <w:ind w:firstLine="0"/>
+              <w:jc w:val="left"/>
+            </w:pPr>
+            <w:r>
+              <w:rPr>
+                <w:rFonts w:ascii="Times New Roman" w:hAnsi="Times New Roman" w:eastAsia="Times New Roman"/>
+                <w:b w:val="0"/>
+                <w:i w:val="0"/>
+                <w:sz w:val="24"/>
+              </w:rPr>
+              <w:t>GD16</w:t>
+            </w:r>
+          </w:p>
+        </w:tc>
+        <w:tc>
+          <w:tcPr>
+            <w:tcW w:type="dxa" w:w="2154"/>
+          </w:tcPr>
+          <w:p>
+            <w:pPr>
+              <w:spacing w:after="40" w:line="269" w:lineRule="auto"/>
+              <w:ind w:firstLine="0"/>
+              <w:jc w:val="center"/>
+            </w:pPr>
+            <w:r>
+              <w:rPr>
+                <w:rFonts w:ascii="Times New Roman" w:hAnsi="Times New Roman" w:eastAsia="Times New Roman"/>
+                <w:b w:val="0"/>
+                <w:i w:val="0"/>
+                <w:sz w:val="24"/>
+              </w:rPr>
+              <w:t>Hiện dữ liệu ẩn</w:t>
+            </w:r>
+          </w:p>
+        </w:tc>
+        <w:tc>
+          <w:tcPr>
+            <w:tcW w:type="dxa" w:w="964"/>
+          </w:tcPr>
+          <w:p>
+            <w:pPr>
+              <w:spacing w:after="40" w:line="269" w:lineRule="auto"/>
+              <w:ind w:firstLine="0"/>
+              <w:jc w:val="center"/>
+            </w:pPr>
+            <w:r>
+              <w:rPr>
+                <w:rFonts w:ascii="Times New Roman" w:hAnsi="Times New Roman" w:eastAsia="Times New Roman"/>
+                <w:b w:val="0"/>
+                <w:i w:val="0"/>
+                <w:sz w:val="24"/>
+              </w:rPr>
+              <w:t>Nhóm 5</w:t>
+            </w:r>
+          </w:p>
+        </w:tc>
+        <w:tc>
+          <w:tcPr>
+            <w:tcW w:type="dxa" w:w="4762"/>
+          </w:tcPr>
+          <w:p>
+            <w:pPr>
+              <w:spacing w:after="40" w:line="269" w:lineRule="auto"/>
+              <w:ind w:firstLine="0"/>
+              <w:jc w:val="left"/>
+            </w:pPr>
+            <w:r>
+              <w:rPr>
+                <w:rFonts w:ascii="Times New Roman" w:hAnsi="Times New Roman" w:eastAsia="Times New Roman"/>
+                <w:b w:val="0"/>
+                <w:i w:val="0"/>
+                <w:sz w:val="24"/>
+              </w:rPr>
+              <w:t>stego_​extract, copy_​file</w:t>
+            </w:r>
+          </w:p>
+        </w:tc>
+      </w:tr>
+      <w:tr>
+        <w:tc>
+          <w:tcPr>
+            <w:tcW w:type="dxa" w:w="907"/>
+          </w:tcPr>
+          <w:p>
+            <w:pPr>
+              <w:spacing w:after="40" w:line="269" w:lineRule="auto"/>
+              <w:ind w:firstLine="0"/>
+              <w:jc w:val="left"/>
+            </w:pPr>
+            <w:r>
+              <w:rPr>
+                <w:rFonts w:ascii="Times New Roman" w:hAnsi="Times New Roman" w:eastAsia="Times New Roman"/>
+                <w:b w:val="0"/>
+                <w:i w:val="0"/>
+                <w:sz w:val="24"/>
+              </w:rPr>
+              <w:t>GD17</w:t>
+            </w:r>
+          </w:p>
+        </w:tc>
+        <w:tc>
+          <w:tcPr>
+            <w:tcW w:type="dxa" w:w="2154"/>
+          </w:tcPr>
+          <w:p>
+            <w:pPr>
+              <w:spacing w:after="40" w:line="269" w:lineRule="auto"/>
+              <w:ind w:firstLine="0"/>
+              <w:jc w:val="center"/>
+            </w:pPr>
+            <w:r>
+              <w:rPr>
+                <w:rFonts w:ascii="Times New Roman" w:hAnsi="Times New Roman" w:eastAsia="Times New Roman"/>
+                <w:b w:val="0"/>
+                <w:i w:val="0"/>
+                <w:sz w:val="24"/>
+              </w:rPr>
+              <w:t>Phát hiện dữ liệu ẩn</w:t>
+            </w:r>
+          </w:p>
+        </w:tc>
+        <w:tc>
+          <w:tcPr>
+            <w:tcW w:type="dxa" w:w="964"/>
+          </w:tcPr>
+          <w:p>
+            <w:pPr>
+              <w:spacing w:after="40" w:line="269" w:lineRule="auto"/>
+              <w:ind w:firstLine="0"/>
+              <w:jc w:val="center"/>
+            </w:pPr>
+            <w:r>
+              <w:rPr>
+                <w:rFonts w:ascii="Times New Roman" w:hAnsi="Times New Roman" w:eastAsia="Times New Roman"/>
+                <w:b w:val="0"/>
+                <w:i w:val="0"/>
+                <w:sz w:val="24"/>
+              </w:rPr>
+              <w:t>Nhóm 5</w:t>
+            </w:r>
+          </w:p>
+        </w:tc>
+        <w:tc>
+          <w:tcPr>
+            <w:tcW w:type="dxa" w:w="4762"/>
+          </w:tcPr>
+          <w:p>
+            <w:pPr>
+              <w:spacing w:after="40" w:line="269" w:lineRule="auto"/>
+              <w:ind w:firstLine="0"/>
+              <w:jc w:val="center"/>
+            </w:pPr>
+            <w:r>
+              <w:rPr>
+                <w:rFonts w:ascii="Times New Roman" w:hAnsi="Times New Roman" w:eastAsia="Times New Roman"/>
+                <w:b w:val="0"/>
+                <w:i w:val="0"/>
+                <w:sz w:val="24"/>
+              </w:rPr>
+              <w:t>stego_​detect</w:t>
+            </w:r>
+          </w:p>
+        </w:tc>
+      </w:tr>
+      <w:tr>
+        <w:tc>
+          <w:tcPr>
+            <w:tcW w:type="dxa" w:w="907"/>
+          </w:tcPr>
+          <w:p>
+            <w:pPr>
+              <w:spacing w:after="40" w:line="269" w:lineRule="auto"/>
+              <w:ind w:firstLine="0"/>
+              <w:jc w:val="left"/>
+            </w:pPr>
+            <w:r>
+              <w:rPr>
+                <w:rFonts w:ascii="Times New Roman" w:hAnsi="Times New Roman" w:eastAsia="Times New Roman"/>
+                <w:b w:val="0"/>
+                <w:i w:val="0"/>
+                <w:sz w:val="24"/>
+              </w:rPr>
+              <w:t>GD18</w:t>
+            </w:r>
+          </w:p>
+        </w:tc>
+        <w:tc>
+          <w:tcPr>
+            <w:tcW w:type="dxa" w:w="2154"/>
+          </w:tcPr>
+          <w:p>
+            <w:pPr>
+              <w:spacing w:after="40" w:line="269" w:lineRule="auto"/>
+              <w:ind w:firstLine="0"/>
+              <w:jc w:val="center"/>
+            </w:pPr>
+            <w:r>
+              <w:rPr>
+                <w:rFonts w:ascii="Times New Roman" w:hAnsi="Times New Roman" w:eastAsia="Times New Roman"/>
+                <w:b w:val="0"/>
+                <w:i w:val="0"/>
+                <w:sz w:val="24"/>
+              </w:rPr>
+              <w:t>Chống giả mạo ảnh</w:t>
+            </w:r>
+          </w:p>
+        </w:tc>
+        <w:tc>
+          <w:tcPr>
+            <w:tcW w:type="dxa" w:w="964"/>
+          </w:tcPr>
+          <w:p>
+            <w:pPr>
+              <w:spacing w:after="40" w:line="269" w:lineRule="auto"/>
+              <w:ind w:firstLine="0"/>
+              <w:jc w:val="center"/>
+            </w:pPr>
+            <w:r>
+              <w:rPr>
+                <w:rFonts w:ascii="Times New Roman" w:hAnsi="Times New Roman" w:eastAsia="Times New Roman"/>
+                <w:b w:val="0"/>
+                <w:i w:val="0"/>
+                <w:sz w:val="24"/>
+              </w:rPr>
+              <w:t>Nhóm 6</w:t>
+            </w:r>
+          </w:p>
+        </w:tc>
+        <w:tc>
+          <w:tcPr>
+            <w:tcW w:type="dxa" w:w="4762"/>
+          </w:tcPr>
+          <w:p>
+            <w:pPr>
+              <w:spacing w:after="40" w:line="269" w:lineRule="auto"/>
+              <w:ind w:firstLine="0"/>
+              <w:jc w:val="left"/>
+            </w:pPr>
+            <w:r>
+              <w:rPr>
+                <w:rFonts w:ascii="Times New Roman" w:hAnsi="Times New Roman" w:eastAsia="Times New Roman"/>
+                <w:b w:val="0"/>
+                <w:i w:val="0"/>
+                <w:sz w:val="24"/>
+              </w:rPr>
+              <w:t>watermark_​embed, watermark_​verify</w:t>
+            </w:r>
+          </w:p>
+        </w:tc>
+      </w:tr>
+      <w:tr>
+        <w:tc>
+          <w:tcPr>
+            <w:tcW w:type="dxa" w:w="907"/>
+          </w:tcPr>
+          <w:p>
+            <w:pPr>
+              <w:spacing w:after="40" w:line="269" w:lineRule="auto"/>
+              <w:ind w:firstLine="0"/>
+              <w:jc w:val="left"/>
+            </w:pPr>
+            <w:r>
+              <w:rPr>
+                <w:rFonts w:ascii="Times New Roman" w:hAnsi="Times New Roman" w:eastAsia="Times New Roman"/>
+                <w:b w:val="0"/>
+                <w:i w:val="0"/>
+                <w:sz w:val="24"/>
+              </w:rPr>
+              <w:t>GD19</w:t>
+            </w:r>
+          </w:p>
+        </w:tc>
+        <w:tc>
+          <w:tcPr>
+            <w:tcW w:type="dxa" w:w="2154"/>
+          </w:tcPr>
+          <w:p>
+            <w:pPr>
+              <w:spacing w:after="40" w:line="269" w:lineRule="auto"/>
+              <w:ind w:firstLine="0"/>
+              <w:jc w:val="center"/>
+            </w:pPr>
+            <w:r>
+              <w:rPr>
+                <w:rFonts w:ascii="Times New Roman" w:hAnsi="Times New Roman" w:eastAsia="Times New Roman"/>
+                <w:b w:val="0"/>
+                <w:i w:val="0"/>
+                <w:sz w:val="24"/>
+              </w:rPr>
+              <w:t>Xem siêu dữ liệu</w:t>
+            </w:r>
+          </w:p>
+        </w:tc>
+        <w:tc>
+          <w:tcPr>
+            <w:tcW w:type="dxa" w:w="964"/>
+          </w:tcPr>
+          <w:p>
+            <w:pPr>
+              <w:spacing w:after="40" w:line="269" w:lineRule="auto"/>
+              <w:ind w:firstLine="0"/>
+              <w:jc w:val="center"/>
+            </w:pPr>
+            <w:r>
+              <w:rPr>
+                <w:rFonts w:ascii="Times New Roman" w:hAnsi="Times New Roman" w:eastAsia="Times New Roman"/>
+                <w:b w:val="0"/>
+                <w:i w:val="0"/>
+                <w:sz w:val="24"/>
+              </w:rPr>
+              <w:t>Nhóm 7</w:t>
+            </w:r>
+          </w:p>
+        </w:tc>
+        <w:tc>
+          <w:tcPr>
+            <w:tcW w:type="dxa" w:w="4762"/>
+          </w:tcPr>
+          <w:p>
+            <w:pPr>
+              <w:spacing w:after="40" w:line="269" w:lineRule="auto"/>
+              <w:ind w:firstLine="0"/>
+              <w:jc w:val="center"/>
+            </w:pPr>
+            <w:r>
+              <w:rPr>
+                <w:rFonts w:ascii="Times New Roman" w:hAnsi="Times New Roman" w:eastAsia="Times New Roman"/>
+                <w:b w:val="0"/>
+                <w:i w:val="0"/>
+                <w:sz w:val="24"/>
+              </w:rPr>
+              <w:t>metadata_​inspect</w:t>
+            </w:r>
+          </w:p>
+        </w:tc>
+      </w:tr>
+      <w:tr>
+        <w:tc>
+          <w:tcPr>
+            <w:tcW w:type="dxa" w:w="907"/>
+          </w:tcPr>
+          <w:p>
+            <w:pPr>
+              <w:spacing w:after="40" w:line="269" w:lineRule="auto"/>
+              <w:ind w:firstLine="0"/>
+              <w:jc w:val="left"/>
+            </w:pPr>
+            <w:r>
+              <w:rPr>
+                <w:rFonts w:ascii="Times New Roman" w:hAnsi="Times New Roman" w:eastAsia="Times New Roman"/>
+                <w:b w:val="0"/>
+                <w:i w:val="0"/>
+                <w:sz w:val="24"/>
+              </w:rPr>
+              <w:t>GD20</w:t>
+            </w:r>
+          </w:p>
+        </w:tc>
+        <w:tc>
+          <w:tcPr>
+            <w:tcW w:type="dxa" w:w="2154"/>
+          </w:tcPr>
+          <w:p>
+            <w:pPr>
+              <w:spacing w:after="40" w:line="269" w:lineRule="auto"/>
+              <w:ind w:firstLine="0"/>
+              <w:jc w:val="center"/>
+            </w:pPr>
+            <w:r>
+              <w:rPr>
+                <w:rFonts w:ascii="Times New Roman" w:hAnsi="Times New Roman" w:eastAsia="Times New Roman"/>
+                <w:b w:val="0"/>
+                <w:i w:val="0"/>
+                <w:sz w:val="24"/>
+              </w:rPr>
+              <w:t>Xoá siêu dữ liệu</w:t>
+            </w:r>
+          </w:p>
+        </w:tc>
+        <w:tc>
+          <w:tcPr>
+            <w:tcW w:type="dxa" w:w="964"/>
+          </w:tcPr>
+          <w:p>
+            <w:pPr>
+              <w:spacing w:after="40" w:line="269" w:lineRule="auto"/>
+              <w:ind w:firstLine="0"/>
+              <w:jc w:val="center"/>
+            </w:pPr>
+            <w:r>
+              <w:rPr>
+                <w:rFonts w:ascii="Times New Roman" w:hAnsi="Times New Roman" w:eastAsia="Times New Roman"/>
+                <w:b w:val="0"/>
+                <w:i w:val="0"/>
+                <w:sz w:val="24"/>
+              </w:rPr>
+              <w:t>Nhóm 7</w:t>
+            </w:r>
+          </w:p>
+        </w:tc>
+        <w:tc>
+          <w:tcPr>
+            <w:tcW w:type="dxa" w:w="4762"/>
+          </w:tcPr>
+          <w:p>
+            <w:pPr>
+              <w:spacing w:after="40" w:line="269" w:lineRule="auto"/>
+              <w:ind w:firstLine="0"/>
+              <w:jc w:val="center"/>
+            </w:pPr>
+            <w:r>
+              <w:rPr>
+                <w:rFonts w:ascii="Times New Roman" w:hAnsi="Times New Roman" w:eastAsia="Times New Roman"/>
+                <w:b w:val="0"/>
+                <w:i w:val="0"/>
+                <w:sz w:val="24"/>
+              </w:rPr>
+              <w:t>metadata_​sanitize</w:t>
+            </w:r>
+          </w:p>
+        </w:tc>
+      </w:tr>
+      <w:tr>
+        <w:tc>
+          <w:tcPr>
+            <w:tcW w:type="dxa" w:w="907"/>
+          </w:tcPr>
+          <w:p>
+            <w:pPr>
+              <w:spacing w:after="40" w:line="269" w:lineRule="auto"/>
+              <w:ind w:firstLine="0"/>
+              <w:jc w:val="left"/>
+            </w:pPr>
+            <w:r>
+              <w:rPr>
+                <w:rFonts w:ascii="Times New Roman" w:hAnsi="Times New Roman" w:eastAsia="Times New Roman"/>
+                <w:b w:val="0"/>
+                <w:i w:val="0"/>
+                <w:sz w:val="24"/>
+              </w:rPr>
+              <w:t>GD21</w:t>
+            </w:r>
+          </w:p>
+        </w:tc>
+        <w:tc>
+          <w:tcPr>
+            <w:tcW w:type="dxa" w:w="2154"/>
+          </w:tcPr>
+          <w:p>
+            <w:pPr>
+              <w:spacing w:after="40" w:line="269" w:lineRule="auto"/>
+              <w:ind w:firstLine="0"/>
+              <w:jc w:val="center"/>
+            </w:pPr>
+            <w:r>
+              <w:rPr>
+                <w:rFonts w:ascii="Times New Roman" w:hAnsi="Times New Roman" w:eastAsia="Times New Roman"/>
+                <w:b w:val="0"/>
+                <w:i w:val="0"/>
+                <w:sz w:val="24"/>
+              </w:rPr>
+              <w:t>So sánh siêu dữ liệu</w:t>
+            </w:r>
+          </w:p>
+        </w:tc>
+        <w:tc>
+          <w:tcPr>
+            <w:tcW w:type="dxa" w:w="964"/>
+          </w:tcPr>
+          <w:p>
+            <w:pPr>
+              <w:spacing w:after="40" w:line="269" w:lineRule="auto"/>
+              <w:ind w:firstLine="0"/>
+              <w:jc w:val="center"/>
+            </w:pPr>
+            <w:r>
+              <w:rPr>
+                <w:rFonts w:ascii="Times New Roman" w:hAnsi="Times New Roman" w:eastAsia="Times New Roman"/>
+                <w:b w:val="0"/>
+                <w:i w:val="0"/>
+                <w:sz w:val="24"/>
+              </w:rPr>
+              <w:t>Nhóm 7</w:t>
+            </w:r>
+          </w:p>
+        </w:tc>
+        <w:tc>
+          <w:tcPr>
+            <w:tcW w:type="dxa" w:w="4762"/>
+          </w:tcPr>
+          <w:p>
+            <w:pPr>
+              <w:spacing w:after="40" w:line="269" w:lineRule="auto"/>
+              <w:ind w:firstLine="0"/>
+              <w:jc w:val="center"/>
+            </w:pPr>
+            <w:r>
+              <w:rPr>
+                <w:rFonts w:ascii="Times New Roman" w:hAnsi="Times New Roman" w:eastAsia="Times New Roman"/>
+                <w:b w:val="0"/>
+                <w:i w:val="0"/>
+                <w:sz w:val="24"/>
+              </w:rPr>
+              <w:t>metadata_​diff</w:t>
+            </w:r>
+          </w:p>
+        </w:tc>
+      </w:tr>
+    </w:tbl>
+    <w:p>
+      <w:pPr>
+        <w:spacing w:before="40"/>
+        <w:ind w:firstLine="0"/>
+      </w:pPr>
+      <w:r>
+        <w:rPr>
+          <w:rFonts w:ascii="Times New Roman" w:hAnsi="Times New Roman" w:eastAsia="Times New Roman"/>
+          <w:b w:val="0"/>
+          <w:i/>
+          <w:color w:val="4B5768"/>
+          <w:sz w:val="22"/>
+        </w:rPr>
+        <w:t>Kiểm tra hai chiều đã thực hiện trên mã nguồn: (1) mọi lệnh trong bề mặt lệnh của lõi đều có ít nhất một màn hình gọi tới — không có lệnh nào bị bỏ quên; (2) mọi lệnh mà giao diện gọi đều tồn tại trong bề mặt lệnh — không có nút nào gọi tới lệnh không có thật.</w:t>
       </w:r>
     </w:p>
     <w:p>
       <w:pPr>
-        <w:spacing w:before="160" w:after="40"/>
-        <w:ind w:firstLine="0"/>
-        <w:jc w:val="center"/>
+        <w:spacing w:after="40"/>
       </w:pPr>
-      <w:r>
-        <w:drawing>
-          <wp:inline xmlns:a="http://schemas.openxmlformats.org/drawingml/2006/main" xmlns:pic="http://schemas.openxmlformats.org/drawingml/2006/picture">
-            <wp:extent cx="2592000" cy="5609354"/>
-            <wp:docPr id="8" name="Picture 8"/>
-            <wp:cNvGraphicFramePr>
-              <a:graphicFrameLocks noChangeAspect="1"/>
-            </wp:cNvGraphicFramePr>
-            <a:graphic>
-              <a:graphicData uri="http://schemas.openxmlformats.org/drawingml/2006/picture">
-                <pic:pic>
-                  <pic:nvPicPr>
-                    <pic:cNvPr id="0" name="A2-dieu-huong.png"/>
-                    <pic:cNvPicPr/>
-                  </pic:nvPicPr>
-                  <pic:blipFill>
-                    <a:blip r:embed="rId17"/>
-                    <a:stretch>
-                      <a:fillRect/>
-                    </a:stretch>
-                  </pic:blipFill>
-                  <pic:spPr>
-                    <a:xfrm>
-                      <a:off x="0" y="0"/>
-                      <a:ext cx="2592000" cy="5609354"/>
-                    </a:xfrm>
-                    <a:prstGeom prst="rect"/>
-                  </pic:spPr>
-                </pic:pic>
-              </a:graphicData>
-            </a:graphic>
-          </wp:inline>
-        </w:drawing>
-      </w:r>
     </w:p>
     <w:p>
       <w:pPr>
-        <w:spacing w:before="40" w:after="200"/>
+        <w:spacing w:before="160" w:after="80"/>
         <w:ind w:firstLine="0"/>
         <w:jc w:val="center"/>
       </w:pPr>
@@ -9220,66 +13980,224 @@
           <w:color w:val="4B5768"/>
           <w:sz w:val="23"/>
         </w:rPr>
-        <w:t>Hình 8. Ngăn kéo điều hướng nhóm công cụ theo nghiệp vụ</w:t>
+        <w:t>Bảng 22. Hai lệnh chạy ở mức toàn ứng dụng, không thuộc một màn hình nghiệp vụ</w:t>
       </w:r>
     </w:p>
+    <w:tbl>
+      <w:tblPr>
+        <w:tblStyle w:val="TableGrid"/>
+        <w:tblW w:type="auto" w:w="0"/>
+        <w:jc w:val="center"/>
+        <w:tblLook w:firstColumn="1" w:firstRow="1" w:lastColumn="0" w:lastRow="0" w:noHBand="0" w:noVBand="1" w:val="04A0"/>
+      </w:tblPr>
+      <w:tblGrid>
+        <w:gridCol w:w="3024"/>
+        <w:gridCol w:w="3024"/>
+        <w:gridCol w:w="3024"/>
+      </w:tblGrid>
+      <w:tr>
+        <w:tc>
+          <w:tcPr>
+            <w:tcW w:type="dxa" w:w="1814"/>
+            <w:shd w:val="clear" w:fill="DCE6F1"/>
+          </w:tcPr>
+          <w:p>
+            <w:pPr>
+              <w:spacing w:after="40" w:line="269" w:lineRule="auto"/>
+              <w:ind w:firstLine="0"/>
+              <w:jc w:val="center"/>
+            </w:pPr>
+            <w:r>
+              <w:rPr>
+                <w:rFonts w:ascii="Times New Roman" w:hAnsi="Times New Roman" w:eastAsia="Times New Roman"/>
+                <w:b/>
+                <w:i w:val="0"/>
+                <w:sz w:val="24"/>
+              </w:rPr>
+              <w:t>Lệnh</w:t>
+            </w:r>
+          </w:p>
+        </w:tc>
+        <w:tc>
+          <w:tcPr>
+            <w:tcW w:type="dxa" w:w="2608"/>
+            <w:shd w:val="clear" w:fill="DCE6F1"/>
+          </w:tcPr>
+          <w:p>
+            <w:pPr>
+              <w:spacing w:after="40" w:line="269" w:lineRule="auto"/>
+              <w:ind w:firstLine="0"/>
+              <w:jc w:val="center"/>
+            </w:pPr>
+            <w:r>
+              <w:rPr>
+                <w:rFonts w:ascii="Times New Roman" w:hAnsi="Times New Roman" w:eastAsia="Times New Roman"/>
+                <w:b/>
+                <w:i w:val="0"/>
+                <w:sz w:val="24"/>
+              </w:rPr>
+              <w:t>Chạy ở đâu</w:t>
+            </w:r>
+          </w:p>
+        </w:tc>
+        <w:tc>
+          <w:tcPr>
+            <w:tcW w:type="dxa" w:w="4365"/>
+            <w:shd w:val="clear" w:fill="DCE6F1"/>
+          </w:tcPr>
+          <w:p>
+            <w:pPr>
+              <w:spacing w:after="40" w:line="269" w:lineRule="auto"/>
+              <w:ind w:firstLine="0"/>
+              <w:jc w:val="center"/>
+            </w:pPr>
+            <w:r>
+              <w:rPr>
+                <w:rFonts w:ascii="Times New Roman" w:hAnsi="Times New Roman" w:eastAsia="Times New Roman"/>
+                <w:b/>
+                <w:i w:val="0"/>
+                <w:sz w:val="24"/>
+              </w:rPr>
+              <w:t>Vai trò</w:t>
+            </w:r>
+          </w:p>
+        </w:tc>
+      </w:tr>
+      <w:tr>
+        <w:tc>
+          <w:tcPr>
+            <w:tcW w:type="dxa" w:w="1814"/>
+          </w:tcPr>
+          <w:p>
+            <w:pPr>
+              <w:spacing w:after="40" w:line="269" w:lineRule="auto"/>
+              <w:ind w:firstLine="0"/>
+              <w:jc w:val="left"/>
+            </w:pPr>
+            <w:r>
+              <w:rPr>
+                <w:rFonts w:ascii="Times New Roman" w:hAnsi="Times New Roman" w:eastAsia="Times New Roman"/>
+                <w:b w:val="0"/>
+                <w:i w:val="0"/>
+                <w:sz w:val="24"/>
+              </w:rPr>
+              <w:t>app_​info</w:t>
+            </w:r>
+          </w:p>
+        </w:tc>
+        <w:tc>
+          <w:tcPr>
+            <w:tcW w:type="dxa" w:w="2608"/>
+          </w:tcPr>
+          <w:p>
+            <w:pPr>
+              <w:spacing w:after="40" w:line="269" w:lineRule="auto"/>
+              <w:ind w:firstLine="0"/>
+              <w:jc w:val="left"/>
+            </w:pPr>
+            <w:r>
+              <w:rPr>
+                <w:rFonts w:ascii="Times New Roman" w:hAnsi="Times New Roman" w:eastAsia="Times New Roman"/>
+                <w:b w:val="0"/>
+                <w:i w:val="0"/>
+                <w:sz w:val="24"/>
+              </w:rPr>
+              <w:t>Khối “Giới thiệu” trên thanh tiêu đề</w:t>
+            </w:r>
+          </w:p>
+        </w:tc>
+        <w:tc>
+          <w:tcPr>
+            <w:tcW w:type="dxa" w:w="4365"/>
+          </w:tcPr>
+          <w:p>
+            <w:pPr>
+              <w:spacing w:after="40" w:line="269" w:lineRule="auto"/>
+              <w:ind w:firstLine="0"/>
+              <w:jc w:val="left"/>
+            </w:pPr>
+            <w:r>
+              <w:rPr>
+                <w:rFonts w:ascii="Times New Roman" w:hAnsi="Times New Roman" w:eastAsia="Times New Roman"/>
+                <w:b w:val="0"/>
+                <w:i w:val="0"/>
+                <w:sz w:val="24"/>
+              </w:rPr>
+              <w:t>Hiển thị phiên bản ứng dụng, phiên bản giao ước lệnh, phiên bản định dạng két và phiên bản bộ thuật toán</w:t>
+            </w:r>
+          </w:p>
+        </w:tc>
+      </w:tr>
+      <w:tr>
+        <w:tc>
+          <w:tcPr>
+            <w:tcW w:type="dxa" w:w="1814"/>
+          </w:tcPr>
+          <w:p>
+            <w:pPr>
+              <w:spacing w:after="40" w:line="269" w:lineRule="auto"/>
+              <w:ind w:firstLine="0"/>
+              <w:jc w:val="left"/>
+            </w:pPr>
+            <w:r>
+              <w:rPr>
+                <w:rFonts w:ascii="Times New Roman" w:hAnsi="Times New Roman" w:eastAsia="Times New Roman"/>
+                <w:b w:val="0"/>
+                <w:i w:val="0"/>
+                <w:sz w:val="24"/>
+              </w:rPr>
+              <w:t>metadata_​available</w:t>
+            </w:r>
+          </w:p>
+        </w:tc>
+        <w:tc>
+          <w:tcPr>
+            <w:tcW w:type="dxa" w:w="2608"/>
+          </w:tcPr>
+          <w:p>
+            <w:pPr>
+              <w:spacing w:after="40" w:line="269" w:lineRule="auto"/>
+              <w:ind w:firstLine="0"/>
+              <w:jc w:val="left"/>
+            </w:pPr>
+            <w:r>
+              <w:rPr>
+                <w:rFonts w:ascii="Times New Roman" w:hAnsi="Times New Roman" w:eastAsia="Times New Roman"/>
+                <w:b w:val="0"/>
+                <w:i w:val="0"/>
+                <w:sz w:val="24"/>
+              </w:rPr>
+              <w:t>Chạy ngay khi khởi động, trước khi người dùng thao tác</w:t>
+            </w:r>
+          </w:p>
+        </w:tc>
+        <w:tc>
+          <w:tcPr>
+            <w:tcW w:type="dxa" w:w="4365"/>
+          </w:tcPr>
+          <w:p>
+            <w:pPr>
+              <w:spacing w:after="40" w:line="269" w:lineRule="auto"/>
+              <w:ind w:firstLine="0"/>
+              <w:jc w:val="left"/>
+            </w:pPr>
+            <w:r>
+              <w:rPr>
+                <w:rFonts w:ascii="Times New Roman" w:hAnsi="Times New Roman" w:eastAsia="Times New Roman"/>
+                <w:b w:val="0"/>
+                <w:i w:val="0"/>
+                <w:sz w:val="24"/>
+              </w:rPr>
+              <w:t>Hỏi lõi xem mô-đun siêu dữ liệu có sẵn sàng không; nếu không, ba màn hình GD19–GD21 bị vô hiệu hoá kèm dải cảnh báo thay vì để người dùng bấm rồi nhận lỗi</w:t>
+            </w:r>
+          </w:p>
+        </w:tc>
+      </w:tr>
+    </w:tbl>
     <w:p>
       <w:pPr>
-        <w:spacing w:before="160" w:after="40"/>
-        <w:ind w:firstLine="0"/>
-        <w:jc w:val="center"/>
+        <w:spacing w:after="40"/>
       </w:pPr>
-      <w:r>
-        <w:drawing>
-          <wp:inline xmlns:a="http://schemas.openxmlformats.org/drawingml/2006/main" xmlns:pic="http://schemas.openxmlformats.org/drawingml/2006/picture">
-            <wp:extent cx="2592000" cy="5609354"/>
-            <wp:docPr id="9" name="Picture 9"/>
-            <wp:cNvGraphicFramePr>
-              <a:graphicFrameLocks noChangeAspect="1"/>
-            </wp:cNvGraphicFramePr>
-            <a:graphic>
-              <a:graphicData uri="http://schemas.openxmlformats.org/drawingml/2006/picture">
-                <pic:pic>
-                  <pic:nvPicPr>
-                    <pic:cNvPr id="0" name="A5-chia-bi-mat.png"/>
-                    <pic:cNvPicPr/>
-                  </pic:nvPicPr>
-                  <pic:blipFill>
-                    <a:blip r:embed="rId18"/>
-                    <a:stretch>
-                      <a:fillRect/>
-                    </a:stretch>
-                  </pic:blipFill>
-                  <pic:spPr>
-                    <a:xfrm>
-                      <a:off x="0" y="0"/>
-                      <a:ext cx="2592000" cy="5609354"/>
-                    </a:xfrm>
-                    <a:prstGeom prst="rect"/>
-                  </pic:spPr>
-                </pic:pic>
-              </a:graphicData>
-            </a:graphic>
-          </wp:inline>
-        </w:drawing>
-      </w:r>
-    </w:p>
-    <w:p>
-      <w:pPr>
-        <w:spacing w:before="40" w:after="200"/>
-        <w:ind w:firstLine="0"/>
-        <w:jc w:val="center"/>
-      </w:pPr>
-      <w:r>
-        <w:rPr>
-          <w:rFonts w:ascii="Times New Roman" w:hAnsi="Times New Roman" w:eastAsia="Times New Roman"/>
-          <w:b w:val="0"/>
-          <w:i/>
-          <w:color w:val="4B5768"/>
-          <w:sz w:val="23"/>
-        </w:rPr>
-        <w:t>Hình 9. Màn hình chia bí mật theo ngưỡng k trong n</w:t>
-      </w:r>
     </w:p>
     <w:p>
       <w:pPr>
@@ -9292,7 +14210,7 @@
           <w:i/>
           <w:sz w:val="26"/>
         </w:rPr>
-        <w:t>Ghi chú về ảnh chụp giao diện: các hình trên được kết xuất từ chính mã giao diện của sản phẩm ở kích thước màn hình điện thoại, với cầu nối tới lõi được mô phỏng trả về đúng giá trị mà gốc hợp thành Android tạo ra, nhờ vậy logic giao diện thật được thực thi.</w:t>
+        <w:t>Ghi chú về ảnh chụp giao diện: các ảnh trong Phụ lục C được kết xuất từ chính mã giao diện của sản phẩm ở kích thước màn hình điện thoại, với cầu nối tới lõi được mô phỏng trả về đúng giá trị mà gốc hợp thành Android sinh ra. Nhờ vậy logic giao diện thật được thực thi khi chụp, chứ không phải ảnh dựng bằng công cụ thiết kế.</w:t>
       </w:r>
     </w:p>
     <w:p>
@@ -9356,7 +14274,7 @@
           <w:i w:val="0"/>
           <w:sz w:val="26"/>
         </w:rPr>
-        <w:t>Mã nguồn đầy đủ gồm 15 thành phần độc lập và giao diện web tĩnh, kèm 272 hàm kiểm thử tự động.</w:t>
+        <w:t>Mã nguồn đầy đủ gồm 15 thành phần độc lập và giao diện web tĩnh 21 màn hình, kèm 272 hàm kiểm thử tự động.</w:t>
       </w:r>
     </w:p>
     <w:p>
@@ -9416,7 +14334,7 @@
           <w:color w:val="4B5768"/>
           <w:sz w:val="23"/>
         </w:rPr>
-        <w:t>Bảng 13. Các chỉ tiêu kỹ thuật đo được tại thời điểm lập hồ sơ</w:t>
+        <w:t>Bảng 23. Các chỉ tiêu kỹ thuật đo được tại thời điểm lập hồ sơ</w:t>
       </w:r>
     </w:p>
     <w:tbl>
@@ -9560,6 +14478,136 @@
                 <w:sz w:val="24"/>
               </w:rPr>
               <w:t>Đếm trực tiếp từ mã nguồn</w:t>
+            </w:r>
+          </w:p>
+        </w:tc>
+      </w:tr>
+      <w:tr>
+        <w:tc>
+          <w:tcPr>
+            <w:tcW w:type="dxa" w:w="3175"/>
+          </w:tcPr>
+          <w:p>
+            <w:pPr>
+              <w:spacing w:after="40" w:line="269" w:lineRule="auto"/>
+              <w:ind w:firstLine="0"/>
+              <w:jc w:val="left"/>
+            </w:pPr>
+            <w:r>
+              <w:rPr>
+                <w:rFonts w:ascii="Times New Roman" w:hAnsi="Times New Roman" w:eastAsia="Times New Roman"/>
+                <w:b w:val="0"/>
+                <w:i w:val="0"/>
+                <w:sz w:val="24"/>
+              </w:rPr>
+              <w:t>Số màn hình giao diện</w:t>
+            </w:r>
+          </w:p>
+        </w:tc>
+        <w:tc>
+          <w:tcPr>
+            <w:tcW w:type="dxa" w:w="2778"/>
+          </w:tcPr>
+          <w:p>
+            <w:pPr>
+              <w:spacing w:after="40" w:line="269" w:lineRule="auto"/>
+              <w:ind w:firstLine="0"/>
+              <w:jc w:val="center"/>
+            </w:pPr>
+            <w:r>
+              <w:rPr>
+                <w:rFonts w:ascii="Times New Roman" w:hAnsi="Times New Roman" w:eastAsia="Times New Roman"/>
+                <w:b w:val="0"/>
+                <w:i w:val="0"/>
+                <w:sz w:val="24"/>
+              </w:rPr>
+              <w:t>21 màn hình</w:t>
+            </w:r>
+          </w:p>
+        </w:tc>
+        <w:tc>
+          <w:tcPr>
+            <w:tcW w:type="dxa" w:w="2835"/>
+          </w:tcPr>
+          <w:p>
+            <w:pPr>
+              <w:spacing w:after="40" w:line="269" w:lineRule="auto"/>
+              <w:ind w:firstLine="0"/>
+              <w:jc w:val="left"/>
+            </w:pPr>
+            <w:r>
+              <w:rPr>
+                <w:rFonts w:ascii="Times New Roman" w:hAnsi="Times New Roman" w:eastAsia="Times New Roman"/>
+                <w:b w:val="0"/>
+                <w:i w:val="0"/>
+                <w:sz w:val="24"/>
+              </w:rPr>
+              <w:t>Đếm trực tiếp từ mã giao diện; ảnh chụp đủ ở Phụ lục C</w:t>
+            </w:r>
+          </w:p>
+        </w:tc>
+      </w:tr>
+      <w:tr>
+        <w:tc>
+          <w:tcPr>
+            <w:tcW w:type="dxa" w:w="3175"/>
+          </w:tcPr>
+          <w:p>
+            <w:pPr>
+              <w:spacing w:after="40" w:line="269" w:lineRule="auto"/>
+              <w:ind w:firstLine="0"/>
+              <w:jc w:val="left"/>
+            </w:pPr>
+            <w:r>
+              <w:rPr>
+                <w:rFonts w:ascii="Times New Roman" w:hAnsi="Times New Roman" w:eastAsia="Times New Roman"/>
+                <w:b w:val="0"/>
+                <w:i w:val="0"/>
+                <w:sz w:val="24"/>
+              </w:rPr>
+              <w:t>Lệnh nghiệp vụ chưa có giao diện gọi tới</w:t>
+            </w:r>
+          </w:p>
+        </w:tc>
+        <w:tc>
+          <w:tcPr>
+            <w:tcW w:type="dxa" w:w="2778"/>
+          </w:tcPr>
+          <w:p>
+            <w:pPr>
+              <w:spacing w:after="40" w:line="269" w:lineRule="auto"/>
+              <w:ind w:firstLine="0"/>
+              <w:jc w:val="center"/>
+            </w:pPr>
+            <w:r>
+              <w:rPr>
+                <w:rFonts w:ascii="Times New Roman" w:hAnsi="Times New Roman" w:eastAsia="Times New Roman"/>
+                <w:b w:val="0"/>
+                <w:i w:val="0"/>
+                <w:sz w:val="24"/>
+              </w:rPr>
+              <w:t>0</w:t>
+            </w:r>
+          </w:p>
+        </w:tc>
+        <w:tc>
+          <w:tcPr>
+            <w:tcW w:type="dxa" w:w="2835"/>
+          </w:tcPr>
+          <w:p>
+            <w:pPr>
+              <w:spacing w:after="40" w:line="269" w:lineRule="auto"/>
+              <w:ind w:firstLine="0"/>
+              <w:jc w:val="left"/>
+            </w:pPr>
+            <w:r>
+              <w:rPr>
+                <w:rFonts w:ascii="Times New Roman" w:hAnsi="Times New Roman" w:eastAsia="Times New Roman"/>
+                <w:b w:val="0"/>
+                <w:i w:val="0"/>
+                <w:sz w:val="24"/>
+              </w:rPr>
+              <w:t>Đối chiếu hai chiều giữa bề mặt lệnh và mã giao diện</w:t>
             </w:r>
           </w:p>
         </w:tc>
@@ -10076,7 +15124,7 @@
         <w:drawing>
           <wp:inline xmlns:a="http://schemas.openxmlformats.org/drawingml/2006/main" xmlns:pic="http://schemas.openxmlformats.org/drawingml/2006/picture">
             <wp:extent cx="5580000" cy="3594808"/>
-            <wp:docPr id="10" name="Picture 10"/>
+            <wp:docPr id="7" name="Picture 7"/>
             <wp:cNvGraphicFramePr>
               <a:graphicFrameLocks noChangeAspect="1"/>
             </wp:cNvGraphicFramePr>
@@ -10088,7 +15136,7 @@
                     <pic:cNvPicPr/>
                   </pic:nvPicPr>
                   <pic:blipFill>
-                    <a:blip r:embed="rId19"/>
+                    <a:blip r:embed="rId16"/>
                     <a:stretch>
                       <a:fillRect/>
                     </a:stretch>
@@ -10121,7 +15169,7 @@
           <w:color w:val="4B5768"/>
           <w:sz w:val="23"/>
         </w:rPr>
-        <w:t>Hình 10. Các mức kiểm chứng của sản phẩm</w:t>
+        <w:t>Hình 7. Các mức kiểm chứng của sản phẩm</w:t>
       </w:r>
     </w:p>
     <w:p>
@@ -10691,7 +15739,7 @@
           <w:color w:val="4B5768"/>
           <w:sz w:val="23"/>
         </w:rPr>
-        <w:t>Bảng 14. Đối tượng và phạm vi áp dụng</w:t>
+        <w:t>Bảng 24. Đối tượng và phạm vi áp dụng</w:t>
       </w:r>
     </w:p>
     <w:tbl>
@@ -11014,7 +16062,7 @@
           <w:color w:val="4B5768"/>
           <w:sz w:val="23"/>
         </w:rPr>
-        <w:t>Bảng 15. Ánh xạ chức năng của sản phẩm với nội dung giảng dạy</w:t>
+        <w:t>Bảng 25. Ánh xạ chức năng của sản phẩm với nội dung giảng dạy</w:t>
       </w:r>
     </w:p>
     <w:tbl>
@@ -11906,7 +16954,7 @@
           <w:color w:val="4B5768"/>
           <w:sz w:val="23"/>
         </w:rPr>
-        <w:t>Bảng 16. Mô hình mối đe doạ: phạm vi bảo vệ và giới hạn</w:t>
+        <w:t>Bảng 26. Mô hình mối đe doạ: phạm vi bảo vệ và giới hạn</w:t>
       </w:r>
     </w:p>
     <w:tbl>
@@ -12742,7 +17790,7 @@
           <w:color w:val="4B5768"/>
           <w:sz w:val="23"/>
         </w:rPr>
-        <w:t>Bảng 17. Mức độ hoàn thành theo hạng mục</w:t>
+        <w:t>Bảng 27. Mức độ hoàn thành theo hạng mục</w:t>
       </w:r>
     </w:p>
     <w:tbl>
@@ -13973,7 +19021,7 @@
           <w:color w:val="4B5768"/>
           <w:sz w:val="23"/>
         </w:rPr>
-        <w:t>Bảng 18. Quy trình kiểm thử nghiệm thu trên thiết bị Android</w:t>
+        <w:t>Bảng 28. Quy trình kiểm thử nghiệm thu trên thiết bị Android</w:t>
       </w:r>
     </w:p>
     <w:tbl>
@@ -15945,6 +20993,700 @@
           <w:sz w:val="23"/>
         </w:rPr>
         <w:t>Hình PL-3. Ảnh chụp kết quả xem siêu dữ liệu của một ảnh chụp bằng điện thoại</w:t>
+      </w:r>
+    </w:p>
+    <w:p>
+      <w:r>
+        <w:br w:type="page"/>
+      </w:r>
+    </w:p>
+    <w:p>
+      <w:pPr>
+        <w:pStyle w:val="Heading2"/>
+        <w:keepNext/>
+        <w:spacing w:before="200" w:after="80"/>
+        <w:jc w:val="left"/>
+      </w:pPr>
+      <w:r>
+        <w:rPr>
+          <w:rFonts w:ascii="Times New Roman" w:hAnsi="Times New Roman" w:eastAsia="Times New Roman"/>
+          <w:b/>
+          <w:i w:val="0"/>
+          <w:color w:val="12325B"/>
+          <w:sz w:val="27"/>
+        </w:rPr>
+        <w:t>Phụ lục C. Danh mục ảnh chụp toàn bộ màn hình giao diện</w:t>
+      </w:r>
+    </w:p>
+    <w:p>
+      <w:pPr>
+        <w:ind w:firstLine="454"/>
+      </w:pPr>
+      <w:r>
+        <w:rPr>
+          <w:rFonts w:ascii="Times New Roman" w:hAnsi="Times New Roman" w:eastAsia="Times New Roman"/>
+          <w:b w:val="0"/>
+          <w:i w:val="0"/>
+          <w:sz w:val="26"/>
+        </w:rPr>
+        <w:t>Phụ lục này trình bày ảnh chụp đầy đủ 21 màn hình của ứng dụng, xếp theo đúng thứ tự trong thanh điều hướng. Mã màn hình dưới mỗi ảnh (GD01…GD21) khớp với mã dùng trong bảng danh mục ở mục 3.b.6 và trong phần “Giao diện tương ứng” của từng nhóm chức năng ở mục 3.b.4, để hội đồng đối chiếu được từng chức năng với đúng màn hình thực hiện nó.</w:t>
+      </w:r>
+    </w:p>
+    <w:p>
+      <w:pPr>
+        <w:ind w:firstLine="454"/>
+      </w:pPr>
+      <w:r>
+        <w:rPr>
+          <w:rFonts w:ascii="Times New Roman" w:hAnsi="Times New Roman" w:eastAsia="Times New Roman"/>
+          <w:b w:val="0"/>
+          <w:i/>
+          <w:sz w:val="26"/>
+        </w:rPr>
+        <w:t>Ảnh được kết xuất từ chính mã giao diện của sản phẩm ở kích thước màn hình điện thoại. Màn hình nào dài hơn khung hiển thị thì ảnh chụp trọn toàn bộ nội dung cuộn, nên nội dung nhìn thấy trong hình nhiều hơn một khung màn hình điện thoại thực tế. Các mục “Thông tin thêm” để ở trạng thái thu gọn — đúng trạng thái mặc định khi người dùng mở màn hình.</w:t>
+      </w:r>
+    </w:p>
+    <w:p>
+      <w:pPr>
+        <w:spacing w:before="160" w:after="40"/>
+        <w:ind w:firstLine="0"/>
+        <w:jc w:val="center"/>
+      </w:pPr>
+      <w:r>
+        <w:drawing>
+          <wp:inline xmlns:a="http://schemas.openxmlformats.org/drawingml/2006/main" xmlns:pic="http://schemas.openxmlformats.org/drawingml/2006/picture">
+            <wp:extent cx="5580000" cy="7334675"/>
+            <wp:docPr id="8" name="Picture 8"/>
+            <wp:cNvGraphicFramePr>
+              <a:graphicFrameLocks noChangeAspect="1"/>
+            </wp:cNvGraphicFramePr>
+            <a:graphic>
+              <a:graphicData uri="http://schemas.openxmlformats.org/drawingml/2006/picture">
+                <pic:pic>
+                  <pic:nvPicPr>
+                    <pic:cNvPr id="0" name="GC01-gd01-gd02.png"/>
+                    <pic:cNvPicPr/>
+                  </pic:nvPicPr>
+                  <pic:blipFill>
+                    <a:blip r:embed="rId17"/>
+                    <a:stretch>
+                      <a:fillRect/>
+                    </a:stretch>
+                  </pic:blipFill>
+                  <pic:spPr>
+                    <a:xfrm>
+                      <a:off x="0" y="0"/>
+                      <a:ext cx="5580000" cy="7334675"/>
+                    </a:xfrm>
+                    <a:prstGeom prst="rect"/>
+                  </pic:spPr>
+                </pic:pic>
+              </a:graphicData>
+            </a:graphic>
+          </wp:inline>
+        </w:drawing>
+      </w:r>
+    </w:p>
+    <w:p>
+      <w:pPr>
+        <w:spacing w:before="40" w:after="200"/>
+        <w:ind w:firstLine="0"/>
+        <w:jc w:val="center"/>
+      </w:pPr>
+      <w:r>
+        <w:rPr>
+          <w:rFonts w:ascii="Times New Roman" w:hAnsi="Times New Roman" w:eastAsia="Times New Roman"/>
+          <w:b w:val="0"/>
+          <w:i/>
+          <w:color w:val="4B5768"/>
+          <w:sz w:val="23"/>
+        </w:rPr>
+        <w:t>Hình 8. GD01 — Trang chủ; GD02 — Ngăn kéo điều hướng</w:t>
+      </w:r>
+    </w:p>
+    <w:p>
+      <w:pPr>
+        <w:spacing w:before="160" w:after="40"/>
+        <w:ind w:firstLine="0"/>
+        <w:jc w:val="center"/>
+      </w:pPr>
+      <w:r>
+        <w:drawing>
+          <wp:inline xmlns:a="http://schemas.openxmlformats.org/drawingml/2006/main" xmlns:pic="http://schemas.openxmlformats.org/drawingml/2006/picture">
+            <wp:extent cx="5580000" cy="7334675"/>
+            <wp:docPr id="9" name="Picture 9"/>
+            <wp:cNvGraphicFramePr>
+              <a:graphicFrameLocks noChangeAspect="1"/>
+            </wp:cNvGraphicFramePr>
+            <a:graphic>
+              <a:graphicData uri="http://schemas.openxmlformats.org/drawingml/2006/picture">
+                <pic:pic>
+                  <pic:nvPicPr>
+                    <pic:cNvPr id="0" name="GC02-gd03-gd04.png"/>
+                    <pic:cNvPicPr/>
+                  </pic:nvPicPr>
+                  <pic:blipFill>
+                    <a:blip r:embed="rId18"/>
+                    <a:stretch>
+                      <a:fillRect/>
+                    </a:stretch>
+                  </pic:blipFill>
+                  <pic:spPr>
+                    <a:xfrm>
+                      <a:off x="0" y="0"/>
+                      <a:ext cx="5580000" cy="7334675"/>
+                    </a:xfrm>
+                    <a:prstGeom prst="rect"/>
+                  </pic:spPr>
+                </pic:pic>
+              </a:graphicData>
+            </a:graphic>
+          </wp:inline>
+        </w:drawing>
+      </w:r>
+    </w:p>
+    <w:p>
+      <w:pPr>
+        <w:spacing w:before="40" w:after="200"/>
+        <w:ind w:firstLine="0"/>
+        <w:jc w:val="center"/>
+      </w:pPr>
+      <w:r>
+        <w:rPr>
+          <w:rFonts w:ascii="Times New Roman" w:hAnsi="Times New Roman" w:eastAsia="Times New Roman"/>
+          <w:b w:val="0"/>
+          <w:i/>
+          <w:color w:val="4B5768"/>
+          <w:sz w:val="23"/>
+        </w:rPr>
+        <w:t>Hình 9. GD03 — Két an toàn; GD04 — Khoá tệp</w:t>
+      </w:r>
+    </w:p>
+    <w:p>
+      <w:pPr>
+        <w:spacing w:before="160" w:after="40"/>
+        <w:ind w:firstLine="0"/>
+        <w:jc w:val="center"/>
+      </w:pPr>
+      <w:r>
+        <w:drawing>
+          <wp:inline xmlns:a="http://schemas.openxmlformats.org/drawingml/2006/main" xmlns:pic="http://schemas.openxmlformats.org/drawingml/2006/picture">
+            <wp:extent cx="5580000" cy="7334675"/>
+            <wp:docPr id="10" name="Picture 10"/>
+            <wp:cNvGraphicFramePr>
+              <a:graphicFrameLocks noChangeAspect="1"/>
+            </wp:cNvGraphicFramePr>
+            <a:graphic>
+              <a:graphicData uri="http://schemas.openxmlformats.org/drawingml/2006/picture">
+                <pic:pic>
+                  <pic:nvPicPr>
+                    <pic:cNvPr id="0" name="GC03-gd05-gd06.png"/>
+                    <pic:cNvPicPr/>
+                  </pic:nvPicPr>
+                  <pic:blipFill>
+                    <a:blip r:embed="rId19"/>
+                    <a:stretch>
+                      <a:fillRect/>
+                    </a:stretch>
+                  </pic:blipFill>
+                  <pic:spPr>
+                    <a:xfrm>
+                      <a:off x="0" y="0"/>
+                      <a:ext cx="5580000" cy="7334675"/>
+                    </a:xfrm>
+                    <a:prstGeom prst="rect"/>
+                  </pic:spPr>
+                </pic:pic>
+              </a:graphicData>
+            </a:graphic>
+          </wp:inline>
+        </w:drawing>
+      </w:r>
+    </w:p>
+    <w:p>
+      <w:pPr>
+        <w:spacing w:before="40" w:after="200"/>
+        <w:ind w:firstLine="0"/>
+        <w:jc w:val="center"/>
+      </w:pPr>
+      <w:r>
+        <w:rPr>
+          <w:rFonts w:ascii="Times New Roman" w:hAnsi="Times New Roman" w:eastAsia="Times New Roman"/>
+          <w:b w:val="0"/>
+          <w:i/>
+          <w:color w:val="4B5768"/>
+          <w:sz w:val="23"/>
+        </w:rPr>
+        <w:t>Hình 10. GD05 — Mở khoá tệp; GD06 — Ký tệp</w:t>
+      </w:r>
+    </w:p>
+    <w:p>
+      <w:pPr>
+        <w:spacing w:before="160" w:after="40"/>
+        <w:ind w:firstLine="0"/>
+        <w:jc w:val="center"/>
+      </w:pPr>
+      <w:r>
+        <w:drawing>
+          <wp:inline xmlns:a="http://schemas.openxmlformats.org/drawingml/2006/main" xmlns:pic="http://schemas.openxmlformats.org/drawingml/2006/picture">
+            <wp:extent cx="5580000" cy="5358145"/>
+            <wp:docPr id="11" name="Picture 11"/>
+            <wp:cNvGraphicFramePr>
+              <a:graphicFrameLocks noChangeAspect="1"/>
+            </wp:cNvGraphicFramePr>
+            <a:graphic>
+              <a:graphicData uri="http://schemas.openxmlformats.org/drawingml/2006/picture">
+                <pic:pic>
+                  <pic:nvPicPr>
+                    <pic:cNvPr id="0" name="GC04-gd07-gd08.png"/>
+                    <pic:cNvPicPr/>
+                  </pic:nvPicPr>
+                  <pic:blipFill>
+                    <a:blip r:embed="rId20"/>
+                    <a:stretch>
+                      <a:fillRect/>
+                    </a:stretch>
+                  </pic:blipFill>
+                  <pic:spPr>
+                    <a:xfrm>
+                      <a:off x="0" y="0"/>
+                      <a:ext cx="5580000" cy="5358145"/>
+                    </a:xfrm>
+                    <a:prstGeom prst="rect"/>
+                  </pic:spPr>
+                </pic:pic>
+              </a:graphicData>
+            </a:graphic>
+          </wp:inline>
+        </w:drawing>
+      </w:r>
+    </w:p>
+    <w:p>
+      <w:pPr>
+        <w:spacing w:before="40" w:after="200"/>
+        <w:ind w:firstLine="0"/>
+        <w:jc w:val="center"/>
+      </w:pPr>
+      <w:r>
+        <w:rPr>
+          <w:rFonts w:ascii="Times New Roman" w:hAnsi="Times New Roman" w:eastAsia="Times New Roman"/>
+          <w:b w:val="0"/>
+          <w:i/>
+          <w:color w:val="4B5768"/>
+          <w:sz w:val="23"/>
+        </w:rPr>
+        <w:t>Hình 11. GD07 — Kiểm tra chữ ký; GD08 — Lấy vân tay tệp</w:t>
+      </w:r>
+    </w:p>
+    <w:p>
+      <w:pPr>
+        <w:spacing w:before="160" w:after="40"/>
+        <w:ind w:firstLine="0"/>
+        <w:jc w:val="center"/>
+      </w:pPr>
+      <w:r>
+        <w:drawing>
+          <wp:inline xmlns:a="http://schemas.openxmlformats.org/drawingml/2006/main" xmlns:pic="http://schemas.openxmlformats.org/drawingml/2006/picture">
+            <wp:extent cx="5580000" cy="6178337"/>
+            <wp:docPr id="12" name="Picture 12"/>
+            <wp:cNvGraphicFramePr>
+              <a:graphicFrameLocks noChangeAspect="1"/>
+            </wp:cNvGraphicFramePr>
+            <a:graphic>
+              <a:graphicData uri="http://schemas.openxmlformats.org/drawingml/2006/picture">
+                <pic:pic>
+                  <pic:nvPicPr>
+                    <pic:cNvPr id="0" name="GC05-gd09-gd10.png"/>
+                    <pic:cNvPicPr/>
+                  </pic:nvPicPr>
+                  <pic:blipFill>
+                    <a:blip r:embed="rId21"/>
+                    <a:stretch>
+                      <a:fillRect/>
+                    </a:stretch>
+                  </pic:blipFill>
+                  <pic:spPr>
+                    <a:xfrm>
+                      <a:off x="0" y="0"/>
+                      <a:ext cx="5580000" cy="6178337"/>
+                    </a:xfrm>
+                    <a:prstGeom prst="rect"/>
+                  </pic:spPr>
+                </pic:pic>
+              </a:graphicData>
+            </a:graphic>
+          </wp:inline>
+        </w:drawing>
+      </w:r>
+    </w:p>
+    <w:p>
+      <w:pPr>
+        <w:spacing w:before="40" w:after="200"/>
+        <w:ind w:firstLine="0"/>
+        <w:jc w:val="center"/>
+      </w:pPr>
+      <w:r>
+        <w:rPr>
+          <w:rFonts w:ascii="Times New Roman" w:hAnsi="Times New Roman" w:eastAsia="Times New Roman"/>
+          <w:b w:val="0"/>
+          <w:i/>
+          <w:color w:val="4B5768"/>
+          <w:sz w:val="23"/>
+        </w:rPr>
+        <w:t>Hình 12. GD09 — Kiểm tra tệp chưa bị đổi; GD10 — Xác minh tệp tải về</w:t>
+      </w:r>
+    </w:p>
+    <w:p>
+      <w:pPr>
+        <w:spacing w:before="160" w:after="40"/>
+        <w:ind w:firstLine="0"/>
+        <w:jc w:val="center"/>
+      </w:pPr>
+      <w:r>
+        <w:drawing>
+          <wp:inline xmlns:a="http://schemas.openxmlformats.org/drawingml/2006/main" xmlns:pic="http://schemas.openxmlformats.org/drawingml/2006/picture">
+            <wp:extent cx="5580000" cy="5438819"/>
+            <wp:docPr id="13" name="Picture 13"/>
+            <wp:cNvGraphicFramePr>
+              <a:graphicFrameLocks noChangeAspect="1"/>
+            </wp:cNvGraphicFramePr>
+            <a:graphic>
+              <a:graphicData uri="http://schemas.openxmlformats.org/drawingml/2006/picture">
+                <pic:pic>
+                  <pic:nvPicPr>
+                    <pic:cNvPr id="0" name="GC06-gd11-gd12.png"/>
+                    <pic:cNvPicPr/>
+                  </pic:nvPicPr>
+                  <pic:blipFill>
+                    <a:blip r:embed="rId22"/>
+                    <a:stretch>
+                      <a:fillRect/>
+                    </a:stretch>
+                  </pic:blipFill>
+                  <pic:spPr>
+                    <a:xfrm>
+                      <a:off x="0" y="0"/>
+                      <a:ext cx="5580000" cy="5438819"/>
+                    </a:xfrm>
+                    <a:prstGeom prst="rect"/>
+                  </pic:spPr>
+                </pic:pic>
+              </a:graphicData>
+            </a:graphic>
+          </wp:inline>
+        </w:drawing>
+      </w:r>
+    </w:p>
+    <w:p>
+      <w:pPr>
+        <w:spacing w:before="40" w:after="200"/>
+        <w:ind w:firstLine="0"/>
+        <w:jc w:val="center"/>
+      </w:pPr>
+      <w:r>
+        <w:rPr>
+          <w:rFonts w:ascii="Times New Roman" w:hAnsi="Times New Roman" w:eastAsia="Times New Roman"/>
+          <w:b w:val="0"/>
+          <w:i/>
+          <w:color w:val="4B5768"/>
+          <w:sz w:val="23"/>
+        </w:rPr>
+        <w:t>Hình 13. GD11 — Chia nhỏ bí mật; GD12 — Chia nhỏ tệp</w:t>
+      </w:r>
+    </w:p>
+    <w:p>
+      <w:pPr>
+        <w:spacing w:before="160" w:after="40"/>
+        <w:ind w:firstLine="0"/>
+        <w:jc w:val="center"/>
+      </w:pPr>
+      <w:r>
+        <w:drawing>
+          <wp:inline xmlns:a="http://schemas.openxmlformats.org/drawingml/2006/main" xmlns:pic="http://schemas.openxmlformats.org/drawingml/2006/picture">
+            <wp:extent cx="5580000" cy="7334675"/>
+            <wp:docPr id="14" name="Picture 14"/>
+            <wp:cNvGraphicFramePr>
+              <a:graphicFrameLocks noChangeAspect="1"/>
+            </wp:cNvGraphicFramePr>
+            <a:graphic>
+              <a:graphicData uri="http://schemas.openxmlformats.org/drawingml/2006/picture">
+                <pic:pic>
+                  <pic:nvPicPr>
+                    <pic:cNvPr id="0" name="GC07-gd13-gd14.png"/>
+                    <pic:cNvPicPr/>
+                  </pic:nvPicPr>
+                  <pic:blipFill>
+                    <a:blip r:embed="rId23"/>
+                    <a:stretch>
+                      <a:fillRect/>
+                    </a:stretch>
+                  </pic:blipFill>
+                  <pic:spPr>
+                    <a:xfrm>
+                      <a:off x="0" y="0"/>
+                      <a:ext cx="5580000" cy="7334675"/>
+                    </a:xfrm>
+                    <a:prstGeom prst="rect"/>
+                  </pic:spPr>
+                </pic:pic>
+              </a:graphicData>
+            </a:graphic>
+          </wp:inline>
+        </w:drawing>
+      </w:r>
+    </w:p>
+    <w:p>
+      <w:pPr>
+        <w:spacing w:before="40" w:after="200"/>
+        <w:ind w:firstLine="0"/>
+        <w:jc w:val="center"/>
+      </w:pPr>
+      <w:r>
+        <w:rPr>
+          <w:rFonts w:ascii="Times New Roman" w:hAnsi="Times New Roman" w:eastAsia="Times New Roman"/>
+          <w:b w:val="0"/>
+          <w:i/>
+          <w:color w:val="4B5768"/>
+          <w:sz w:val="23"/>
+        </w:rPr>
+        <w:t>Hình 14. GD13 — Ghép lại từ các mảnh; GD14 — Chuyển mảnh bằng mã QR</w:t>
+      </w:r>
+    </w:p>
+    <w:p>
+      <w:pPr>
+        <w:spacing w:before="160" w:after="40"/>
+        <w:ind w:firstLine="0"/>
+        <w:jc w:val="center"/>
+      </w:pPr>
+      <w:r>
+        <w:drawing>
+          <wp:inline xmlns:a="http://schemas.openxmlformats.org/drawingml/2006/main" xmlns:pic="http://schemas.openxmlformats.org/drawingml/2006/picture">
+            <wp:extent cx="5580000" cy="6941386"/>
+            <wp:docPr id="15" name="Picture 15"/>
+            <wp:cNvGraphicFramePr>
+              <a:graphicFrameLocks noChangeAspect="1"/>
+            </wp:cNvGraphicFramePr>
+            <a:graphic>
+              <a:graphicData uri="http://schemas.openxmlformats.org/drawingml/2006/picture">
+                <pic:pic>
+                  <pic:nvPicPr>
+                    <pic:cNvPr id="0" name="GC08-gd15-gd16.png"/>
+                    <pic:cNvPicPr/>
+                  </pic:nvPicPr>
+                  <pic:blipFill>
+                    <a:blip r:embed="rId24"/>
+                    <a:stretch>
+                      <a:fillRect/>
+                    </a:stretch>
+                  </pic:blipFill>
+                  <pic:spPr>
+                    <a:xfrm>
+                      <a:off x="0" y="0"/>
+                      <a:ext cx="5580000" cy="6941386"/>
+                    </a:xfrm>
+                    <a:prstGeom prst="rect"/>
+                  </pic:spPr>
+                </pic:pic>
+              </a:graphicData>
+            </a:graphic>
+          </wp:inline>
+        </w:drawing>
+      </w:r>
+    </w:p>
+    <w:p>
+      <w:pPr>
+        <w:spacing w:before="40" w:after="200"/>
+        <w:ind w:firstLine="0"/>
+        <w:jc w:val="center"/>
+      </w:pPr>
+      <w:r>
+        <w:rPr>
+          <w:rFonts w:ascii="Times New Roman" w:hAnsi="Times New Roman" w:eastAsia="Times New Roman"/>
+          <w:b w:val="0"/>
+          <w:i/>
+          <w:color w:val="4B5768"/>
+          <w:sz w:val="23"/>
+        </w:rPr>
+        <w:t>Hình 15. GD15 — Giấu dữ liệu trong ảnh; GD16 — Hiện dữ liệu ẩn</w:t>
+      </w:r>
+    </w:p>
+    <w:p>
+      <w:pPr>
+        <w:spacing w:before="160" w:after="40"/>
+        <w:ind w:firstLine="0"/>
+        <w:jc w:val="center"/>
+      </w:pPr>
+      <w:r>
+        <w:drawing>
+          <wp:inline xmlns:a="http://schemas.openxmlformats.org/drawingml/2006/main" xmlns:pic="http://schemas.openxmlformats.org/drawingml/2006/picture">
+            <wp:extent cx="5580000" cy="7334675"/>
+            <wp:docPr id="16" name="Picture 16"/>
+            <wp:cNvGraphicFramePr>
+              <a:graphicFrameLocks noChangeAspect="1"/>
+            </wp:cNvGraphicFramePr>
+            <a:graphic>
+              <a:graphicData uri="http://schemas.openxmlformats.org/drawingml/2006/picture">
+                <pic:pic>
+                  <pic:nvPicPr>
+                    <pic:cNvPr id="0" name="GC09-gd17-gd18.png"/>
+                    <pic:cNvPicPr/>
+                  </pic:nvPicPr>
+                  <pic:blipFill>
+                    <a:blip r:embed="rId25"/>
+                    <a:stretch>
+                      <a:fillRect/>
+                    </a:stretch>
+                  </pic:blipFill>
+                  <pic:spPr>
+                    <a:xfrm>
+                      <a:off x="0" y="0"/>
+                      <a:ext cx="5580000" cy="7334675"/>
+                    </a:xfrm>
+                    <a:prstGeom prst="rect"/>
+                  </pic:spPr>
+                </pic:pic>
+              </a:graphicData>
+            </a:graphic>
+          </wp:inline>
+        </w:drawing>
+      </w:r>
+    </w:p>
+    <w:p>
+      <w:pPr>
+        <w:spacing w:before="40" w:after="200"/>
+        <w:ind w:firstLine="0"/>
+        <w:jc w:val="center"/>
+      </w:pPr>
+      <w:r>
+        <w:rPr>
+          <w:rFonts w:ascii="Times New Roman" w:hAnsi="Times New Roman" w:eastAsia="Times New Roman"/>
+          <w:b w:val="0"/>
+          <w:i/>
+          <w:color w:val="4B5768"/>
+          <w:sz w:val="23"/>
+        </w:rPr>
+        <w:t>Hình 16. GD17 — Phát hiện dữ liệu ẩn; GD18 — Chống giả mạo ảnh</w:t>
+      </w:r>
+    </w:p>
+    <w:p>
+      <w:pPr>
+        <w:spacing w:before="160" w:after="40"/>
+        <w:ind w:firstLine="0"/>
+        <w:jc w:val="center"/>
+      </w:pPr>
+      <w:r>
+        <w:drawing>
+          <wp:inline xmlns:a="http://schemas.openxmlformats.org/drawingml/2006/main" xmlns:pic="http://schemas.openxmlformats.org/drawingml/2006/picture">
+            <wp:extent cx="5580000" cy="4480807"/>
+            <wp:docPr id="17" name="Picture 17"/>
+            <wp:cNvGraphicFramePr>
+              <a:graphicFrameLocks noChangeAspect="1"/>
+            </wp:cNvGraphicFramePr>
+            <a:graphic>
+              <a:graphicData uri="http://schemas.openxmlformats.org/drawingml/2006/picture">
+                <pic:pic>
+                  <pic:nvPicPr>
+                    <pic:cNvPr id="0" name="GC10-gd19-gd20.png"/>
+                    <pic:cNvPicPr/>
+                  </pic:nvPicPr>
+                  <pic:blipFill>
+                    <a:blip r:embed="rId26"/>
+                    <a:stretch>
+                      <a:fillRect/>
+                    </a:stretch>
+                  </pic:blipFill>
+                  <pic:spPr>
+                    <a:xfrm>
+                      <a:off x="0" y="0"/>
+                      <a:ext cx="5580000" cy="4480807"/>
+                    </a:xfrm>
+                    <a:prstGeom prst="rect"/>
+                  </pic:spPr>
+                </pic:pic>
+              </a:graphicData>
+            </a:graphic>
+          </wp:inline>
+        </w:drawing>
+      </w:r>
+    </w:p>
+    <w:p>
+      <w:pPr>
+        <w:spacing w:before="40" w:after="200"/>
+        <w:ind w:firstLine="0"/>
+        <w:jc w:val="center"/>
+      </w:pPr>
+      <w:r>
+        <w:rPr>
+          <w:rFonts w:ascii="Times New Roman" w:hAnsi="Times New Roman" w:eastAsia="Times New Roman"/>
+          <w:b w:val="0"/>
+          <w:i/>
+          <w:color w:val="4B5768"/>
+          <w:sz w:val="23"/>
+        </w:rPr>
+        <w:t>Hình 17. GD19 — Xem siêu dữ liệu; GD20 — Xoá siêu dữ liệu</w:t>
+      </w:r>
+    </w:p>
+    <w:p>
+      <w:pPr>
+        <w:spacing w:before="160" w:after="40"/>
+        <w:ind w:firstLine="0"/>
+        <w:jc w:val="center"/>
+      </w:pPr>
+      <w:r>
+        <w:drawing>
+          <wp:inline xmlns:a="http://schemas.openxmlformats.org/drawingml/2006/main" xmlns:pic="http://schemas.openxmlformats.org/drawingml/2006/picture">
+            <wp:extent cx="5580000" cy="9190981"/>
+            <wp:docPr id="18" name="Picture 18"/>
+            <wp:cNvGraphicFramePr>
+              <a:graphicFrameLocks noChangeAspect="1"/>
+            </wp:cNvGraphicFramePr>
+            <a:graphic>
+              <a:graphicData uri="http://schemas.openxmlformats.org/drawingml/2006/picture">
+                <pic:pic>
+                  <pic:nvPicPr>
+                    <pic:cNvPr id="0" name="GC11-gd21.png"/>
+                    <pic:cNvPicPr/>
+                  </pic:nvPicPr>
+                  <pic:blipFill>
+                    <a:blip r:embed="rId27"/>
+                    <a:stretch>
+                      <a:fillRect/>
+                    </a:stretch>
+                  </pic:blipFill>
+                  <pic:spPr>
+                    <a:xfrm>
+                      <a:off x="0" y="0"/>
+                      <a:ext cx="5580000" cy="9190981"/>
+                    </a:xfrm>
+                    <a:prstGeom prst="rect"/>
+                  </pic:spPr>
+                </pic:pic>
+              </a:graphicData>
+            </a:graphic>
+          </wp:inline>
+        </w:drawing>
+      </w:r>
+    </w:p>
+    <w:p>
+      <w:pPr>
+        <w:spacing w:before="40" w:after="200"/>
+        <w:ind w:firstLine="0"/>
+        <w:jc w:val="center"/>
+      </w:pPr>
+      <w:r>
+        <w:rPr>
+          <w:rFonts w:ascii="Times New Roman" w:hAnsi="Times New Roman" w:eastAsia="Times New Roman"/>
+          <w:b w:val="0"/>
+          <w:i/>
+          <w:color w:val="4B5768"/>
+          <w:sz w:val="23"/>
+        </w:rPr>
+        <w:t>Hình 18. GD21 — So sánh siêu dữ liệu</w:t>
+      </w:r>
+    </w:p>
+    <w:p>
+      <w:r>
+        <w:br w:type="page"/>
       </w:r>
     </w:p>
     <w:p>

--- a/hoso-sang-kien/docx/02-Thuyet-minh-sang-kien.docx
+++ b/hoso-sang-kien/docx/02-Thuyet-minh-sang-kien.docx
@@ -211,7 +211,7 @@
           <w:i w:val="0"/>
           <w:sz w:val="26"/>
         </w:rPr>
-        <w:t>Sản phẩm và bằng chứng. Sản phẩm là ứng dụng Android hoàn chỉnh với 38 chức năng nghiệp vụ, xây dựng trên 15 thành phần mã nguồn do tác giả tổ chức, kèm 272 hàm kiểm thử tự động. Tính tương thích định dạng được kiểm chứng bằng 5 phép thực nghiệm đối chứng với công cụ chuẩn, không phải bằng suy luận.</w:t>
+        <w:t>Sản phẩm và bằng chứng. Sản phẩm là ứng dụng Android hoàn chỉnh với 38 chức năng nghiệp vụ thao tác qua 21 màn hình giao diện, xây dựng trên 15 thành phần mã nguồn do tác giả tổ chức, kèm 272 hàm kiểm thử tự động. Tính tương thích định dạng được kiểm chứng bằng 5 phép thực nghiệm đối chứng với công cụ chuẩn, không phải bằng suy luận. Hồ sơ trình bày đầy đủ từng chức năng kèm giao diện thực hiện nó (mục 3.b.4 và Phụ lục C), để mỗi tuyên bố về chức năng đều đối chiếu được với màn hình có thật.</w:t>
       </w:r>
     </w:p>
     <w:p>
@@ -14258,7 +14258,7 @@
           <w:i w:val="0"/>
           <w:sz w:val="26"/>
         </w:rPr>
-        <w:t>Ứng dụng Android đóng gói dạng APK (47.4 MB), chứa lõi bảo vệ dữ liệu biên dịch cho kiến trúc ARM64, đã kiểm tra tĩnh nội dung gói.</w:t>
+        <w:t>Ứng dụng Android đóng gói dạng APK (42.3 MB), chứa lõi bảo vệ dữ liệu biên dịch cho kiến trúc ARM64, đã kiểm tra tĩnh nội dung gói.</w:t>
       </w:r>
     </w:p>
     <w:p>

--- a/hoso-sang-kien/docx/02-Thuyet-minh-sang-kien.docx
+++ b/hoso-sang-kien/docx/02-Thuyet-minh-sang-kien.docx
@@ -169,7 +169,7 @@
           <w:i w:val="0"/>
           <w:sz w:val="26"/>
         </w:rPr>
-        <w:t>Vấn đề. Điện thoại đã trở thành nơi lưu và trao đổi nhiều dữ liệu nội bộ phát sinh trong công tác và huấn luyện: giáo án, đề bài và đáp án thực hành, kết quả nghiên cứu chưa công bố, ảnh tư liệu. Các biện pháp sẵn có hoặc chỉ bảo vệ khi máy tắt, hoặc là phần mềm mã nguồn đóng không kiểm chứng được, hoặc là công cụ mạnh nhưng không có bản dùng được trên điện thoại.</w:t>
+        <w:t>Vấn đề. Việc bảo vệ dữ liệu bằng mật mã là nội dung cốt lõi trong chương trình đào tạo an toàn thông tin, nhưng học viên hầu như chỉ được tiếp cận qua lý thuyết và qua các công cụ trên máy tính, trong khi thiết bị di động mới là môi trường các em sẽ gặp nhiều nhất sau khi ra trường. Ở chiều công tác, khi phát sinh tình huống bất khả kháng buộc phải chuyển gấp một số tài liệu đặc thù qua không gian mạng, cán bộ thiếu một công cụ tin cậy, kiểm chứng được để tự trang bị thêm lớp bảo vệ cho tệp trước khi gửi. Các biện pháp sẵn có hoặc chỉ bảo vệ khi máy tắt, hoặc là phần mềm mã nguồn đóng không kiểm chứng được, hoặc là công cụ mạnh nhưng không có bản dùng được trên điện thoại.</w:t>
       </w:r>
     </w:p>
     <w:p>
@@ -310,7 +310,7 @@
           <w:i w:val="0"/>
           <w:sz w:val="26"/>
         </w:rPr>
-        <w:t>SecureVault Mobile — Ứng dụng bảo vệ dữ liệu nhạy cảm trên thiết bị Android hoạt động hoàn toàn ngoại tuyến, phục vụ công tác và huấn luyện an toàn thông tin</w:t>
+        <w:t>Bộ công cụ bảo mật và quyền riêng tư dữ liệu ngoại tuyến trên thiết bị di động phục vụ huấn luyện an toàn thông tin (SecureVault Mobile)</w:t>
       </w:r>
     </w:p>
     <w:p>
@@ -556,7 +556,7 @@
           <w:i w:val="0"/>
           <w:sz w:val="26"/>
         </w:rPr>
-        <w:t>Điện thoại thông minh hiện là công cụ làm việc thường xuyên của cán bộ, giảng viên và học viên. Tính cơ động của thiết bị mang lại hiệu quả rõ rệt trong công tác, giảng dạy và nghiên cứu, nhưng đồng thời làm thay đổi căn bản phạm vi tồn tại của dữ liệu: nhiều tài liệu trước đây chỉ nằm trong máy tính cố định nay được sao chép, xem và trao đổi ngay trên thiết bị cá nhân.</w:t>
+        <w:t>Quy định của đơn vị không cho phép đưa tài liệu mật và tài liệu nội bộ lên thiết bị di động. Tác giả xác định rõ ranh giới này ngay từ đầu, và sáng kiến được xây dựng để phục vụ đúng hai nhu cầu nằm trong ranh giới đó.</w:t>
       </w:r>
     </w:p>
     <w:p>
@@ -570,7 +570,53 @@
           <w:i w:val="0"/>
           <w:sz w:val="26"/>
         </w:rPr>
-        <w:t>Trong quá trình công tác và huấn luyện an toàn thông tin, thực tế phát sinh nhiều loại dữ liệu cần được bảo vệ ở mức cao hơn dữ liệu thông thường: giáo án và tài liệu biên soạn nội bộ, đề bài và đáp án các bài thực hành, kết quả nghiên cứu chưa công bố, ảnh và tư liệu phục vụ huấn luyện, dữ liệu trao đổi nghiệp vụ giữa các bộ phận. Việc lộ, lọt những dữ liệu này tuy không nhất thiết cấu thành sự cố ở mức cao nhất nhưng vẫn ảnh hưởng đến chất lượng công tác, tính khách quan trong đánh giá và uy tín của đơn vị.</w:t>
+        <w:t>Nhu cầu thứ nhất — huấn luyện. Bảo vệ dữ liệu bằng mật mã là nội dung cốt lõi của chương trình đào tạo an toàn thông tin. Nhưng học viên chủ yếu tiếp cận nội dung này qua lý thuyết và qua công cụ chạy trên máy tính, trong khi thiết bị di động mới là môi trường phổ biến nhất mà các em sẽ phải bảo vệ dữ liệu sau khi ra trường. Khoảng cách giữa điều được học và môi trường thực tế làm giảm hiệu quả huấn luyện: học viên biết nguyên lý nhưng chưa từng thao tác, chưa từng nhìn thấy một hệ thống an toàn hoàn chỉnh vận hành ra sao và vì sao nó được thiết kế như vậy.</w:t>
+      </w:r>
+    </w:p>
+    <w:p>
+      <w:pPr>
+        <w:ind w:firstLine="454"/>
+      </w:pPr>
+      <w:r>
+        <w:rPr>
+          <w:rFonts w:ascii="Times New Roman" w:hAnsi="Times New Roman" w:eastAsia="Times New Roman"/>
+          <w:b w:val="0"/>
+          <w:i w:val="0"/>
+          <w:sz w:val="26"/>
+        </w:rPr>
+        <w:t xml:space="preserve">Nhu cầu thứ hai — tình huống khẩn cấp, bất khả kháng. Trong công tác vẫn phát sinh trường hợp một số tài liệu đặc thù buộc phải chuyển gấp qua không gian mạng, khi không còn phương án nào khác kịp thời hạn. Đây là tình huống rủi ro nhất: tệp rời khỏi tầm kiểm soát của người gửi và đi qua hạ tầng không do đơn vị quản lý. Cán bộ cần một công cụ tin cậy, kiểm chứng được để tự trang bị thêm lớp bảo vệ cho tệp </w:t>
+      </w:r>
+      <w:r>
+        <w:rPr>
+          <w:rFonts w:ascii="Times New Roman" w:hAnsi="Times New Roman" w:eastAsia="Times New Roman"/>
+          <w:b w:val="0"/>
+          <w:i/>
+          <w:sz w:val="26"/>
+        </w:rPr>
+        <w:t>trước khi</w:t>
+      </w:r>
+      <w:r>
+        <w:rPr>
+          <w:rFonts w:ascii="Times New Roman" w:hAnsi="Times New Roman" w:eastAsia="Times New Roman"/>
+          <w:b w:val="0"/>
+          <w:i w:val="0"/>
+          <w:sz w:val="26"/>
+        </w:rPr>
+        <w:t xml:space="preserve"> gửi — mã hoá bằng mật khẩu, ký số để bên nhận xác minh nguồn gốc, xoá siêu dữ liệu ẩn, và khi cần thì chia bí mật thành nhiều mảnh gửi theo các kênh khác nhau. Mục tiêu là nếu tệp bị chặn bắt trên đường truyền thì nội dung vẫn không đọc được.</w:t>
+      </w:r>
+    </w:p>
+    <w:p>
+      <w:pPr>
+        <w:ind w:firstLine="454"/>
+      </w:pPr>
+      <w:r>
+        <w:rPr>
+          <w:rFonts w:ascii="Times New Roman" w:hAnsi="Times New Roman" w:eastAsia="Times New Roman"/>
+          <w:b w:val="0"/>
+          <w:i w:val="0"/>
+          <w:sz w:val="26"/>
+        </w:rPr>
+        <w:t>Cần nói rõ phạm vi: sáng kiến là công cụ hỗ trợ giảm rủi ro lộ lọt trong tình huống đã buộc phải truyền, chứ không phải căn cứ để nới lỏng bất kỳ quy định nào về bảo vệ bí mật. Việc có được phép truyền một tài liệu cụ thể hay không vẫn hoàn toàn do quy định hiện hành và người có thẩm quyền quyết định.</w:t>
       </w:r>
     </w:p>
     <w:p>
@@ -596,7 +642,7 @@
       <w:r>
         <w:drawing>
           <wp:inline xmlns:a="http://schemas.openxmlformats.org/drawingml/2006/main" xmlns:pic="http://schemas.openxmlformats.org/drawingml/2006/picture">
-            <wp:extent cx="5580000" cy="3541154"/>
+            <wp:extent cx="5580000" cy="3004615"/>
             <wp:docPr id="1" name="Picture 1"/>
             <wp:cNvGraphicFramePr>
               <a:graphicFrameLocks noChangeAspect="1"/>
@@ -617,7 +663,7 @@
                   <pic:spPr>
                     <a:xfrm>
                       <a:off x="0" y="0"/>
-                      <a:ext cx="5580000" cy="3541154"/>
+                      <a:ext cx="5580000" cy="3004615"/>
                     </a:xfrm>
                     <a:prstGeom prst="rect"/>
                   </pic:spPr>
@@ -642,7 +688,7 @@
           <w:color w:val="4B5768"/>
           <w:sz w:val="23"/>
         </w:rPr>
-        <w:t>Hình 1. Bài toán bảo vệ dữ liệu nhạy cảm trên thiết bị di động</w:t>
+        <w:t>Hình 1. Hai nhu cầu thực tiễn mà sáng kiến hướng tới và bốn nhóm nguy cơ tương ứng</w:t>
       </w:r>
     </w:p>
     <w:p>
@@ -2569,7 +2615,7 @@
           <w:i w:val="0"/>
           <w:sz w:val="26"/>
         </w:rPr>
-        <w:t>Đồng thời sử dụng được làm học cụ trực quan cho giảng dạy an toàn thông tin.</w:t>
+        <w:t>Sử dụng được làm học cụ trực quan cho giảng dạy an toàn thông tin, đồng thời vẫn là công cụ đạt chuẩn kỹ thuật chứ không phải bản mô phỏng rút gọn.</w:t>
       </w:r>
     </w:p>
     <w:p>
@@ -2606,7 +2652,7 @@
           <w:i w:val="0"/>
           <w:sz w:val="26"/>
         </w:rPr>
-        <w:t>Sáng kiến nhằm xây dựng một ứng dụng Android giúp người dùng tự bảo vệ dữ liệu nhạy cảm ngay trên thiết bị của mình, đồng thời trở thành học cụ phục vụ giảng dạy và huấn luyện an toàn thông tin. Các mục tiêu cụ thể như sau.</w:t>
+        <w:t>Sáng kiến nhằm xây dựng một bộ công cụ trên Android phục vụ huấn luyện an toàn thông tin, đồng thời đủ tin cậy để cán bộ trang bị thêm lớp bảo vệ cho tệp khi phát sinh tình huống khẩn cấp, bất khả kháng phải chuyển gấp tài liệu qua không gian mạng. Các mục tiêu cụ thể như sau.</w:t>
       </w:r>
     </w:p>
     <w:p>
@@ -2622,7 +2668,7 @@
           <w:i w:val="0"/>
           <w:sz w:val="26"/>
         </w:rPr>
-        <w:t xml:space="preserve">Mục tiêu 1 – Bảo vệ dữ liệu tại chỗ: </w:t>
+        <w:t xml:space="preserve">Mục tiêu 1 – Phục vụ huấn luyện là mục tiêu hàng đầu: </w:t>
       </w:r>
       <w:r>
         <w:rPr>
@@ -2631,7 +2677,7 @@
           <w:i w:val="0"/>
           <w:sz w:val="26"/>
         </w:rPr>
-        <w:t>Cung cấp cơ chế mã hoá, ký số, kiểm tra toàn vẹn, chia khoá phục hồi và xử lý siêu dữ liệu hoạt động hoàn toàn trên thiết bị, không phụ thuộc kết nối mạng hay dịch vụ bên ngoài.</w:t>
+        <w:t>Mỗi nhóm chức năng tương ứng với một nguyên lý an toàn thông tin cụ thể trong chương trình, cho phép giảng viên minh hoạ trực quan và xây dựng bài thực hành có kết quả quan sát được ngay trên thiết bị mà học viên sẽ gặp nhiều nhất sau khi ra trường.</w:t>
       </w:r>
     </w:p>
     <w:p>
@@ -2647,7 +2693,32 @@
           <w:i w:val="0"/>
           <w:sz w:val="26"/>
         </w:rPr>
-        <w:t xml:space="preserve">Mục tiêu 2 – Bảo đảm chủ quyền dữ liệu: </w:t>
+        <w:t xml:space="preserve">Mục tiêu 2 – Bọc bảo vệ cho tệp trước khi buộc phải truyền: </w:t>
+      </w:r>
+      <w:r>
+        <w:rPr>
+          <w:rFonts w:ascii="Times New Roman" w:hAnsi="Times New Roman" w:eastAsia="Times New Roman"/>
+          <w:b w:val="0"/>
+          <w:i w:val="0"/>
+          <w:sz w:val="26"/>
+        </w:rPr>
+        <w:t>Cung cấp cơ chế mã hoá, ký số, kiểm tra toàn vẹn, chia bí mật theo ngưỡng và xoá siêu dữ liệu, hoạt động hoàn toàn trên thiết bị, không phụ thuộc kết nối mạng hay dịch vụ bên ngoài — để trong tình huống bất khả kháng, tệp rời thiết bị ở dạng bên chặn bắt không đọc được.</w:t>
+      </w:r>
+    </w:p>
+    <w:p>
+      <w:pPr>
+        <w:pStyle w:val="ListBullet"/>
+        <w:spacing w:after="60"/>
+        <w:ind w:left="454"/>
+      </w:pPr>
+      <w:r>
+        <w:rPr>
+          <w:rFonts w:ascii="Times New Roman" w:hAnsi="Times New Roman" w:eastAsia="Times New Roman"/>
+          <w:b/>
+          <w:i w:val="0"/>
+          <w:sz w:val="26"/>
+        </w:rPr>
+        <w:t xml:space="preserve">Mục tiêu 3 – Bảo đảm chủ quyền dữ liệu: </w:t>
       </w:r>
       <w:r>
         <w:rPr>
@@ -2672,7 +2743,7 @@
           <w:i w:val="0"/>
           <w:sz w:val="26"/>
         </w:rPr>
-        <w:t xml:space="preserve">Mục tiêu 3 – Kiểm chứng được: </w:t>
+        <w:t xml:space="preserve">Mục tiêu 4 – Kiểm chứng được: </w:t>
       </w:r>
       <w:r>
         <w:rPr>
@@ -2682,31 +2753,6 @@
           <w:sz w:val="26"/>
         </w:rPr>
         <w:t>Toàn bộ mã nguồn mở kèm 272 hàm kiểm thử tự động, cho phép kiểm tra lại các tuyên bố kỹ thuật thay vì phải tin vào lời khẳng định.</w:t>
-      </w:r>
-    </w:p>
-    <w:p>
-      <w:pPr>
-        <w:pStyle w:val="ListBullet"/>
-        <w:spacing w:after="60"/>
-        <w:ind w:left="454"/>
-      </w:pPr>
-      <w:r>
-        <w:rPr>
-          <w:rFonts w:ascii="Times New Roman" w:hAnsi="Times New Roman" w:eastAsia="Times New Roman"/>
-          <w:b/>
-          <w:i w:val="0"/>
-          <w:sz w:val="26"/>
-        </w:rPr>
-        <w:t xml:space="preserve">Mục tiêu 4 – Phục vụ đào tạo: </w:t>
-      </w:r>
-      <w:r>
-        <w:rPr>
-          <w:rFonts w:ascii="Times New Roman" w:hAnsi="Times New Roman" w:eastAsia="Times New Roman"/>
-          <w:b w:val="0"/>
-          <w:i w:val="0"/>
-          <w:sz w:val="26"/>
-        </w:rPr>
-        <w:t>Mỗi nhóm chức năng tương ứng với một nguyên lý an toàn thông tin cụ thể, cho phép giảng viên minh hoạ trực quan và xây dựng bài thực hành có kết quả quan sát được ngay.</w:t>
       </w:r>
     </w:p>
     <w:p>
@@ -2988,7 +3034,7 @@
       <w:r>
         <w:drawing>
           <wp:inline xmlns:a="http://schemas.openxmlformats.org/drawingml/2006/main" xmlns:pic="http://schemas.openxmlformats.org/drawingml/2006/picture">
-            <wp:extent cx="5580000" cy="3594808"/>
+            <wp:extent cx="5580000" cy="3433846"/>
             <wp:docPr id="2" name="Picture 2"/>
             <wp:cNvGraphicFramePr>
               <a:graphicFrameLocks noChangeAspect="1"/>
@@ -3009,7 +3055,7 @@
                   <pic:spPr>
                     <a:xfrm>
                       <a:off x="0" y="0"/>
-                      <a:ext cx="5580000" cy="3594808"/>
+                      <a:ext cx="5580000" cy="3433846"/>
                     </a:xfrm>
                     <a:prstGeom prst="rect"/>
                   </pic:spPr>
@@ -3245,7 +3291,7 @@
       <w:r>
         <w:drawing>
           <wp:inline xmlns:a="http://schemas.openxmlformats.org/drawingml/2006/main" xmlns:pic="http://schemas.openxmlformats.org/drawingml/2006/picture">
-            <wp:extent cx="5580000" cy="3594808"/>
+            <wp:extent cx="5580000" cy="3487500"/>
             <wp:docPr id="3" name="Picture 3"/>
             <wp:cNvGraphicFramePr>
               <a:graphicFrameLocks noChangeAspect="1"/>
@@ -3266,7 +3312,7 @@
                   <pic:spPr>
                     <a:xfrm>
                       <a:off x="0" y="0"/>
-                      <a:ext cx="5580000" cy="3594808"/>
+                      <a:ext cx="5580000" cy="3487500"/>
                     </a:xfrm>
                     <a:prstGeom prst="rect"/>
                   </pic:spPr>
@@ -3823,7 +3869,7 @@
       <w:r>
         <w:drawing>
           <wp:inline xmlns:a="http://schemas.openxmlformats.org/drawingml/2006/main" xmlns:pic="http://schemas.openxmlformats.org/drawingml/2006/picture">
-            <wp:extent cx="5580000" cy="3541154"/>
+            <wp:extent cx="5580000" cy="3219231"/>
             <wp:docPr id="4" name="Picture 4"/>
             <wp:cNvGraphicFramePr>
               <a:graphicFrameLocks noChangeAspect="1"/>
@@ -3844,7 +3890,7 @@
                   <pic:spPr>
                     <a:xfrm>
                       <a:off x="0" y="0"/>
-                      <a:ext cx="5580000" cy="3541154"/>
+                      <a:ext cx="5580000" cy="3219231"/>
                     </a:xfrm>
                     <a:prstGeom prst="rect"/>
                   </pic:spPr>
@@ -5649,7 +5695,43 @@
           <w:i w:val="0"/>
           <w:sz w:val="26"/>
         </w:rPr>
-        <w:t>Toàn bộ nghiệp vụ két nằm trên một màn hình duy nhất (GD03) và màn hình này có hai trạng thái loại trừ nhau: *khi chưa mở két* và *khi két đang mở*. Tác giả chọn cách này thay vì chia thành nhiều màn hình con vì trạng thái khoá/mở là thông tin an toàn quan trọng nhất của phiên làm việc — người dùng phải nhìn là biết ngay két đang mở hay đã khoá, không phải suy đoán từ việc mình đang đứng ở màn hình nào.</w:t>
+        <w:t xml:space="preserve">Toàn bộ nghiệp vụ két nằm trên một màn hình duy nhất (GD03) và màn hình này có hai trạng thái loại trừ nhau: </w:t>
+      </w:r>
+      <w:r>
+        <w:rPr>
+          <w:rFonts w:ascii="Times New Roman" w:hAnsi="Times New Roman" w:eastAsia="Times New Roman"/>
+          <w:b w:val="0"/>
+          <w:i/>
+          <w:sz w:val="26"/>
+        </w:rPr>
+        <w:t>khi chưa mở két</w:t>
+      </w:r>
+      <w:r>
+        <w:rPr>
+          <w:rFonts w:ascii="Times New Roman" w:hAnsi="Times New Roman" w:eastAsia="Times New Roman"/>
+          <w:b w:val="0"/>
+          <w:i w:val="0"/>
+          <w:sz w:val="26"/>
+        </w:rPr>
+        <w:t xml:space="preserve"> và </w:t>
+      </w:r>
+      <w:r>
+        <w:rPr>
+          <w:rFonts w:ascii="Times New Roman" w:hAnsi="Times New Roman" w:eastAsia="Times New Roman"/>
+          <w:b w:val="0"/>
+          <w:i/>
+          <w:sz w:val="26"/>
+        </w:rPr>
+        <w:t>khi két đang mở</w:t>
+      </w:r>
+      <w:r>
+        <w:rPr>
+          <w:rFonts w:ascii="Times New Roman" w:hAnsi="Times New Roman" w:eastAsia="Times New Roman"/>
+          <w:b w:val="0"/>
+          <w:i w:val="0"/>
+          <w:sz w:val="26"/>
+        </w:rPr>
+        <w:t>. Tác giả chọn cách này thay vì chia thành nhiều màn hình con vì trạng thái khoá/mở là thông tin an toàn quan trọng nhất của phiên làm việc — người dùng phải nhìn là biết ngay két đang mở hay đã khoá, không phải suy đoán từ việc mình đang đứng ở màn hình nào.</w:t>
       </w:r>
     </w:p>
     <w:p>
@@ -7274,7 +7356,25 @@
           <w:i w:val="0"/>
           <w:sz w:val="26"/>
         </w:rPr>
-        <w:t>Nhóm này có năm màn hình (GD06–GD10) vì tác giả tách theo *việc người dùng cần làm* chứ không theo thuật toán. Cùng dựa trên chữ ký số và hàm băm, nhưng “tôi muốn ký một tệp”, “tôi nhận được tệp có chữ ký và muốn kiểm tra”, “tôi cần một mã nhận dạng của tệp”, “tôi có mã nhận dạng và muốn đối chiếu”, “tôi vừa tải một tệp về và muốn kiểm tra mọi bằng chứng đi kèm” là năm tình huống khác nhau; gộp chúng vào một màn hình sẽ buộc người dùng phải tự phân biệt.</w:t>
+        <w:t xml:space="preserve">Nhóm này có năm màn hình (GD06–GD10) vì tác giả tách theo </w:t>
+      </w:r>
+      <w:r>
+        <w:rPr>
+          <w:rFonts w:ascii="Times New Roman" w:hAnsi="Times New Roman" w:eastAsia="Times New Roman"/>
+          <w:b w:val="0"/>
+          <w:i/>
+          <w:sz w:val="26"/>
+        </w:rPr>
+        <w:t>việc người dùng cần làm</w:t>
+      </w:r>
+      <w:r>
+        <w:rPr>
+          <w:rFonts w:ascii="Times New Roman" w:hAnsi="Times New Roman" w:eastAsia="Times New Roman"/>
+          <w:b w:val="0"/>
+          <w:i w:val="0"/>
+          <w:sz w:val="26"/>
+        </w:rPr>
+        <w:t xml:space="preserve"> chứ không theo thuật toán. Cùng dựa trên chữ ký số và hàm băm, nhưng “tôi muốn ký một tệp”, “tôi nhận được tệp có chữ ký và muốn kiểm tra”, “tôi cần một mã nhận dạng của tệp”, “tôi có mã nhận dạng và muốn đối chiếu”, “tôi vừa tải một tệp về và muốn kiểm tra mọi bằng chứng đi kèm” là năm tình huống khác nhau; gộp chúng vào một màn hình sẽ buộc người dùng phải tự phân biệt.</w:t>
       </w:r>
     </w:p>
     <w:p>
@@ -9403,7 +9503,25 @@
           <w:i w:val="0"/>
           <w:sz w:val="26"/>
         </w:rPr>
-        <w:t>Ba màn hình (GD15–GD17) đặt cạnh nhau có dụng ý sư phạm: giấu, lấy ra, và phát hiện. Người học nhìn thấy ngay rằng che giấu là một kỹ thuật *có thể bị phát hiện*, chứ không phải một lớp bảo vệ tuyệt đối.</w:t>
+        <w:t xml:space="preserve">Ba màn hình (GD15–GD17) đặt cạnh nhau có dụng ý sư phạm: giấu, lấy ra, và phát hiện. Người học nhìn thấy ngay rằng che giấu là một kỹ thuật </w:t>
+      </w:r>
+      <w:r>
+        <w:rPr>
+          <w:rFonts w:ascii="Times New Roman" w:hAnsi="Times New Roman" w:eastAsia="Times New Roman"/>
+          <w:b w:val="0"/>
+          <w:i/>
+          <w:sz w:val="26"/>
+        </w:rPr>
+        <w:t>có thể bị phát hiện</w:t>
+      </w:r>
+      <w:r>
+        <w:rPr>
+          <w:rFonts w:ascii="Times New Roman" w:hAnsi="Times New Roman" w:eastAsia="Times New Roman"/>
+          <w:b w:val="0"/>
+          <w:i w:val="0"/>
+          <w:sz w:val="26"/>
+        </w:rPr>
+        <w:t>, chứ không phải một lớp bảo vệ tuyệt đối.</w:t>
       </w:r>
     </w:p>
     <w:p>
@@ -9431,7 +9549,25 @@
           <w:i w:val="0"/>
           <w:sz w:val="26"/>
         </w:rPr>
-        <w:t>Màn hình phát hiện (GD17) là màn hình mà tác giả chủ động *hạ thấp* kỳ vọng của người dùng: kết quả được diễn đạt thành mức độ nghi ngờ kèm giải thích, và ngay dòng mô tả đầu màn hình đã ghi rõ đây là phép thử theo kinh nghiệm — có thể chỉ ra dấu hiệu đáng ngờ nhưng không bao giờ chứng minh được một ảnh là sạch. Đây là lựa chọn thiết kế đi ngược xu hướng phần mềm thường thấy (luôn báo “an toàn”), và là một nội dung huấn luyện có giá trị.</w:t>
+        <w:t xml:space="preserve">Màn hình phát hiện (GD17) là màn hình mà tác giả chủ động </w:t>
+      </w:r>
+      <w:r>
+        <w:rPr>
+          <w:rFonts w:ascii="Times New Roman" w:hAnsi="Times New Roman" w:eastAsia="Times New Roman"/>
+          <w:b w:val="0"/>
+          <w:i/>
+          <w:sz w:val="26"/>
+        </w:rPr>
+        <w:t>hạ thấp</w:t>
+      </w:r>
+      <w:r>
+        <w:rPr>
+          <w:rFonts w:ascii="Times New Roman" w:hAnsi="Times New Roman" w:eastAsia="Times New Roman"/>
+          <w:b w:val="0"/>
+          <w:i w:val="0"/>
+          <w:sz w:val="26"/>
+        </w:rPr>
+        <w:t xml:space="preserve"> kỳ vọng của người dùng: kết quả được diễn đạt thành mức độ nghi ngờ kèm giải thích, và ngay dòng mô tả đầu màn hình đã ghi rõ đây là phép thử theo kinh nghiệm — có thể chỉ ra dấu hiệu đáng ngờ nhưng không bao giờ chứng minh được một ảnh là sạch. Đây là lựa chọn thiết kế đi ngược xu hướng phần mềm thường thấy (luôn báo “an toàn”), và là một nội dung huấn luyện có giá trị.</w:t>
       </w:r>
     </w:p>
     <w:p>
@@ -10821,7 +10957,25 @@
           <w:i w:val="0"/>
           <w:sz w:val="26"/>
         </w:rPr>
-        <w:t>Ba màn hình (GD19–GD21) tương ứng ba nghiệp vụ xem, xoá và so sánh. Ba màn hình này còn minh hoạ một cơ chế an toàn của kiến trúc: ngay khi khởi động, giao diện hỏi lõi xem mô-đun siêu dữ liệu có sẵn sàng không; nếu không, cả ba màn hình bị vô hiệu hoá kèm dải cảnh báo, thay vì để người dùng thao tác rồi mới nhận lỗi. Nguyên tắc ở đây là *mặc định đóng*: chưa xác nhận được là còn dùng được thì coi như không dùng được.</w:t>
+        <w:t xml:space="preserve">Ba màn hình (GD19–GD21) tương ứng ba nghiệp vụ xem, xoá và so sánh. Ba màn hình này còn minh hoạ một cơ chế an toàn của kiến trúc: ngay khi khởi động, giao diện hỏi lõi xem mô-đun siêu dữ liệu có sẵn sàng không; nếu không, cả ba màn hình bị vô hiệu hoá kèm dải cảnh báo, thay vì để người dùng thao tác rồi mới nhận lỗi. Nguyên tắc ở đây là </w:t>
+      </w:r>
+      <w:r>
+        <w:rPr>
+          <w:rFonts w:ascii="Times New Roman" w:hAnsi="Times New Roman" w:eastAsia="Times New Roman"/>
+          <w:b w:val="0"/>
+          <w:i/>
+          <w:sz w:val="26"/>
+        </w:rPr>
+        <w:t>mặc định đóng</w:t>
+      </w:r>
+      <w:r>
+        <w:rPr>
+          <w:rFonts w:ascii="Times New Roman" w:hAnsi="Times New Roman" w:eastAsia="Times New Roman"/>
+          <w:b w:val="0"/>
+          <w:i w:val="0"/>
+          <w:sz w:val="26"/>
+        </w:rPr>
+        <w:t>: chưa xác nhận được là còn dùng được thì coi như không dùng được.</w:t>
       </w:r>
     </w:p>
     <w:p>
@@ -11730,7 +11884,7 @@
       <w:r>
         <w:drawing>
           <wp:inline xmlns:a="http://schemas.openxmlformats.org/drawingml/2006/main" xmlns:pic="http://schemas.openxmlformats.org/drawingml/2006/picture">
-            <wp:extent cx="5580000" cy="3541154"/>
+            <wp:extent cx="5580000" cy="3004615"/>
             <wp:docPr id="5" name="Picture 5"/>
             <wp:cNvGraphicFramePr>
               <a:graphicFrameLocks noChangeAspect="1"/>
@@ -11751,7 +11905,7 @@
                   <pic:spPr>
                     <a:xfrm>
                       <a:off x="0" y="0"/>
-                      <a:ext cx="5580000" cy="3541154"/>
+                      <a:ext cx="5580000" cy="3004615"/>
                     </a:xfrm>
                     <a:prstGeom prst="rect"/>
                   </pic:spPr>
@@ -11870,7 +12024,43 @@
           <w:i w:val="0"/>
           <w:sz w:val="26"/>
         </w:rPr>
-        <w:t>Đây là ngoại lệ có chủ ý của nguyên tắc 2. Những cảnh báo mà hậu quả là mất dữ liệu vĩnh viễn — gõ nhầm mật khẩu khi đặt, quên mật khẩu là không có đường khôi phục — luôn hiển thị thường trực ngay cạnh ô nhập tương ứng. Tác giả xác định ranh giới: thông tin *giúp hiểu thêm* thì thu gọn được, thông tin *ngăn mất dữ liệu* thì không.</w:t>
+        <w:t xml:space="preserve">Đây là ngoại lệ có chủ ý của nguyên tắc 2. Những cảnh báo mà hậu quả là mất dữ liệu vĩnh viễn — gõ nhầm mật khẩu khi đặt, quên mật khẩu là không có đường khôi phục — luôn hiển thị thường trực ngay cạnh ô nhập tương ứng. Tác giả xác định ranh giới: thông tin </w:t>
+      </w:r>
+      <w:r>
+        <w:rPr>
+          <w:rFonts w:ascii="Times New Roman" w:hAnsi="Times New Roman" w:eastAsia="Times New Roman"/>
+          <w:b w:val="0"/>
+          <w:i/>
+          <w:sz w:val="26"/>
+        </w:rPr>
+        <w:t>giúp hiểu thêm</w:t>
+      </w:r>
+      <w:r>
+        <w:rPr>
+          <w:rFonts w:ascii="Times New Roman" w:hAnsi="Times New Roman" w:eastAsia="Times New Roman"/>
+          <w:b w:val="0"/>
+          <w:i w:val="0"/>
+          <w:sz w:val="26"/>
+        </w:rPr>
+        <w:t xml:space="preserve"> thì thu gọn được, thông tin </w:t>
+      </w:r>
+      <w:r>
+        <w:rPr>
+          <w:rFonts w:ascii="Times New Roman" w:hAnsi="Times New Roman" w:eastAsia="Times New Roman"/>
+          <w:b w:val="0"/>
+          <w:i/>
+          <w:sz w:val="26"/>
+        </w:rPr>
+        <w:t>ngăn mất dữ liệu</w:t>
+      </w:r>
+      <w:r>
+        <w:rPr>
+          <w:rFonts w:ascii="Times New Roman" w:hAnsi="Times New Roman" w:eastAsia="Times New Roman"/>
+          <w:b w:val="0"/>
+          <w:i w:val="0"/>
+          <w:sz w:val="26"/>
+        </w:rPr>
+        <w:t xml:space="preserve"> thì không.</w:t>
       </w:r>
     </w:p>
     <w:p>
@@ -15123,7 +15313,7 @@
       <w:r>
         <w:drawing>
           <wp:inline xmlns:a="http://schemas.openxmlformats.org/drawingml/2006/main" xmlns:pic="http://schemas.openxmlformats.org/drawingml/2006/picture">
-            <wp:extent cx="5580000" cy="3594808"/>
+            <wp:extent cx="5580000" cy="3326538"/>
             <wp:docPr id="7" name="Picture 7"/>
             <wp:cNvGraphicFramePr>
               <a:graphicFrameLocks noChangeAspect="1"/>
@@ -15144,7 +15334,7 @@
                   <pic:spPr>
                     <a:xfrm>
                       <a:off x="0" y="0"/>
-                      <a:ext cx="5580000" cy="3594808"/>
+                      <a:ext cx="5580000" cy="3326538"/>
                     </a:xfrm>
                     <a:prstGeom prst="rect"/>
                   </pic:spPr>
@@ -15516,7 +15706,7 @@
           <w:i w:val="0"/>
           <w:sz w:val="26"/>
         </w:rPr>
-        <w:t xml:space="preserve">Điểm sáng tạo 1 — Một sản phẩm phục vụ đồng thời hai mục đích khác nhau. </w:t>
+        <w:t xml:space="preserve">Điểm sáng tạo 1 — Một sản phẩm phục vụ đồng thời huấn luyện và tình huống khẩn cấp. </w:t>
       </w:r>
       <w:r>
         <w:rPr>
@@ -15525,7 +15715,7 @@
           <w:i w:val="0"/>
           <w:sz w:val="26"/>
         </w:rPr>
-        <w:t>Thông thường công cụ nghiệp vụ và học cụ giảng dạy là hai sản phẩm riêng. Tác giả thiết kế sản phẩm sao cho mỗi nhóm chức năng vừa giải quyết một nhu cầu công tác có thật, vừa minh hoạ trực quan một nguyên lý trong chương trình an toàn thông tin. Việc học viên dùng chính công cụ mình đang học để bảo vệ dữ liệu của mình tạo ra động lực học tập mà bài giảng lý thuyết khó có được.</w:t>
+        <w:t>Thông thường học cụ giảng dạy và công cụ dùng được trong tình huống thật là hai sản phẩm riêng: học cụ thì đơn giản hoá đến mức không dùng thật được, còn công cụ thật thì không giải thích gì. Tác giả thiết kế sao cho mỗi nhóm chức năng vừa minh hoạ trực quan một nguyên lý trong chương trình an toàn thông tin, vừa đủ tin cậy để dùng khi phát sinh tình huống bất khả kháng phải chuyển gấp tài liệu qua không gian mạng. Việc học viên thao tác trên chính công cụ đạt chuẩn kỹ thuật, chứ không phải bản mô phỏng, tạo ra chất lượng huấn luyện mà bài giảng lý thuyết khó có được.</w:t>
       </w:r>
     </w:p>
     <w:p>
@@ -15861,7 +16051,7 @@
                 <w:i w:val="0"/>
                 <w:sz w:val="24"/>
               </w:rPr>
-              <w:t>Bảo vệ giáo án, đề bài và đáp án thực hành, kết quả nghiên cứu chưa công bố; dùng làm học cụ minh hoạ trực tiếp trên lớp</w:t>
+              <w:t>Dùng làm học cụ minh hoạ trực tiếp trên lớp: mỗi chức năng tương ứng một nguyên lý trong chương trình, thao tác được ngay trên thiết bị trước mặt học viên</w:t>
             </w:r>
           </w:p>
         </w:tc>
@@ -15926,7 +16116,7 @@
                 <w:i w:val="0"/>
                 <w:sz w:val="24"/>
               </w:rPr>
-              <w:t>Thực hành các bài về mã hoá, chữ ký số, chia sẻ bí mật ngưỡng, kiểm tra toàn vẹn, giấu tin, phát hiện giấu tin và xử lý siêu dữ liệu</w:t>
+              <w:t>Thực hành các bài về mã hoá, chữ ký số, chia sẻ bí mật ngưỡng, kiểm tra toàn vẹn, giấu tin, phát hiện giấu tin và xử lý siêu dữ liệu; tự bảo vệ dữ liệu cá nhân của mình để hình thành thói quen nghề nghiệp</w:t>
             </w:r>
           </w:p>
         </w:tc>
@@ -15970,7 +16160,7 @@
                 <w:i w:val="0"/>
                 <w:sz w:val="24"/>
               </w:rPr>
-              <w:t>Cán bộ, nhân viên trong đơn vị</w:t>
+              <w:t>Cán bộ trong tình huống khẩn cấp, bất khả kháng</w:t>
             </w:r>
           </w:p>
         </w:tc>
@@ -15991,7 +16181,7 @@
                 <w:i w:val="0"/>
                 <w:sz w:val="24"/>
               </w:rPr>
-              <w:t>Bảo vệ tài liệu nghiệp vụ nội bộ khi mang theo trên thiết bị di động; kiểm tra tính toàn vẹn và nguồn gốc của tệp nhận được</w:t>
+              <w:t>Khi buộc phải chuyển gấp một số tài liệu đặc thù qua không gian mạng: mã hoá tệp bằng mật khẩu, ký số để bên nhận xác minh nguồn gốc, xoá siêu dữ liệu ẩn, chia bí mật thành nhiều mảnh gửi theo các kênh khác nhau — để tệp bị chặn bắt trên đường truyền thì nội dung vẫn không đọc được</w:t>
             </w:r>
           </w:p>
         </w:tc>
@@ -16012,7 +16202,7 @@
                 <w:i w:val="0"/>
                 <w:sz w:val="24"/>
               </w:rPr>
-              <w:t>Điện thoại Android; hướng dẫn sử dụng cơ bản khoảng 30 phút</w:t>
+              <w:t>Điện thoại Android; hướng dẫn sử dụng cơ bản khoảng 30 phút; tuân thủ quy định hiện hành về loại tài liệu được phép truyền</w:t>
             </w:r>
           </w:p>
         </w:tc>
@@ -17445,6 +17635,136 @@
                 <w:i w:val="0"/>
                 <w:sz w:val="24"/>
               </w:rPr>
+              <w:t>Tệp bị chặn bắt khi buộc phải truyền gấp qua không gian mạng</w:t>
+            </w:r>
+          </w:p>
+        </w:tc>
+        <w:tc>
+          <w:tcPr>
+            <w:tcW w:type="dxa" w:w="1701"/>
+          </w:tcPr>
+          <w:p>
+            <w:pPr>
+              <w:spacing w:after="40" w:line="269" w:lineRule="auto"/>
+              <w:ind w:firstLine="0"/>
+              <w:jc w:val="center"/>
+            </w:pPr>
+            <w:r>
+              <w:rPr>
+                <w:rFonts w:ascii="Times New Roman" w:hAnsi="Times New Roman" w:eastAsia="Times New Roman"/>
+                <w:b w:val="0"/>
+                <w:i w:val="0"/>
+                <w:sz w:val="24"/>
+              </w:rPr>
+              <w:t>Có</w:t>
+            </w:r>
+          </w:p>
+        </w:tc>
+        <w:tc>
+          <w:tcPr>
+            <w:tcW w:type="dxa" w:w="4139"/>
+          </w:tcPr>
+          <w:p>
+            <w:pPr>
+              <w:spacing w:after="40" w:line="269" w:lineRule="auto"/>
+              <w:ind w:firstLine="0"/>
+              <w:jc w:val="left"/>
+            </w:pPr>
+            <w:r>
+              <w:rPr>
+                <w:rFonts w:ascii="Times New Roman" w:hAnsi="Times New Roman" w:eastAsia="Times New Roman"/>
+                <w:b w:val="0"/>
+                <w:i w:val="0"/>
+                <w:sz w:val="24"/>
+              </w:rPr>
+              <w:t>Tệp truyền đi ở dạng đã mã hoá có xác thực; bên chặn bắt thu được bản mã nhưng không có mật khẩu thì không đọc được nội dung</w:t>
+            </w:r>
+          </w:p>
+        </w:tc>
+      </w:tr>
+      <w:tr>
+        <w:tc>
+          <w:tcPr>
+            <w:tcW w:type="dxa" w:w="2948"/>
+          </w:tcPr>
+          <w:p>
+            <w:pPr>
+              <w:spacing w:after="40" w:line="269" w:lineRule="auto"/>
+              <w:ind w:firstLine="0"/>
+              <w:jc w:val="left"/>
+            </w:pPr>
+            <w:r>
+              <w:rPr>
+                <w:rFonts w:ascii="Times New Roman" w:hAnsi="Times New Roman" w:eastAsia="Times New Roman"/>
+                <w:b w:val="0"/>
+                <w:i w:val="0"/>
+                <w:sz w:val="24"/>
+              </w:rPr>
+              <w:t>Bên nhận không chắc tệp có đúng do người gửi tạo ra không</w:t>
+            </w:r>
+          </w:p>
+        </w:tc>
+        <w:tc>
+          <w:tcPr>
+            <w:tcW w:type="dxa" w:w="1701"/>
+          </w:tcPr>
+          <w:p>
+            <w:pPr>
+              <w:spacing w:after="40" w:line="269" w:lineRule="auto"/>
+              <w:ind w:firstLine="0"/>
+              <w:jc w:val="center"/>
+            </w:pPr>
+            <w:r>
+              <w:rPr>
+                <w:rFonts w:ascii="Times New Roman" w:hAnsi="Times New Roman" w:eastAsia="Times New Roman"/>
+                <w:b w:val="0"/>
+                <w:i w:val="0"/>
+                <w:sz w:val="24"/>
+              </w:rPr>
+              <w:t>Có</w:t>
+            </w:r>
+          </w:p>
+        </w:tc>
+        <w:tc>
+          <w:tcPr>
+            <w:tcW w:type="dxa" w:w="4139"/>
+          </w:tcPr>
+          <w:p>
+            <w:pPr>
+              <w:spacing w:after="40" w:line="269" w:lineRule="auto"/>
+              <w:ind w:firstLine="0"/>
+              <w:jc w:val="left"/>
+            </w:pPr>
+            <w:r>
+              <w:rPr>
+                <w:rFonts w:ascii="Times New Roman" w:hAnsi="Times New Roman" w:eastAsia="Times New Roman"/>
+                <w:b w:val="0"/>
+                <w:i w:val="0"/>
+                <w:sz w:val="24"/>
+              </w:rPr>
+              <w:t>Chữ ký số cho phép bên nhận tự xác minh nguồn gốc và tính toàn vẹn, không cần tin vào kênh truyền</w:t>
+            </w:r>
+          </w:p>
+        </w:tc>
+      </w:tr>
+      <w:tr>
+        <w:tc>
+          <w:tcPr>
+            <w:tcW w:type="dxa" w:w="2948"/>
+          </w:tcPr>
+          <w:p>
+            <w:pPr>
+              <w:spacing w:after="40" w:line="269" w:lineRule="auto"/>
+              <w:ind w:firstLine="0"/>
+              <w:jc w:val="left"/>
+            </w:pPr>
+            <w:r>
+              <w:rPr>
+                <w:rFonts w:ascii="Times New Roman" w:hAnsi="Times New Roman" w:eastAsia="Times New Roman"/>
+                <w:b w:val="0"/>
+                <w:i w:val="0"/>
+                <w:sz w:val="24"/>
+              </w:rPr>
               <w:t>Thiết bị đã bị chiếm quyền điều khiển ở mức hệ điều hành</w:t>
             </w:r>
           </w:p>
@@ -17652,7 +17972,7 @@
           <w:i w:val="0"/>
           <w:sz w:val="26"/>
         </w:rPr>
-        <w:t>Góp phần bảo đảm an toàn cho dữ liệu nội bộ phát sinh trong công tác và huấn luyện khi được lưu trữ, sử dụng trên thiết bị di động có tính cơ động cao.</w:t>
+        <w:t>Giảm rủi ro lộ lọt trong tình huống khẩn cấp, bất khả kháng buộc phải chuyển gấp tài liệu qua không gian mạng: tệp được mã hoá, ký số và làm sạch siêu dữ liệu trước khi rời thiết bị, nên nếu bị chặn bắt trên đường truyền thì nội dung vẫn không đọc được.</w:t>
       </w:r>
     </w:p>
     <w:p>
@@ -17700,7 +18020,7 @@
           <w:i w:val="0"/>
           <w:sz w:val="26"/>
         </w:rPr>
-        <w:t>Hạn chế thói quen chuyển tài liệu nội bộ qua ứng dụng nhắn tin hoặc lưu trữ đám mây không kiểm soát, bằng cách cung cấp phương án thay thế thuận tiện ngay trên máy.</w:t>
+        <w:t>Hạn chế thói quen gửi tệp ở dạng nguyên bản qua ứng dụng nhắn tin hoặc lưu trữ đám mây không kiểm soát, bằng cách cung cấp ngay trên máy một phương án bọc bảo vệ thuận tiện.</w:t>
       </w:r>
     </w:p>
     <w:p>
@@ -17746,7 +18066,7 @@
           <w:i/>
           <w:sz w:val="26"/>
         </w:rPr>
-        <w:t>Tác giả xác định rõ phạm vi: sản phẩm là công cụ hỗ trợ kỹ thuật do tác giả tự xây dựng phục vụ công tác và huấn luyện. Việc sử dụng cho bất kỳ loại tài liệu nào phải tuân thủ quy định hiện hành của cơ quan có thẩm quyền về bảo vệ bí mật nhà nước và quy chế của đơn vị. Hồ sơ này không đưa ra tuyên bố về việc sản phẩm được phép xử lý tài liệu thuộc danh mục bí mật nhà nước ở cấp độ cụ thể.</w:t>
+        <w:t>Tác giả xác định rõ phạm vi. Sản phẩm là công cụ hỗ trợ kỹ thuật do tác giả tự xây dựng, phục vụ huấn luyện an toàn thông tin và hỗ trợ giảm rủi ro trong tình huống khẩn cấp, bất khả kháng đã buộc phải truyền tài liệu qua không gian mạng. Sản phẩm không nhằm và không được dùng làm căn cứ để đưa tài liệu mật hoặc tài liệu nội bộ lên thiết bị di động — việc này bị quy định của đơn vị cấm, và sáng kiến không đề xuất thay đổi quy định đó. Việc một tài liệu cụ thể có được phép truyền hay không vẫn hoàn toàn do quy định hiện hành và người có thẩm quyền quyết định. Hồ sơ này không đưa ra tuyên bố về việc sản phẩm được phép xử lý tài liệu thuộc danh mục bí mật nhà nước ở cấp độ cụ thể.</w:t>
       </w:r>
     </w:p>
     <w:p>

--- a/hoso-sang-kien/docx/02-Thuyet-minh-sang-kien.docx
+++ b/hoso-sang-kien/docx/02-Thuyet-minh-sang-kien.docx
@@ -437,7 +437,7 @@
           <w:i w:val="0"/>
           <w:sz w:val="26"/>
         </w:rPr>
-        <w:t xml:space="preserve"> Các công cụ mật mã tin cậy phần lớn được phân phối dưới dạng tệp nhị phân chạy độc lập, mà hệ điều hành di động lại không cho ứng dụng sinh tiến trình con để chạy chúng. Đây là rào cản thuộc về kiến trúc nền tảng, không phải vấn đề khả năng lập trình.</w:t>
+        <w:t xml:space="preserve"> Các công cụ mật mã tin cậy phần lớn được phân phối dưới dạng tệp nhị phân chạy độc lập, mà hệ điều hành di động lại không cho ứng dụng sinh tiến trình con để chạy chúng — rào cản thuộc về kiến trúc nền tảng, không phải khả năng lập trình.</w:t>
       </w:r>
     </w:p>
     <w:p>
@@ -460,7 +460,25 @@
           <w:i w:val="0"/>
           <w:sz w:val="26"/>
         </w:rPr>
-        <w:t xml:space="preserve"> Nhóm tác giả xây dựng kiến trúc tách nghiệp vụ bảo vệ dữ liệu khỏi giao diện và nền tảng, đặt điểm nối trừu tượng tại đúng những vị trí phụ thuộc nền tảng. Nhờ đó có thể thay phần hiện thực bên dưới bằng phiên bản chạy ngay trong tiến trình ứng dụng mà nghiệp vụ và định dạng dữ liệu giữ nguyên. Trên nền đó, nhóm tác giả tự thiết kế định dạng tệp két (.svault), sơ đồ phân cấp khoá, quy tắc phân loại lỗi theo hướng an toàn và tự viết mô-đun xử lý siêu dữ liệu.</w:t>
+        <w:t xml:space="preserve"> Nhóm tác giả xây dựng kiến trúc trong đó </w:t>
+      </w:r>
+      <w:r>
+        <w:rPr>
+          <w:rFonts w:ascii="Times New Roman" w:hAnsi="Times New Roman" w:eastAsia="Times New Roman"/>
+          <w:b w:val="0"/>
+          <w:i/>
+          <w:sz w:val="26"/>
+        </w:rPr>
+        <w:t>toàn bộ nghiệp vụ bảo vệ dữ liệu nằm trong một lõi độc lập với giao diện và với nền tảng</w:t>
+      </w:r>
+      <w:r>
+        <w:rPr>
+          <w:rFonts w:ascii="Times New Roman" w:hAnsi="Times New Roman" w:eastAsia="Times New Roman"/>
+          <w:b w:val="0"/>
+          <w:i w:val="0"/>
+          <w:sz w:val="26"/>
+        </w:rPr>
+        <w:t>, đặt điểm nối trừu tượng tại đúng những vị trí phụ thuộc nền tảng. Nhờ đó thay được phần hiện thực bên dưới bằng phiên bản chạy ngay trong tiến trình ứng dụng mà nghiệp vụ, định dạng dữ liệu và cơ chế bảo vệ giữ nguyên. Cùng một lõi chạy trên cả máy tính lẫn thiết bị di động; phần khó và mới nằm ở bản di động, nơi rào cản của hệ điều hành khiến cách làm quen thuộc trên máy tính không dùng được. Trên nền đó, nhóm tác giả tự thiết kế định dạng tệp két (.svault), sơ đồ phân cấp khoá, quy tắc phân loại lỗi an toàn và mô-đun xử lý siêu dữ liệu.</w:t>
       </w:r>
     </w:p>
     <w:p>
@@ -483,7 +501,7 @@
           <w:i w:val="0"/>
           <w:sz w:val="26"/>
         </w:rPr>
-        <w:t xml:space="preserve"> Ứng dụng di động hoàn chỉnh với 38 chức năng nghiệp vụ thao tác qua 21 màn hình, xây dựng trên 15 thành phần mã nguồn, kèm 272 hàm kiểm thử tự động; tính tương thích định dạng được kiểm chứng bằng 5 phép đối chứng với công cụ chuẩn thay vì bằng suy luận. Mỗi chức năng đối chiếu một-một với màn hình thực hiện nó (mục 3.2.4).</w:t>
+        <w:t xml:space="preserve"> Ứng dụng di động hoàn chỉnh với 38 chức năng nghiệp vụ thao tác qua 21 màn hình, xây dựng trên 15 thành phần mã nguồn, kèm 272 hàm kiểm thử tự động; tương thích định dạng được kiểm chứng bằng 5 phép đối chứng với công cụ chuẩn thay vì bằng suy luận.</w:t>
       </w:r>
     </w:p>
     <w:p>
@@ -506,7 +524,7 @@
           <w:i w:val="0"/>
           <w:sz w:val="26"/>
         </w:rPr>
-        <w:t xml:space="preserve"> Sản phẩm vừa dùng được trong công tác để bảo vệ dữ liệu ngay trên thiết bị, vừa là học cụ trực quan cho giảng dạy: mỗi nhóm chức năng tương ứng một nguyên lý, và mã nguồn mở cho phép học viên đọc, chạy lại và phân tích một hệ thống an toàn thực tế.</w:t>
+        <w:t xml:space="preserve"> Sản phẩm vừa dùng được trong công tác, vừa là học cụ trực quan cho giảng dạy: mỗi nhóm chức năng tương ứng một nguyên lý, và mã nguồn mở cho phép học viên đọc, chạy lại và phân tích một hệ thống an toàn thực tế.</w:t>
       </w:r>
     </w:p>
     <w:p>
@@ -1090,7 +1108,7 @@
           <w:i w:val="0"/>
           <w:sz w:val="26"/>
         </w:rPr>
-        <w:t xml:space="preserve">Sáu nhóm giải pháp được khảo sát và điểm yếu cốt lõi của từng nhóm: </w:t>
+        <w:t xml:space="preserve">Điểm yếu cốt lõi của từng nhóm: </w:t>
       </w:r>
       <w:r>
         <w:rPr>
@@ -1108,7 +1126,7 @@
           <w:i w:val="0"/>
           <w:sz w:val="26"/>
         </w:rPr>
-        <w:t xml:space="preserve"> của hệ điều hành chỉ bảo vệ khi máy tắt hoặc chưa mở khoá lần đầu, và không theo tệp khi tệp rời thiết bị; </w:t>
+        <w:t xml:space="preserve"> chỉ bảo vệ khi máy tắt, không theo tệp khi tệp rời thiết bị; </w:t>
       </w:r>
       <w:r>
         <w:rPr>
@@ -1117,7 +1135,7 @@
           <w:i/>
           <w:sz w:val="26"/>
         </w:rPr>
-        <w:t>ứng dụng “két riêng tư” trên kho ứng dụng</w:t>
+        <w:t>ứng dụng “két riêng tư”</w:t>
       </w:r>
       <w:r>
         <w:rPr>
@@ -1126,7 +1144,7 @@
           <w:i w:val="0"/>
           <w:sz w:val="26"/>
         </w:rPr>
-        <w:t xml:space="preserve"> phần lớn mã nguồn đóng nên không kiểm chứng được thuật toán và cách quản lý khoá, nhiều ứng dụng còn đòi quyền mạng; </w:t>
+        <w:t xml:space="preserve"> phần lớn mã nguồn đóng nên không kiểm chứng được, nhiều ứng dụng còn đòi quyền mạng; </w:t>
       </w:r>
       <w:r>
         <w:rPr>
@@ -1144,7 +1162,7 @@
           <w:i w:val="0"/>
           <w:sz w:val="26"/>
         </w:rPr>
-        <w:t xml:space="preserve"> làm rất tốt việc của nó nhưng được thiết kế cho mật khẩu chứ không cho tệp, và không có ký số, kiểm tra toàn vẹn hay chia khoá phục hồi; </w:t>
+        <w:t xml:space="preserve"> thiết kế cho mật khẩu chứ không cho tệp; </w:t>
       </w:r>
       <w:r>
         <w:rPr>
@@ -1162,7 +1180,7 @@
           <w:i w:val="0"/>
           <w:sz w:val="26"/>
         </w:rPr>
-        <w:t xml:space="preserve"> có thuật toán tin cậy nhưng không có bản dùng được trên di động do rào cản kiến trúc nền tảng (mục 3.2.2); </w:t>
+        <w:t xml:space="preserve"> thuật toán tin cậy nhưng không có bản dùng được trên di động (mục 3.2.2); </w:t>
       </w:r>
       <w:r>
         <w:rPr>
@@ -1180,7 +1198,7 @@
           <w:i w:val="0"/>
           <w:sz w:val="26"/>
         </w:rPr>
-        <w:t xml:space="preserve"> bảo vệ đường truyền nhưng không bảo vệ dữ liệu lúc lưu trên máy, và dữ liệu vẫn đi qua hạ tầng của nhà cung cấp nước ngoài; </w:t>
+        <w:t xml:space="preserve"> bảo vệ đường truyền nhưng không bảo vệ dữ liệu lúc lưu; </w:t>
       </w:r>
       <w:r>
         <w:rPr>
@@ -1189,7 +1207,7 @@
           <w:i/>
           <w:sz w:val="26"/>
         </w:rPr>
-        <w:t>giải pháp quản lý thiết bị MDM/DLP</w:t>
+        <w:t>MDM/DLP</w:t>
       </w:r>
       <w:r>
         <w:rPr>
@@ -1198,7 +1216,7 @@
           <w:i w:val="0"/>
           <w:sz w:val="26"/>
         </w:rPr>
-        <w:t xml:space="preserve"> cần hạ tầng máy chủ, chi phí bản quyền và phụ thuộc nhà cung cấp. Bảng ưu — nhược điểm đầy đủ của sáu nhóm trình bày tại mục 1.3 của Đề cương chi tiết.</w:t>
+        <w:t xml:space="preserve"> cần hạ tầng máy chủ và phụ thuộc nhà cung cấp. Bảng ưu — nhược điểm đầy đủ của sáu nhóm: mục 1.3 của Đề cương chi tiết.</w:t>
       </w:r>
     </w:p>
     <w:p>
@@ -2695,6 +2713,31 @@
           <w:i w:val="0"/>
           <w:sz w:val="26"/>
         </w:rPr>
+        <w:t xml:space="preserve">Một lõi dùng chung cho nhiều nền tảng. </w:t>
+      </w:r>
+      <w:r>
+        <w:rPr>
+          <w:rFonts w:ascii="Times New Roman" w:hAnsi="Times New Roman" w:eastAsia="Times New Roman"/>
+          <w:b w:val="0"/>
+          <w:i w:val="0"/>
+          <w:sz w:val="26"/>
+        </w:rPr>
+        <w:t>Nghiệp vụ, định dạng tệp và cơ chế bảo vệ không phụ thuộc nền tảng, nên bản trên máy tính và bản trên thiết bị di động dùng chung một lõi và đọc được tệp của nhau. Trọng tâm của sáng kiến là bản di động; bản máy tính đóng vai trò đối chứng và mở rộng phạm vi sử dụng.</w:t>
+      </w:r>
+    </w:p>
+    <w:p>
+      <w:pPr>
+        <w:pStyle w:val="ListBullet"/>
+        <w:spacing w:after="60"/>
+        <w:ind w:left="454"/>
+      </w:pPr>
+      <w:r>
+        <w:rPr>
+          <w:rFonts w:ascii="Times New Roman" w:hAnsi="Times New Roman" w:eastAsia="Times New Roman"/>
+          <w:b/>
+          <w:i w:val="0"/>
+          <w:sz w:val="26"/>
+        </w:rPr>
         <w:t xml:space="preserve">Kiểm chứng được. </w:t>
       </w:r>
       <w:r>
@@ -2916,7 +2959,7 @@
                 <w:i w:val="0"/>
                 <w:sz w:val="23"/>
               </w:rPr>
-              <w:t>Không khai báo quyền truy cập mạng trong AndroidManifest.xml — ràng buộc đặt ở cấp hệ điều hành, không phụ thuộc thao tác người dùng</w:t>
+              <w:t>Không khai báo quyền mạng trong AndroidManifest.xml — ràng buộc ở cấp hệ điều hành, không phụ thuộc thao tác người dùng</w:t>
             </w:r>
           </w:p>
         </w:tc>
@@ -2981,7 +3024,7 @@
                 <w:i w:val="0"/>
                 <w:sz w:val="23"/>
               </w:rPr>
-              <w:t>Nghiệp vụ mật mã tập trung trong lõi gồm 15 thành phần độc lập, không dùng thư viện giao diện hay thư viện đặc thù nền tảng</w:t>
+              <w:t>Nghiệp vụ mật mã tập trung trong lõi gồm 15 thành phần, không dùng thư viện giao diện hay thư viện đặc thù nền tảng</w:t>
             </w:r>
           </w:p>
         </w:tc>
@@ -3046,7 +3089,7 @@
                 <w:i w:val="0"/>
                 <w:sz w:val="23"/>
               </w:rPr>
-              <w:t>Lớp trên dùng lớp dưới, không có chiều ngược; lõi chỉ phụ thuộc giao diện trừu tượng, không phụ thuộc một cách triển khai cụ thể</w:t>
+              <w:t>Lớp trên dùng lớp dưới, không có chiều ngược; lõi chỉ phụ thuộc giao diện trừu tượng, không phụ thuộc một cách triển khai</w:t>
             </w:r>
           </w:p>
         </w:tc>
@@ -3111,7 +3154,7 @@
                 <w:i w:val="0"/>
                 <w:sz w:val="23"/>
               </w:rPr>
-              <w:t>Thành phần chưa sẵn sàng bị vô hiệu hoá và báo ngay khi khởi động; dữ liệu ngoài phạm vi bị từ chối kèm mã lỗi, không trả về trạng thái thành công sai</w:t>
+              <w:t>Thành phần chưa sẵn sàng bị vô hiệu hoá và báo ngay khi khởi động; dữ liệu ngoài phạm vi bị từ chối kèm mã lỗi</w:t>
             </w:r>
           </w:p>
         </w:tc>
@@ -3176,7 +3219,7 @@
                 <w:i w:val="0"/>
                 <w:sz w:val="23"/>
               </w:rPr>
-              <w:t>Sau khi chữ ký và khoá đã kiểm tra xong, giải mã thất bại báo “tệp hỏng” thay vì “sai xác thực”, nên chênh lệch thông báo không dùng để dò mật khẩu</w:t>
+              <w:t>Sau khi chữ ký và khoá đã kiểm tra xong, giải mã thất bại báo “tệp hỏng” thay vì “sai xác thực”, nên không dùng thông báo để dò mật khẩu</w:t>
             </w:r>
           </w:p>
         </w:tc>
@@ -3241,7 +3284,7 @@
                 <w:i w:val="0"/>
                 <w:sz w:val="23"/>
               </w:rPr>
-              <w:t>Mật khẩu chỉ nằm trong bộ nhớ lúc xử lý, quản lý bằng kiểu dữ liệu tự xoá; khoá chính chỉ ở bộ nhớ phiên và bị xoá khi khoá két</w:t>
+              <w:t>Mật khẩu chỉ nằm trong bộ nhớ lúc xử lý, dùng kiểu dữ liệu tự xoá; khoá chính chỉ ở bộ nhớ phiên, xoá khi khoá két</w:t>
             </w:r>
           </w:p>
         </w:tc>
@@ -3272,64 +3315,6 @@
       <w:pPr>
         <w:spacing w:after="40"/>
       </w:pPr>
-    </w:p>
-    <w:p>
-      <w:pPr>
-        <w:spacing w:before="160" w:after="40"/>
-        <w:ind w:firstLine="0"/>
-        <w:jc w:val="center"/>
-      </w:pPr>
-      <w:r>
-        <w:drawing>
-          <wp:inline xmlns:a="http://schemas.openxmlformats.org/drawingml/2006/main" xmlns:pic="http://schemas.openxmlformats.org/drawingml/2006/picture">
-            <wp:extent cx="4500000" cy="2769231"/>
-            <wp:docPr id="1" name="Picture 1"/>
-            <wp:cNvGraphicFramePr>
-              <a:graphicFrameLocks noChangeAspect="1"/>
-            </wp:cNvGraphicFramePr>
-            <a:graphic>
-              <a:graphicData uri="http://schemas.openxmlformats.org/drawingml/2006/picture">
-                <pic:pic>
-                  <pic:nvPicPr>
-                    <pic:cNvPr id="0" name="H2-kien-truc-phan-lop.png"/>
-                    <pic:cNvPicPr/>
-                  </pic:nvPicPr>
-                  <pic:blipFill>
-                    <a:blip r:embed="rId10"/>
-                    <a:stretch>
-                      <a:fillRect/>
-                    </a:stretch>
-                  </pic:blipFill>
-                  <pic:spPr>
-                    <a:xfrm>
-                      <a:off x="0" y="0"/>
-                      <a:ext cx="4500000" cy="2769231"/>
-                    </a:xfrm>
-                    <a:prstGeom prst="rect"/>
-                  </pic:spPr>
-                </pic:pic>
-              </a:graphicData>
-            </a:graphic>
-          </wp:inline>
-        </w:drawing>
-      </w:r>
-    </w:p>
-    <w:p>
-      <w:pPr>
-        <w:spacing w:before="40" w:after="200"/>
-        <w:ind w:firstLine="0"/>
-        <w:jc w:val="center"/>
-      </w:pPr>
-      <w:r>
-        <w:rPr>
-          <w:rFonts w:ascii="Times New Roman" w:hAnsi="Times New Roman" w:eastAsia="Times New Roman"/>
-          <w:b w:val="0"/>
-          <w:i/>
-          <w:color w:val="4B5768"/>
-          <w:sz w:val="23"/>
-        </w:rPr>
-        <w:t>Hình 1. Kiến trúc phân lớp của SecureVault Mobile</w:t>
-      </w:r>
     </w:p>
     <w:p>
       <w:pPr>
@@ -3370,6 +3355,64 @@
           <w:sz w:val="26"/>
         </w:rPr>
         <w:t>Ứng dụng được tổ chức thành sáu lớp (Hình 1), giao diện tách hẳn khỏi lõi nghiệp vụ. Mọi yêu cầu từ giao diện đến lõi đều phải đi qua 38 lệnh được kiểm soát thống nhất, không có đường truy cập trực tiếp. Mật khẩu khi qua ranh giới giữa các lớp được quản lý bằng kiểu dữ liệu tự xoá; phiên làm việc chỉ tham chiếu bằng mã định danh không chứa bí mật nên không thể dùng để suy ra khoá. Nhờ đó có thể thay giao diện hoặc nền tảng mà gần như không phải sửa lõi bảo vệ dữ liệu.</w:t>
+      </w:r>
+    </w:p>
+    <w:p>
+      <w:pPr>
+        <w:spacing w:before="160" w:after="40"/>
+        <w:ind w:firstLine="0"/>
+        <w:jc w:val="center"/>
+      </w:pPr>
+      <w:r>
+        <w:drawing>
+          <wp:inline xmlns:a="http://schemas.openxmlformats.org/drawingml/2006/main" xmlns:pic="http://schemas.openxmlformats.org/drawingml/2006/picture">
+            <wp:extent cx="4140000" cy="2547692"/>
+            <wp:docPr id="1" name="Picture 1"/>
+            <wp:cNvGraphicFramePr>
+              <a:graphicFrameLocks noChangeAspect="1"/>
+            </wp:cNvGraphicFramePr>
+            <a:graphic>
+              <a:graphicData uri="http://schemas.openxmlformats.org/drawingml/2006/picture">
+                <pic:pic>
+                  <pic:nvPicPr>
+                    <pic:cNvPr id="0" name="H2-kien-truc-phan-lop.png"/>
+                    <pic:cNvPicPr/>
+                  </pic:nvPicPr>
+                  <pic:blipFill>
+                    <a:blip r:embed="rId10"/>
+                    <a:stretch>
+                      <a:fillRect/>
+                    </a:stretch>
+                  </pic:blipFill>
+                  <pic:spPr>
+                    <a:xfrm>
+                      <a:off x="0" y="0"/>
+                      <a:ext cx="4140000" cy="2547692"/>
+                    </a:xfrm>
+                    <a:prstGeom prst="rect"/>
+                  </pic:spPr>
+                </pic:pic>
+              </a:graphicData>
+            </a:graphic>
+          </wp:inline>
+        </w:drawing>
+      </w:r>
+    </w:p>
+    <w:p>
+      <w:pPr>
+        <w:spacing w:before="40" w:after="200"/>
+        <w:ind w:firstLine="0"/>
+        <w:jc w:val="center"/>
+      </w:pPr>
+      <w:r>
+        <w:rPr>
+          <w:rFonts w:ascii="Times New Roman" w:hAnsi="Times New Roman" w:eastAsia="Times New Roman"/>
+          <w:b w:val="0"/>
+          <w:i/>
+          <w:color w:val="4B5768"/>
+          <w:sz w:val="23"/>
+        </w:rPr>
+        <w:t>Hình 1. Kiến trúc phân lớp của SecureVault Mobile</w:t>
       </w:r>
     </w:p>
     <w:p>
@@ -3445,6 +3488,56 @@
     </w:p>
     <w:p>
       <w:pPr>
+        <w:ind w:firstLine="454"/>
+      </w:pPr>
+      <w:r>
+        <w:rPr>
+          <w:rFonts w:ascii="Times New Roman" w:hAnsi="Times New Roman" w:eastAsia="Times New Roman"/>
+          <w:b w:val="0"/>
+          <w:i w:val="0"/>
+          <w:sz w:val="26"/>
+        </w:rPr>
+        <w:t xml:space="preserve">Kết quả là </w:t>
+      </w:r>
+      <w:r>
+        <w:rPr>
+          <w:rFonts w:ascii="Times New Roman" w:hAnsi="Times New Roman" w:eastAsia="Times New Roman"/>
+          <w:b w:val="0"/>
+          <w:i/>
+          <w:sz w:val="26"/>
+        </w:rPr>
+        <w:t>một lõi, hai bản hiện thực</w:t>
+      </w:r>
+      <w:r>
+        <w:rPr>
+          <w:rFonts w:ascii="Times New Roman" w:hAnsi="Times New Roman" w:eastAsia="Times New Roman"/>
+          <w:b w:val="0"/>
+          <w:i w:val="0"/>
+          <w:sz w:val="26"/>
+        </w:rPr>
+        <w:t xml:space="preserve">: bản máy tính điều khiển công cụ chuẩn dưới dạng tiến trình con, bản di động thực hiện ngay trong tiến trình ứng dụng. Việc chọn bản nào diễn ra khi biên dịch, ở lớp lắp ráp ứng dụng — </w:t>
+      </w:r>
+      <w:r>
+        <w:rPr>
+          <w:rFonts w:ascii="Times New Roman" w:hAnsi="Times New Roman" w:eastAsia="Times New Roman"/>
+          <w:b w:val="0"/>
+          <w:i/>
+          <w:sz w:val="26"/>
+        </w:rPr>
+        <w:t>lõi hoàn toàn không biết mình đang chạy với bản nào</w:t>
+      </w:r>
+      <w:r>
+        <w:rPr>
+          <w:rFonts w:ascii="Times New Roman" w:hAnsi="Times New Roman" w:eastAsia="Times New Roman"/>
+          <w:b w:val="0"/>
+          <w:i w:val="0"/>
+          <w:sz w:val="26"/>
+        </w:rPr>
+        <w:t>. Toàn bộ nghiệp vụ, định dạng tệp và quy tắc lỗi nằm dưới ranh giới đó nên không đổi theo nền tảng. Bản máy tính là bản đối chứng, ra đời trước và cho phép kiểm tra chéo; bản di động mới là phần phải giải bài toán nêu trên, và cũng là trọng tâm của sáng kiến.</w:t>
+      </w:r>
+    </w:p>
+    <w:p>
+      <w:pPr>
         <w:spacing w:before="160" w:after="40"/>
         <w:ind w:firstLine="0"/>
         <w:jc w:val="center"/>
@@ -3452,7 +3545,7 @@
       <w:r>
         <w:drawing>
           <wp:inline xmlns:a="http://schemas.openxmlformats.org/drawingml/2006/main" xmlns:pic="http://schemas.openxmlformats.org/drawingml/2006/picture">
-            <wp:extent cx="4500000" cy="2812500"/>
+            <wp:extent cx="4140000" cy="2587500"/>
             <wp:docPr id="2" name="Picture 2"/>
             <wp:cNvGraphicFramePr>
               <a:graphicFrameLocks noChangeAspect="1"/>
@@ -3473,7 +3566,7 @@
                   <pic:spPr>
                     <a:xfrm>
                       <a:off x="0" y="0"/>
-                      <a:ext cx="4500000" cy="2812500"/>
+                      <a:ext cx="4140000" cy="2587500"/>
                     </a:xfrm>
                     <a:prstGeom prst="rect"/>
                   </pic:spPr>
@@ -3589,7 +3682,7 @@
           <w:i w:val="0"/>
           <w:sz w:val="26"/>
         </w:rPr>
-        <w:t xml:space="preserve">két tạo bằng phiên bản dùng tiến trình con mở được bằng phiên bản tích hợp và ngược lại; </w:t>
+        <w:t xml:space="preserve">két tạo bằng bản máy tính mở được bằng bản di động và ngược lại — hai phép kiểm thử mang đúng tên gọi đó trong mã nguồn; </w:t>
       </w:r>
       <w:r>
         <w:rPr>
@@ -4737,7 +4830,7 @@
           <w:i w:val="0"/>
           <w:sz w:val="26"/>
         </w:rPr>
-        <w:t>Người dùng chọn chức năng theo nhu cầu, không cần biết bên trong dùng Argon2id hay Ed25519. Mười chín công cụ được tổ chức thành năm nhóm theo mục đích. Những chức năng cùng nền tảng kỹ thuật nhưng khác mục đích được tách thành màn hình riêng — ví dụ “lấy vân tay tệp” và “kiểm tra tệp với vân tay” đều dùng BLAKE3 nhưng là hai việc khác nhau.</w:t>
+        <w:t>Người dùng chọn chức năng theo nhu cầu, không cần biết bên trong dùng Argon2id hay Ed25519. Mười chín công cụ chia thành năm nhóm theo mục đích; chức năng cùng nền tảng kỹ thuật nhưng khác mục đích thì tách màn hình riêng — “lấy vân tay tệp” và “kiểm tra tệp với vân tay” đều dùng BLAKE3 nhưng là hai việc khác nhau.</w:t>
       </w:r>
     </w:p>
     <w:p>
@@ -4812,7 +4905,7 @@
           <w:i w:val="0"/>
           <w:sz w:val="26"/>
         </w:rPr>
-        <w:t>Khi chuyển màn hình, ứng dụng xoá trạng thái kết quả, ẩn thẻ thông báo, xoá danh sách mảnh bí mật, đường dẫn tệp tạm và nội dung các trường mật khẩu — vừa tránh nhầm lẫn, vừa giảm khả năng thông tin nhạy cảm còn nằm lại trên giao diện.</w:t>
+        <w:t>Khi chuyển màn hình, ứng dụng xoá trạng thái kết quả, ẩn thẻ thông báo, xoá danh sách mảnh bí mật và nội dung các trường mật khẩu — vừa tránh nhầm lẫn, vừa giảm thông tin nhạy cảm còn nằm lại trên giao diện.</w:t>
       </w:r>
     </w:p>
     <w:p>
@@ -4858,9 +4951,7 @@
     </w:p>
     <w:p>
       <w:pPr>
-        <w:pStyle w:val="ListBullet"/>
-        <w:spacing w:after="60"/>
-        <w:ind w:left="454"/>
+        <w:ind w:firstLine="454"/>
       </w:pPr>
       <w:r>
         <w:rPr>
@@ -4869,39 +4960,7 @@
           <w:i w:val="0"/>
           <w:sz w:val="26"/>
         </w:rPr>
-        <w:t>Ứng dụng Android đóng gói dưới dạng APK (42,3 MB), tích hợp lõi bảo vệ dữ liệu biên dịch cho kiến trúc ARM64; nội dung gói đã được kiểm tra tĩnh.</w:t>
-      </w:r>
-    </w:p>
-    <w:p>
-      <w:pPr>
-        <w:pStyle w:val="ListBullet"/>
-        <w:spacing w:after="60"/>
-        <w:ind w:left="454"/>
-      </w:pPr>
-      <w:r>
-        <w:rPr>
-          <w:rFonts w:ascii="Times New Roman" w:hAnsi="Times New Roman" w:eastAsia="Times New Roman"/>
-          <w:b w:val="0"/>
-          <w:i w:val="0"/>
-          <w:sz w:val="26"/>
-        </w:rPr>
-        <w:t>Mã nguồn đầy đủ gồm 15 thành phần độc lập, giao diện gồm 21 màn hình và 272 hàm kiểm thử tự động chạy trên máy chủ tích hợp liên tục.</w:t>
-      </w:r>
-    </w:p>
-    <w:p>
-      <w:pPr>
-        <w:pStyle w:val="ListBullet"/>
-        <w:spacing w:after="60"/>
-        <w:ind w:left="454"/>
-      </w:pPr>
-      <w:r>
-        <w:rPr>
-          <w:rFonts w:ascii="Times New Roman" w:hAnsi="Times New Roman" w:eastAsia="Times New Roman"/>
-          <w:b w:val="0"/>
-          <w:i w:val="0"/>
-          <w:sz w:val="26"/>
-        </w:rPr>
-        <w:t>Bộ tài liệu gồm tài liệu kiến trúc, mô hình mối đe doạ và hướng dẫn triển khai.</w:t>
+        <w:t>Ứng dụng Android đóng gói dưới dạng APK (42,3 MB), tích hợp lõi bảo vệ dữ liệu biên dịch cho kiến trúc ARM64, nội dung gói đã được kiểm tra tĩnh. Kèm theo là mã nguồn đầy đủ gồm 15 thành phần độc lập, giao diện 21 màn hình, 272 hàm kiểm thử tự động chạy trên máy chủ tích hợp liên tục, và bộ tài liệu gồm tài liệu kiến trúc, mô hình mối đe doạ và hướng dẫn triển khai.</w:t>
       </w:r>
     </w:p>
     <w:p>
@@ -5550,6 +5609,71 @@
                 <w:i w:val="0"/>
                 <w:sz w:val="23"/>
               </w:rPr>
+              <w:t>Dựng và kiểm thử trên ba hệ điều hành máy tính</w:t>
+            </w:r>
+          </w:p>
+        </w:tc>
+        <w:tc>
+          <w:tcPr>
+            <w:tcW w:type="dxa" w:w="2494"/>
+          </w:tcPr>
+          <w:p>
+            <w:pPr>
+              <w:spacing w:after="20" w:line="240" w:lineRule="auto"/>
+              <w:ind w:firstLine="0"/>
+              <w:jc w:val="left"/>
+            </w:pPr>
+            <w:r>
+              <w:rPr>
+                <w:rFonts w:ascii="Times New Roman" w:hAnsi="Times New Roman" w:eastAsia="Times New Roman"/>
+                <w:b w:val="0"/>
+                <w:i w:val="0"/>
+                <w:sz w:val="23"/>
+              </w:rPr>
+              <w:t>Windows, macOS, Linux — đạt</w:t>
+            </w:r>
+          </w:p>
+        </w:tc>
+        <w:tc>
+          <w:tcPr>
+            <w:tcW w:type="dxa" w:w="2665"/>
+          </w:tcPr>
+          <w:p>
+            <w:pPr>
+              <w:spacing w:after="20" w:line="240" w:lineRule="auto"/>
+              <w:ind w:firstLine="0"/>
+              <w:jc w:val="left"/>
+            </w:pPr>
+            <w:r>
+              <w:rPr>
+                <w:rFonts w:ascii="Times New Roman" w:hAnsi="Times New Roman" w:eastAsia="Times New Roman"/>
+                <w:b w:val="0"/>
+                <w:i w:val="0"/>
+                <w:sz w:val="23"/>
+              </w:rPr>
+              <w:t>Lần chạy tích hợp liên tục 2026-06-15, 9/9 hạng mục xanh</w:t>
+            </w:r>
+          </w:p>
+        </w:tc>
+      </w:tr>
+      <w:tr>
+        <w:tc>
+          <w:tcPr>
+            <w:tcW w:type="dxa" w:w="3628"/>
+          </w:tcPr>
+          <w:p>
+            <w:pPr>
+              <w:spacing w:after="20" w:line="240" w:lineRule="auto"/>
+              <w:ind w:firstLine="0"/>
+              <w:jc w:val="left"/>
+            </w:pPr>
+            <w:r>
+              <w:rPr>
+                <w:rFonts w:ascii="Times New Roman" w:hAnsi="Times New Roman" w:eastAsia="Times New Roman"/>
+                <w:b w:val="0"/>
+                <w:i w:val="0"/>
+                <w:sz w:val="23"/>
+              </w:rPr>
               <w:t>Quyền ứng dụng yêu cầu</w:t>
             </w:r>
           </w:p>
@@ -5856,7 +5980,7 @@
           <w:i w:val="0"/>
           <w:sz w:val="26"/>
         </w:rPr>
-        <w:t xml:space="preserve">Dùng chung một lõi xử lý cho nhiều nền tảng. </w:t>
+        <w:t xml:space="preserve">Một lõi nghiệp vụ và một định dạng dữ liệu dùng chung cho nhiều nền tảng. </w:t>
       </w:r>
       <w:r>
         <w:rPr>
@@ -5865,7 +5989,25 @@
           <w:i w:val="0"/>
           <w:sz w:val="26"/>
         </w:rPr>
-        <w:t xml:space="preserve">Thay vì xây dựng riêng từng phiên bản, giải pháp dùng một lõi chung; phần phụ thuộc nền tảng được tách riêng và chọn khi biên dịch, nên các phiên bản dùng chung một bộ chức năng và thuật toán, giảm nguy cơ phát sinh khác biệt khi bảo trì. </w:t>
+        <w:t xml:space="preserve">Thay vì xây dựng riêng từng phiên bản, giải pháp dùng một lõi chung; phần phụ thuộc nền tảng được tách riêng và chọn khi biên dịch. Nhờ đó bản trên máy tính và bản trên thiết bị di động dùng chung một bộ chức năng, một bộ thuật toán và </w:t>
+      </w:r>
+      <w:r>
+        <w:rPr>
+          <w:rFonts w:ascii="Times New Roman" w:hAnsi="Times New Roman" w:eastAsia="Times New Roman"/>
+          <w:b w:val="0"/>
+          <w:i/>
+          <w:sz w:val="26"/>
+        </w:rPr>
+        <w:t>một định dạng tệp</w:t>
+      </w:r>
+      <w:r>
+        <w:rPr>
+          <w:rFonts w:ascii="Times New Roman" w:hAnsi="Times New Roman" w:eastAsia="Times New Roman"/>
+          <w:b w:val="0"/>
+          <w:i w:val="0"/>
+          <w:sz w:val="26"/>
+        </w:rPr>
+        <w:t xml:space="preserve">, nên tệp két tạo ở nền tảng này mở được ở nền tảng kia. Đây là tính chất của kiến trúc chứ không phải một tính năng được thêm vào sau. </w:t>
       </w:r>
       <w:r>
         <w:rPr>
@@ -5883,7 +6025,7 @@
           <w:i/>
           <w:sz w:val="26"/>
         </w:rPr>
-        <w:t>kiểm tra kết quả biên dịch cho thấy cùng một mã nguồn dùng đúng mô-đun của từng nền tảng.</w:t>
+        <w:t>lõi và lớp vỏ ứng dụng được dựng, soát mã và chạy kiểm thử trên cả ba hệ điều hành máy tính (Windows, macOS, Linux) trong quy trình tích hợp liên tục — biên bản lần chạy 2026-06-15 (mã nguồn tại thời điểm đó: 780444d) ghi nhận 9 hạng mục đều đạt; riêng khả năng đọc chéo tệp két giữa hai nền tảng có hai phép kiểm thử tự động dành riêng.</w:t>
       </w:r>
     </w:p>
     <w:p>
@@ -6042,7 +6184,7 @@
           <w:i w:val="0"/>
           <w:sz w:val="26"/>
         </w:rPr>
-        <w:t>Học viên không chỉ xem hoặc mô phỏng mà trực tiếp thao tác trên chính sản phẩm được xây dựng cho nhu cầu sử dụng thật; mã hoá, chữ ký số, chia sẻ khoá, che giấu dữ liệu và xử lý siêu dữ liệu chuyển từ kiến thức lý thuyết thành thao tác kiểm tra được.</w:t>
+        <w:t>Học viên không chỉ xem hoặc mô phỏng mà thao tác trên chính sản phẩm được xây dựng cho nhu cầu sử dụng thật; mã hoá, chữ ký số, chia sẻ khoá, che giấu dữ liệu và xử lý siêu dữ liệu chuyển từ lý thuyết thành thao tác kiểm tra được.</w:t>
       </w:r>
     </w:p>
     <w:p>
@@ -6092,7 +6234,7 @@
           <w:i w:val="0"/>
           <w:sz w:val="26"/>
         </w:rPr>
-        <w:t>Mọi thông tin quan trọng về sản phẩm đều gắn với mã nguồn, kết quả kiểm thử hoặc dữ liệu đối chiếu độc lập được; số liệu kỹ thuật trong hồ sơ này sinh tự động từ mã nguồn và nhật ký kiểm thử nên không lệch với phiên bản thực tế.</w:t>
+        <w:t>Mọi thông tin quan trọng đều gắn với mã nguồn, kết quả kiểm thử hoặc dữ liệu đối chiếu độc lập được; số liệu kỹ thuật trong hồ sơ sinh tự động nên không lệch với sản phẩm.</w:t>
       </w:r>
     </w:p>
     <w:p>
@@ -6283,6 +6425,29 @@
           <w:sz w:val="26"/>
         </w:rPr>
         <w:t>Khi được phép và buộc phải chuyển giao tài liệu qua không gian mạng: mã hoá, kiểm tra toàn vẹn, ký tệp, loại bỏ siêu dữ liệu trước khi chuyển giao. Điều kiện: điện thoại Android, hướng dẫn sử dụng cơ bản khoảng 30 phút, và tuân thủ quy định hiện hành về loại tài liệu được phép truyền.</w:t>
+      </w:r>
+    </w:p>
+    <w:p>
+      <w:pPr>
+        <w:ind w:firstLine="454"/>
+      </w:pPr>
+      <w:r>
+        <w:rPr>
+          <w:rFonts w:ascii="Times New Roman" w:hAnsi="Times New Roman" w:eastAsia="Times New Roman"/>
+          <w:b w:val="0"/>
+          <w:i/>
+          <w:sz w:val="26"/>
+        </w:rPr>
+        <w:t>Mở rộng nhờ kiến trúc dùng chung.</w:t>
+      </w:r>
+      <w:r>
+        <w:rPr>
+          <w:rFonts w:ascii="Times New Roman" w:hAnsi="Times New Roman" w:eastAsia="Times New Roman"/>
+          <w:b w:val="0"/>
+          <w:i w:val="0"/>
+          <w:sz w:val="26"/>
+        </w:rPr>
+        <w:t xml:space="preserve"> Vì lõi nghiệp vụ và định dạng tệp không phụ thuộc nền tảng, cùng bộ chức năng còn triển khai được trên máy tính để bàn, và tệp két đi lại được giữa hai môi trường. Điều này mở rộng phạm vi sử dụng: giảng viên chuẩn bị bài trên máy tính rồi kiểm tra kết quả ngay trên điện thoại của học viên, hoặc ngược lại. Tuy vậy, giá trị sáng tạo của sáng kiến vẫn nằm ở bản di động — đó là nơi rào cản kỹ thuật thực sự tồn tại và được giải quyết; bản máy tính chỉ đóng vai trò đối chứng và bổ trợ.</w:t>
       </w:r>
     </w:p>
     <w:p>
@@ -6905,71 +7070,6 @@
                 <w:i w:val="0"/>
                 <w:sz w:val="23"/>
               </w:rPr>
-              <w:t>Người khác mượn máy khi máy đã mở khoá</w:t>
-            </w:r>
-          </w:p>
-        </w:tc>
-        <w:tc>
-          <w:tcPr>
-            <w:tcW w:type="dxa" w:w="1247"/>
-          </w:tcPr>
-          <w:p>
-            <w:pPr>
-              <w:spacing w:after="20" w:line="240" w:lineRule="auto"/>
-              <w:ind w:firstLine="0"/>
-              <w:jc w:val="center"/>
-            </w:pPr>
-            <w:r>
-              <w:rPr>
-                <w:rFonts w:ascii="Times New Roman" w:hAnsi="Times New Roman" w:eastAsia="Times New Roman"/>
-                <w:b w:val="0"/>
-                <w:i w:val="0"/>
-                <w:sz w:val="23"/>
-              </w:rPr>
-              <w:t>Có, một phần</w:t>
-            </w:r>
-          </w:p>
-        </w:tc>
-        <w:tc>
-          <w:tcPr>
-            <w:tcW w:type="dxa" w:w="4479"/>
-          </w:tcPr>
-          <w:p>
-            <w:pPr>
-              <w:spacing w:after="20" w:line="240" w:lineRule="auto"/>
-              <w:ind w:firstLine="0"/>
-              <w:jc w:val="left"/>
-            </w:pPr>
-            <w:r>
-              <w:rPr>
-                <w:rFonts w:ascii="Times New Roman" w:hAnsi="Times New Roman" w:eastAsia="Times New Roman"/>
-                <w:b w:val="0"/>
-                <w:i w:val="0"/>
-                <w:sz w:val="23"/>
-              </w:rPr>
-              <w:t>Két vẫn cần mật khẩu riêng; nhưng nếu phiên đang mở thì nội dung có thể xem được</w:t>
-            </w:r>
-          </w:p>
-        </w:tc>
-      </w:tr>
-      <w:tr>
-        <w:tc>
-          <w:tcPr>
-            <w:tcW w:type="dxa" w:w="3061"/>
-          </w:tcPr>
-          <w:p>
-            <w:pPr>
-              <w:spacing w:after="20" w:line="240" w:lineRule="auto"/>
-              <w:ind w:firstLine="0"/>
-              <w:jc w:val="left"/>
-            </w:pPr>
-            <w:r>
-              <w:rPr>
-                <w:rFonts w:ascii="Times New Roman" w:hAnsi="Times New Roman" w:eastAsia="Times New Roman"/>
-                <w:b w:val="0"/>
-                <w:i w:val="0"/>
-                <w:sz w:val="23"/>
-              </w:rPr>
               <w:t>Thiết bị đã bị chiếm quyền điều khiển ở mức hệ điều hành</w:t>
             </w:r>
           </w:p>
@@ -7251,626 +7351,44 @@
     </w:p>
     <w:p>
       <w:pPr>
-        <w:spacing w:before="160" w:after="80"/>
-        <w:ind w:firstLine="0"/>
-        <w:jc w:val="center"/>
+        <w:ind w:firstLine="454"/>
       </w:pPr>
       <w:r>
         <w:rPr>
           <w:rFonts w:ascii="Times New Roman" w:hAnsi="Times New Roman" w:eastAsia="Times New Roman"/>
+          <w:b/>
+          <w:i w:val="0"/>
+          <w:sz w:val="26"/>
+        </w:rPr>
+        <w:t xml:space="preserve">Đã hoàn thành: </w:t>
+      </w:r>
+      <w:r>
+        <w:rPr>
+          <w:rFonts w:ascii="Times New Roman" w:hAnsi="Times New Roman" w:eastAsia="Times New Roman"/>
           <w:b w:val="0"/>
-          <w:i/>
-          <w:color w:val="4B5768"/>
-          <w:sz w:val="23"/>
+          <w:i w:val="0"/>
+          <w:sz w:val="26"/>
         </w:rPr>
-        <w:t>Bảng 6. Mức độ hoàn thành theo hạng mục</w:t>
+        <w:t xml:space="preserve">thiết kế kiến trúc, định dạng tệp két và sơ đồ phân cấp khoá; lõi bảo vệ dữ liệu cùng toàn bộ nghiệp vụ; mô-đun xử lý siêu dữ liệu bằng Rust; tương thích định dạng giữa hai bản hiện thực; biên dịch và thực thi lõi trên kiến trúc ARM64; giao diện cho màn hình điện thoại; đóng gói tệp cài đặt Android. Mỗi hạng mục đều có cách xác định tương ứng — bảng đầy đủ tại mục 6.4 của Đề cương chi tiết. </w:t>
       </w:r>
-    </w:p>
-    <w:tbl>
-      <w:tblPr>
-        <w:tblStyle w:val="TableGrid"/>
-        <w:tblW w:type="auto" w:w="0"/>
-        <w:jc w:val="center"/>
-        <w:tblLook w:firstColumn="1" w:firstRow="1" w:lastColumn="0" w:lastRow="0" w:noHBand="0" w:noVBand="1" w:val="04A0"/>
-      </w:tblPr>
-      <w:tblGrid>
-        <w:gridCol w:w="3024"/>
-        <w:gridCol w:w="3024"/>
-        <w:gridCol w:w="3024"/>
-      </w:tblGrid>
-      <w:tr>
-        <w:tc>
-          <w:tcPr>
-            <w:tcW w:type="dxa" w:w="3402"/>
-            <w:shd w:val="clear" w:fill="DCE6F1"/>
-          </w:tcPr>
-          <w:p>
-            <w:pPr>
-              <w:spacing w:after="20" w:line="240" w:lineRule="auto"/>
-              <w:ind w:firstLine="0"/>
-              <w:jc w:val="center"/>
-            </w:pPr>
-            <w:r>
-              <w:rPr>
-                <w:rFonts w:ascii="Times New Roman" w:hAnsi="Times New Roman" w:eastAsia="Times New Roman"/>
-                <w:b/>
-                <w:i w:val="0"/>
-                <w:sz w:val="24"/>
-              </w:rPr>
-              <w:t>Hạng mục</w:t>
-            </w:r>
-          </w:p>
-        </w:tc>
-        <w:tc>
-          <w:tcPr>
-            <w:tcW w:type="dxa" w:w="2041"/>
-            <w:shd w:val="clear" w:fill="DCE6F1"/>
-          </w:tcPr>
-          <w:p>
-            <w:pPr>
-              <w:spacing w:after="20" w:line="240" w:lineRule="auto"/>
-              <w:ind w:firstLine="0"/>
-              <w:jc w:val="center"/>
-            </w:pPr>
-            <w:r>
-              <w:rPr>
-                <w:rFonts w:ascii="Times New Roman" w:hAnsi="Times New Roman" w:eastAsia="Times New Roman"/>
-                <w:b/>
-                <w:i w:val="0"/>
-                <w:sz w:val="24"/>
-              </w:rPr>
-              <w:t>Mức độ</w:t>
-            </w:r>
-          </w:p>
-        </w:tc>
-        <w:tc>
-          <w:tcPr>
-            <w:tcW w:type="dxa" w:w="3345"/>
-            <w:shd w:val="clear" w:fill="DCE6F1"/>
-          </w:tcPr>
-          <w:p>
-            <w:pPr>
-              <w:spacing w:after="20" w:line="240" w:lineRule="auto"/>
-              <w:ind w:firstLine="0"/>
-              <w:jc w:val="center"/>
-            </w:pPr>
-            <w:r>
-              <w:rPr>
-                <w:rFonts w:ascii="Times New Roman" w:hAnsi="Times New Roman" w:eastAsia="Times New Roman"/>
-                <w:b/>
-                <w:i w:val="0"/>
-                <w:sz w:val="24"/>
-              </w:rPr>
-              <w:t>Cách xác định</w:t>
-            </w:r>
-          </w:p>
-        </w:tc>
-      </w:tr>
-      <w:tr>
-        <w:tc>
-          <w:tcPr>
-            <w:tcW w:type="dxa" w:w="3402"/>
-          </w:tcPr>
-          <w:p>
-            <w:pPr>
-              <w:spacing w:after="20" w:line="240" w:lineRule="auto"/>
-              <w:ind w:firstLine="0"/>
-              <w:jc w:val="left"/>
-            </w:pPr>
-            <w:r>
-              <w:rPr>
-                <w:rFonts w:ascii="Times New Roman" w:hAnsi="Times New Roman" w:eastAsia="Times New Roman"/>
-                <w:b w:val="0"/>
-                <w:i w:val="0"/>
-                <w:sz w:val="23"/>
-              </w:rPr>
-              <w:t>Thiết kế kiến trúc, định dạng dữ liệu và sơ đồ khoá</w:t>
-            </w:r>
-          </w:p>
-        </w:tc>
-        <w:tc>
-          <w:tcPr>
-            <w:tcW w:type="dxa" w:w="2041"/>
-          </w:tcPr>
-          <w:p>
-            <w:pPr>
-              <w:spacing w:after="20" w:line="240" w:lineRule="auto"/>
-              <w:ind w:firstLine="0"/>
-              <w:jc w:val="center"/>
-            </w:pPr>
-            <w:r>
-              <w:rPr>
-                <w:rFonts w:ascii="Times New Roman" w:hAnsi="Times New Roman" w:eastAsia="Times New Roman"/>
-                <w:b w:val="0"/>
-                <w:i w:val="0"/>
-                <w:sz w:val="23"/>
-              </w:rPr>
-              <w:t>Hoàn thành</w:t>
-            </w:r>
-          </w:p>
-        </w:tc>
-        <w:tc>
-          <w:tcPr>
-            <w:tcW w:type="dxa" w:w="3345"/>
-          </w:tcPr>
-          <w:p>
-            <w:pPr>
-              <w:spacing w:after="20" w:line="240" w:lineRule="auto"/>
-              <w:ind w:firstLine="0"/>
-              <w:jc w:val="left"/>
-            </w:pPr>
-            <w:r>
-              <w:rPr>
-                <w:rFonts w:ascii="Times New Roman" w:hAnsi="Times New Roman" w:eastAsia="Times New Roman"/>
-                <w:b w:val="0"/>
-                <w:i w:val="0"/>
-                <w:sz w:val="23"/>
-              </w:rPr>
-              <w:t>Tài liệu kiến trúc và mã nguồn</w:t>
-            </w:r>
-          </w:p>
-        </w:tc>
-      </w:tr>
-      <w:tr>
-        <w:tc>
-          <w:tcPr>
-            <w:tcW w:type="dxa" w:w="3402"/>
-          </w:tcPr>
-          <w:p>
-            <w:pPr>
-              <w:spacing w:after="20" w:line="240" w:lineRule="auto"/>
-              <w:ind w:firstLine="0"/>
-              <w:jc w:val="left"/>
-            </w:pPr>
-            <w:r>
-              <w:rPr>
-                <w:rFonts w:ascii="Times New Roman" w:hAnsi="Times New Roman" w:eastAsia="Times New Roman"/>
-                <w:b w:val="0"/>
-                <w:i w:val="0"/>
-                <w:sz w:val="23"/>
-              </w:rPr>
-              <w:t>Lõi bảo vệ dữ liệu và toàn bộ nghiệp vụ</w:t>
-            </w:r>
-          </w:p>
-        </w:tc>
-        <w:tc>
-          <w:tcPr>
-            <w:tcW w:type="dxa" w:w="2041"/>
-          </w:tcPr>
-          <w:p>
-            <w:pPr>
-              <w:spacing w:after="20" w:line="240" w:lineRule="auto"/>
-              <w:ind w:firstLine="0"/>
-              <w:jc w:val="center"/>
-            </w:pPr>
-            <w:r>
-              <w:rPr>
-                <w:rFonts w:ascii="Times New Roman" w:hAnsi="Times New Roman" w:eastAsia="Times New Roman"/>
-                <w:b w:val="0"/>
-                <w:i w:val="0"/>
-                <w:sz w:val="23"/>
-              </w:rPr>
-              <w:t>Hoàn thành</w:t>
-            </w:r>
-          </w:p>
-        </w:tc>
-        <w:tc>
-          <w:tcPr>
-            <w:tcW w:type="dxa" w:w="3345"/>
-          </w:tcPr>
-          <w:p>
-            <w:pPr>
-              <w:spacing w:after="20" w:line="240" w:lineRule="auto"/>
-              <w:ind w:firstLine="0"/>
-              <w:jc w:val="left"/>
-            </w:pPr>
-            <w:r>
-              <w:rPr>
-                <w:rFonts w:ascii="Times New Roman" w:hAnsi="Times New Roman" w:eastAsia="Times New Roman"/>
-                <w:b w:val="0"/>
-                <w:i w:val="0"/>
-                <w:sz w:val="23"/>
-              </w:rPr>
-              <w:t>Bộ kiểm thử tự động chạy đạt trên máy chủ</w:t>
-            </w:r>
-          </w:p>
-        </w:tc>
-      </w:tr>
-      <w:tr>
-        <w:tc>
-          <w:tcPr>
-            <w:tcW w:type="dxa" w:w="3402"/>
-          </w:tcPr>
-          <w:p>
-            <w:pPr>
-              <w:spacing w:after="20" w:line="240" w:lineRule="auto"/>
-              <w:ind w:firstLine="0"/>
-              <w:jc w:val="left"/>
-            </w:pPr>
-            <w:r>
-              <w:rPr>
-                <w:rFonts w:ascii="Times New Roman" w:hAnsi="Times New Roman" w:eastAsia="Times New Roman"/>
-                <w:b w:val="0"/>
-                <w:i w:val="0"/>
-                <w:sz w:val="23"/>
-              </w:rPr>
-              <w:t>Mô-đun xử lý siêu dữ liệu bằng Rust</w:t>
-            </w:r>
-          </w:p>
-        </w:tc>
-        <w:tc>
-          <w:tcPr>
-            <w:tcW w:type="dxa" w:w="2041"/>
-          </w:tcPr>
-          <w:p>
-            <w:pPr>
-              <w:spacing w:after="20" w:line="240" w:lineRule="auto"/>
-              <w:ind w:firstLine="0"/>
-              <w:jc w:val="center"/>
-            </w:pPr>
-            <w:r>
-              <w:rPr>
-                <w:rFonts w:ascii="Times New Roman" w:hAnsi="Times New Roman" w:eastAsia="Times New Roman"/>
-                <w:b w:val="0"/>
-                <w:i w:val="0"/>
-                <w:sz w:val="23"/>
-              </w:rPr>
-              <w:t>Hoàn thành</w:t>
-            </w:r>
-          </w:p>
-        </w:tc>
-        <w:tc>
-          <w:tcPr>
-            <w:tcW w:type="dxa" w:w="3345"/>
-          </w:tcPr>
-          <w:p>
-            <w:pPr>
-              <w:spacing w:after="20" w:line="240" w:lineRule="auto"/>
-              <w:ind w:firstLine="0"/>
-              <w:jc w:val="left"/>
-            </w:pPr>
-            <w:r>
-              <w:rPr>
-                <w:rFonts w:ascii="Times New Roman" w:hAnsi="Times New Roman" w:eastAsia="Times New Roman"/>
-                <w:b w:val="0"/>
-                <w:i w:val="0"/>
-                <w:sz w:val="23"/>
-              </w:rPr>
-              <w:t>Kiểm thử tự động trên ảnh có siêu dữ liệu</w:t>
-            </w:r>
-          </w:p>
-        </w:tc>
-      </w:tr>
-      <w:tr>
-        <w:tc>
-          <w:tcPr>
-            <w:tcW w:type="dxa" w:w="3402"/>
-          </w:tcPr>
-          <w:p>
-            <w:pPr>
-              <w:spacing w:after="20" w:line="240" w:lineRule="auto"/>
-              <w:ind w:firstLine="0"/>
-              <w:jc w:val="left"/>
-            </w:pPr>
-            <w:r>
-              <w:rPr>
-                <w:rFonts w:ascii="Times New Roman" w:hAnsi="Times New Roman" w:eastAsia="Times New Roman"/>
-                <w:b w:val="0"/>
-                <w:i w:val="0"/>
-                <w:sz w:val="23"/>
-              </w:rPr>
-              <w:t>Tương thích định dạng giữa hai bản hiện thực</w:t>
-            </w:r>
-          </w:p>
-        </w:tc>
-        <w:tc>
-          <w:tcPr>
-            <w:tcW w:type="dxa" w:w="2041"/>
-          </w:tcPr>
-          <w:p>
-            <w:pPr>
-              <w:spacing w:after="20" w:line="240" w:lineRule="auto"/>
-              <w:ind w:firstLine="0"/>
-              <w:jc w:val="center"/>
-            </w:pPr>
-            <w:r>
-              <w:rPr>
-                <w:rFonts w:ascii="Times New Roman" w:hAnsi="Times New Roman" w:eastAsia="Times New Roman"/>
-                <w:b w:val="0"/>
-                <w:i w:val="0"/>
-                <w:sz w:val="23"/>
-              </w:rPr>
-              <w:t>Hoàn thành</w:t>
-            </w:r>
-          </w:p>
-        </w:tc>
-        <w:tc>
-          <w:tcPr>
-            <w:tcW w:type="dxa" w:w="3345"/>
-          </w:tcPr>
-          <w:p>
-            <w:pPr>
-              <w:spacing w:after="20" w:line="240" w:lineRule="auto"/>
-              <w:ind w:firstLine="0"/>
-              <w:jc w:val="left"/>
-            </w:pPr>
-            <w:r>
-              <w:rPr>
-                <w:rFonts w:ascii="Times New Roman" w:hAnsi="Times New Roman" w:eastAsia="Times New Roman"/>
-                <w:b w:val="0"/>
-                <w:i w:val="0"/>
-                <w:sz w:val="23"/>
-              </w:rPr>
-              <w:t>Đối chứng hai chiều với công cụ chuẩn age v1.2.1</w:t>
-            </w:r>
-          </w:p>
-        </w:tc>
-      </w:tr>
-      <w:tr>
-        <w:tc>
-          <w:tcPr>
-            <w:tcW w:type="dxa" w:w="3402"/>
-          </w:tcPr>
-          <w:p>
-            <w:pPr>
-              <w:spacing w:after="20" w:line="240" w:lineRule="auto"/>
-              <w:ind w:firstLine="0"/>
-              <w:jc w:val="left"/>
-            </w:pPr>
-            <w:r>
-              <w:rPr>
-                <w:rFonts w:ascii="Times New Roman" w:hAnsi="Times New Roman" w:eastAsia="Times New Roman"/>
-                <w:b w:val="0"/>
-                <w:i w:val="0"/>
-                <w:sz w:val="23"/>
-              </w:rPr>
-              <w:t>Biên dịch và thực thi lõi trên kiến trúc ARM64</w:t>
-            </w:r>
-          </w:p>
-        </w:tc>
-        <w:tc>
-          <w:tcPr>
-            <w:tcW w:type="dxa" w:w="2041"/>
-          </w:tcPr>
-          <w:p>
-            <w:pPr>
-              <w:spacing w:after="20" w:line="240" w:lineRule="auto"/>
-              <w:ind w:firstLine="0"/>
-              <w:jc w:val="center"/>
-            </w:pPr>
-            <w:r>
-              <w:rPr>
-                <w:rFonts w:ascii="Times New Roman" w:hAnsi="Times New Roman" w:eastAsia="Times New Roman"/>
-                <w:b w:val="0"/>
-                <w:i w:val="0"/>
-                <w:sz w:val="23"/>
-              </w:rPr>
-              <w:t>Hoàn thành</w:t>
-            </w:r>
-          </w:p>
-        </w:tc>
-        <w:tc>
-          <w:tcPr>
-            <w:tcW w:type="dxa" w:w="3345"/>
-          </w:tcPr>
-          <w:p>
-            <w:pPr>
-              <w:spacing w:after="20" w:line="240" w:lineRule="auto"/>
-              <w:ind w:firstLine="0"/>
-              <w:jc w:val="left"/>
-            </w:pPr>
-            <w:r>
-              <w:rPr>
-                <w:rFonts w:ascii="Times New Roman" w:hAnsi="Times New Roman" w:eastAsia="Times New Roman"/>
-                <w:b w:val="0"/>
-                <w:i w:val="0"/>
-                <w:sz w:val="23"/>
-              </w:rPr>
-              <w:t>Kiểm tra tệp đối tượng và chạy bộ kiểm thử dưới trình giả lập kiến trúc</w:t>
-            </w:r>
-          </w:p>
-        </w:tc>
-      </w:tr>
-      <w:tr>
-        <w:tc>
-          <w:tcPr>
-            <w:tcW w:type="dxa" w:w="3402"/>
-          </w:tcPr>
-          <w:p>
-            <w:pPr>
-              <w:spacing w:after="20" w:line="240" w:lineRule="auto"/>
-              <w:ind w:firstLine="0"/>
-              <w:jc w:val="left"/>
-            </w:pPr>
-            <w:r>
-              <w:rPr>
-                <w:rFonts w:ascii="Times New Roman" w:hAnsi="Times New Roman" w:eastAsia="Times New Roman"/>
-                <w:b w:val="0"/>
-                <w:i w:val="0"/>
-                <w:sz w:val="23"/>
-              </w:rPr>
-              <w:t>Giao diện cho màn hình điện thoại và đóng gói APK</w:t>
-            </w:r>
-          </w:p>
-        </w:tc>
-        <w:tc>
-          <w:tcPr>
-            <w:tcW w:type="dxa" w:w="2041"/>
-          </w:tcPr>
-          <w:p>
-            <w:pPr>
-              <w:spacing w:after="20" w:line="240" w:lineRule="auto"/>
-              <w:ind w:firstLine="0"/>
-              <w:jc w:val="center"/>
-            </w:pPr>
-            <w:r>
-              <w:rPr>
-                <w:rFonts w:ascii="Times New Roman" w:hAnsi="Times New Roman" w:eastAsia="Times New Roman"/>
-                <w:b w:val="0"/>
-                <w:i w:val="0"/>
-                <w:sz w:val="23"/>
-              </w:rPr>
-              <w:t>Hoàn thành</w:t>
-            </w:r>
-          </w:p>
-        </w:tc>
-        <w:tc>
-          <w:tcPr>
-            <w:tcW w:type="dxa" w:w="3345"/>
-          </w:tcPr>
-          <w:p>
-            <w:pPr>
-              <w:spacing w:after="20" w:line="240" w:lineRule="auto"/>
-              <w:ind w:firstLine="0"/>
-              <w:jc w:val="left"/>
-            </w:pPr>
-            <w:r>
-              <w:rPr>
-                <w:rFonts w:ascii="Times New Roman" w:hAnsi="Times New Roman" w:eastAsia="Times New Roman"/>
-                <w:b w:val="0"/>
-                <w:i w:val="0"/>
-                <w:sz w:val="23"/>
-              </w:rPr>
-              <w:t>Kết xuất ở kích thước điện thoại; kiểm tra tĩnh nội dung gói cài đặt</w:t>
-            </w:r>
-          </w:p>
-        </w:tc>
-      </w:tr>
-      <w:tr>
-        <w:tc>
-          <w:tcPr>
-            <w:tcW w:type="dxa" w:w="3402"/>
-          </w:tcPr>
-          <w:p>
-            <w:pPr>
-              <w:spacing w:after="20" w:line="240" w:lineRule="auto"/>
-              <w:ind w:firstLine="0"/>
-              <w:jc w:val="left"/>
-            </w:pPr>
-            <w:r>
-              <w:rPr>
-                <w:rFonts w:ascii="Times New Roman" w:hAnsi="Times New Roman" w:eastAsia="Times New Roman"/>
-                <w:b w:val="0"/>
-                <w:i w:val="0"/>
-                <w:sz w:val="23"/>
-              </w:rPr>
-              <w:t>Kiểm thử nghiệm thu trên thiết bị Android</w:t>
-            </w:r>
-          </w:p>
-        </w:tc>
-        <w:tc>
-          <w:tcPr>
-            <w:tcW w:type="dxa" w:w="2041"/>
-          </w:tcPr>
-          <w:p>
-            <w:pPr>
-              <w:spacing w:after="20" w:line="240" w:lineRule="auto"/>
-              <w:ind w:firstLine="0"/>
-              <w:jc w:val="left"/>
-            </w:pPr>
-            <w:r>
-              <w:rPr>
-                <w:rFonts w:ascii="Times New Roman" w:hAnsi="Times New Roman" w:eastAsia="Times New Roman"/>
-                <w:b w:val="0"/>
-                <w:i w:val="0"/>
-                <w:sz w:val="23"/>
-              </w:rPr>
-              <w:t>Có quy trình nghiệm thu</w:t>
-            </w:r>
-          </w:p>
-        </w:tc>
-        <w:tc>
-          <w:tcPr>
-            <w:tcW w:type="dxa" w:w="3345"/>
-          </w:tcPr>
-          <w:p>
-            <w:pPr>
-              <w:spacing w:after="20" w:line="240" w:lineRule="auto"/>
-              <w:ind w:firstLine="0"/>
-              <w:jc w:val="left"/>
-            </w:pPr>
-            <w:r>
-              <w:rPr>
-                <w:rFonts w:ascii="Times New Roman" w:hAnsi="Times New Roman" w:eastAsia="Times New Roman"/>
-                <w:b w:val="0"/>
-                <w:i w:val="0"/>
-                <w:sz w:val="23"/>
-              </w:rPr>
-              <w:t>Quy trình 15 bước có tiêu chí đạt cho từng bước (Phụ lục A của Đề cương chi tiết)</w:t>
-            </w:r>
-          </w:p>
-        </w:tc>
-      </w:tr>
-      <w:tr>
-        <w:tc>
-          <w:tcPr>
-            <w:tcW w:type="dxa" w:w="3402"/>
-          </w:tcPr>
-          <w:p>
-            <w:pPr>
-              <w:spacing w:after="20" w:line="240" w:lineRule="auto"/>
-              <w:ind w:firstLine="0"/>
-              <w:jc w:val="left"/>
-            </w:pPr>
-            <w:r>
-              <w:rPr>
-                <w:rFonts w:ascii="Times New Roman" w:hAnsi="Times New Roman" w:eastAsia="Times New Roman"/>
-                <w:b w:val="0"/>
-                <w:i w:val="0"/>
-                <w:sz w:val="23"/>
-              </w:rPr>
-              <w:t>Tích hợp kho khoá phần cứng của Android</w:t>
-            </w:r>
-          </w:p>
-        </w:tc>
-        <w:tc>
-          <w:tcPr>
-            <w:tcW w:type="dxa" w:w="2041"/>
-          </w:tcPr>
-          <w:p>
-            <w:pPr>
-              <w:spacing w:after="20" w:line="240" w:lineRule="auto"/>
-              <w:ind w:firstLine="0"/>
-              <w:jc w:val="center"/>
-            </w:pPr>
-            <w:r>
-              <w:rPr>
-                <w:rFonts w:ascii="Times New Roman" w:hAnsi="Times New Roman" w:eastAsia="Times New Roman"/>
-                <w:b w:val="0"/>
-                <w:i w:val="0"/>
-                <w:sz w:val="23"/>
-              </w:rPr>
-              <w:t>Định hướng phát triển</w:t>
-            </w:r>
-          </w:p>
-        </w:tc>
-        <w:tc>
-          <w:tcPr>
-            <w:tcW w:type="dxa" w:w="3345"/>
-          </w:tcPr>
-          <w:p>
-            <w:pPr>
-              <w:spacing w:after="20" w:line="240" w:lineRule="auto"/>
-              <w:ind w:firstLine="0"/>
-              <w:jc w:val="left"/>
-            </w:pPr>
-            <w:r>
-              <w:rPr>
-                <w:rFonts w:ascii="Times New Roman" w:hAnsi="Times New Roman" w:eastAsia="Times New Roman"/>
-                <w:b w:val="0"/>
-                <w:i w:val="0"/>
-                <w:sz w:val="23"/>
-              </w:rPr>
-              <w:t>Chưa hiện thực trong phiên bản này</w:t>
-            </w:r>
-          </w:p>
-        </w:tc>
-      </w:tr>
-    </w:tbl>
-    <w:p>
-      <w:pPr>
-        <w:spacing w:after="40"/>
-      </w:pPr>
+      <w:r>
+        <w:rPr>
+          <w:rFonts w:ascii="Times New Roman" w:hAnsi="Times New Roman" w:eastAsia="Times New Roman"/>
+          <w:b/>
+          <w:i w:val="0"/>
+          <w:sz w:val="26"/>
+        </w:rPr>
+        <w:t xml:space="preserve">Chưa hoàn thành: </w:t>
+      </w:r>
+      <w:r>
+        <w:rPr>
+          <w:rFonts w:ascii="Times New Roman" w:hAnsi="Times New Roman" w:eastAsia="Times New Roman"/>
+          <w:b w:val="0"/>
+          <w:i w:val="0"/>
+          <w:sz w:val="26"/>
+        </w:rPr>
+        <w:t>kiểm thử nghiệm thu trên thiết bị Android thật (đã có quy trình 15 bước, chưa chạy) và tích hợp kho khoá phần cứng của Android (mới ở mức định hướng).</w:t>
+      </w:r>
     </w:p>
     <w:p>
       <w:r>
@@ -8207,7 +7725,7 @@
           <w:i/>
           <w:sz w:val="26"/>
         </w:rPr>
-        <w:t>04 — Đề cương chi tiết về sáng kiến</w:t>
+        <w:t>04 — Đề cương sơ bộ về sáng kiến</w:t>
       </w:r>
       <w:r>
         <w:rPr>
@@ -8216,7 +7734,25 @@
           <w:i/>
           <w:sz w:val="26"/>
         </w:rPr>
-        <w:t>, trình bày đầy đủ phân tích kỹ thuật, mô tả từng chức năng kèm giao diện, ảnh chụp toàn bộ 21 màn hình và quy trình kiểm thử nghiệm thu trên thiết bị Android.</w:t>
+        <w:t xml:space="preserve"> (khái quát mục tiêu, cách tiếp cận, kế hoạch kiểm chứng và tiến trình thực hiện) và </w:t>
+      </w:r>
+      <w:r>
+        <w:rPr>
+          <w:rFonts w:ascii="Times New Roman" w:hAnsi="Times New Roman" w:eastAsia="Times New Roman"/>
+          <w:b w:val="0"/>
+          <w:i/>
+          <w:sz w:val="26"/>
+        </w:rPr>
+        <w:t>05 — Đề cương chi tiết về sáng kiến</w:t>
+      </w:r>
+      <w:r>
+        <w:rPr>
+          <w:rFonts w:ascii="Times New Roman" w:hAnsi="Times New Roman" w:eastAsia="Times New Roman"/>
+          <w:b w:val="0"/>
+          <w:i/>
+          <w:sz w:val="26"/>
+        </w:rPr>
+        <w:t xml:space="preserve"> (phân tích kỹ thuật, mô tả từng chức năng kèm giao diện, ảnh chụp toàn bộ 21 màn hình và quy trình kiểm thử nghiệm thu trên thiết bị Android).</w:t>
       </w:r>
     </w:p>
     <w:p>
@@ -8722,7 +8258,7 @@
     <w:qFormat/>
     <w:rsid w:val="00FC693F"/>
     <w:pPr>
-      <w:spacing w:line="307" w:lineRule="auto" w:after="80"/>
+      <w:spacing w:line="298" w:lineRule="auto" w:after="60"/>
       <w:jc w:val="both"/>
     </w:pPr>
     <w:rPr>

--- a/hoso-sang-kien/docx/02-Thuyet-minh-sang-kien.docx
+++ b/hoso-sang-kien/docx/02-Thuyet-minh-sang-kien.docx
@@ -140,7 +140,7 @@
                 <w:i w:val="0"/>
                 <w:sz w:val="28"/>
               </w:rPr>
-              <w:t>BỘ CÔNG CỤ BẢO ĐẢM AN TOÀN THÔNG TIN VÀ QUYỀN RIÊNG TƯ DỮ LIỆU TRÊN THIẾT BỊ DI ĐỘNG (SECUREVAULT MOBILE)</w:t>
+              <w:t>BỘ CÔNG CỤ BẢO ĐẢM AN TOÀN THÔNG TIN VÀ QUYỀN RIÊNG TƯ DỮ LIỆU ĐA NỀN TẢNG (SECUREVAULT)</w:t>
             </w:r>
           </w:p>
           <w:p>
@@ -414,30 +414,7 @@
           <w:i w:val="0"/>
           <w:sz w:val="26"/>
         </w:rPr>
-        <w:t xml:space="preserve"> Bảo vệ dữ liệu bằng mật mã là nội dung cốt lõi trong đào tạo học viên về an toàn thông tin, bảo đảm an toàn tình báo trên không gian mạng; tuy nhiên học viên chủ yếu mới tiếp cận qua lý thuyết và công cụ trên máy tính, trong khi thiết bị di động mới là môi trường các em thường xuyên thao tác sau khi ra trường. Bên cạnh đó, trong tình huống bất khả kháng buộc phải chuyển gấp một số tài liệu đặc thù qua không gian mạng, người sử dụng thiếu một công cụ tin cậy, kiểm chứng được để bổ sung lớp bảo vệ cho tệp trước khi gửi. Giải pháp hiện có hoặc chỉ bảo vệ khi thiết bị không hoạt động, hoặc mã nguồn đóng khó kiểm chứng, hoặc mạnh về mật mã nhưng không chạy được trên di động.</w:t>
-      </w:r>
-    </w:p>
-    <w:p>
-      <w:pPr>
-        <w:ind w:firstLine="454"/>
-      </w:pPr>
-      <w:r>
-        <w:rPr>
-          <w:rFonts w:ascii="Times New Roman" w:hAnsi="Times New Roman" w:eastAsia="Times New Roman"/>
-          <w:b w:val="0"/>
-          <w:i/>
-          <w:sz w:val="26"/>
-        </w:rPr>
-        <w:t>Nguyên nhân.</w:t>
-      </w:r>
-      <w:r>
-        <w:rPr>
-          <w:rFonts w:ascii="Times New Roman" w:hAnsi="Times New Roman" w:eastAsia="Times New Roman"/>
-          <w:b w:val="0"/>
-          <w:i w:val="0"/>
-          <w:sz w:val="26"/>
-        </w:rPr>
-        <w:t xml:space="preserve"> Các công cụ mật mã tin cậy phần lớn được phân phối dưới dạng tệp nhị phân chạy độc lập, mà hệ điều hành di động lại không cho ứng dụng sinh tiến trình con để chạy chúng — rào cản thuộc về kiến trúc nền tảng, không phải khả năng lập trình.</w:t>
+        <w:t xml:space="preserve"> Bảo vệ dữ liệu bằng mật mã là nội dung cốt lõi trong đào tạo an toàn thông tin, bảo đảm an toàn tình báo trên không gian mạng; nhưng học viên chủ yếu mới tiếp cận qua lý thuyết và công cụ trên máy tính, trong khi thiết bị di động mới là môi trường các em thường xuyên thao tác sau khi ra trường. Bên cạnh đó, khi tình huống bất khả kháng buộc phải chuyển gấp một số tài liệu đặc thù qua không gian mạng, người sử dụng thiếu một công cụ tin cậy, kiểm chứng được để bổ sung lớp bảo vệ cho tệp trước khi gửi. Giải pháp hiện có hoặc chỉ bảo vệ khi thiết bị không hoạt động, hoặc mã nguồn đóng khó kiểm chứng, hoặc mạnh về mật mã nhưng không chạy được trên di động — vì công cụ mật mã tin cậy được phân phối dưới dạng tệp nhị phân chạy độc lập, mà hệ điều hành di động lại không cho ứng dụng sinh tiến trình con để chạy chúng. Đây là rào cản kiến trúc nền tảng, không phải khả năng lập trình.</w:t>
       </w:r>
     </w:p>
     <w:p>
@@ -478,7 +455,25 @@
           <w:i w:val="0"/>
           <w:sz w:val="26"/>
         </w:rPr>
-        <w:t>, đặt điểm nối trừu tượng tại đúng những vị trí phụ thuộc nền tảng. Nhờ đó thay được phần hiện thực bên dưới bằng phiên bản chạy ngay trong tiến trình ứng dụng mà nghiệp vụ, định dạng dữ liệu và cơ chế bảo vệ giữ nguyên. Cùng một lõi chạy trên cả máy tính lẫn thiết bị di động; phần khó và mới nằm ở bản di động, nơi rào cản của hệ điều hành khiến cách làm quen thuộc trên máy tính không dùng được. Trên nền đó, nhóm tác giả tự thiết kế định dạng tệp két (.svault), sơ đồ phân cấp khoá, quy tắc phân loại lỗi an toàn và mô-đun xử lý siêu dữ liệu.</w:t>
+        <w:t xml:space="preserve">, đặt điểm nối trừu tượng tại đúng những vị trí phụ thuộc nền tảng. Nhờ đó thay được phần hiện thực bên dưới bằng phiên bản chạy ngay trong tiến trình ứng dụng mà nghiệp vụ, định dạng dữ liệu và cơ chế bảo vệ giữ nguyên. Cùng một lõi chạy trên cả máy tính lẫn thiết bị di động; </w:t>
+      </w:r>
+      <w:r>
+        <w:rPr>
+          <w:rFonts w:ascii="Times New Roman" w:hAnsi="Times New Roman" w:eastAsia="Times New Roman"/>
+          <w:b w:val="0"/>
+          <w:i/>
+          <w:sz w:val="26"/>
+        </w:rPr>
+        <w:t>phần khó và mới nằm ở bản di động</w:t>
+      </w:r>
+      <w:r>
+        <w:rPr>
+          <w:rFonts w:ascii="Times New Roman" w:hAnsi="Times New Roman" w:eastAsia="Times New Roman"/>
+          <w:b w:val="0"/>
+          <w:i w:val="0"/>
+          <w:sz w:val="26"/>
+        </w:rPr>
+        <w:t>, nơi rào cản nêu trên khiến cách làm quen thuộc trên máy tính không dùng được. Trên nền đó, nhóm tác giả tự thiết kế định dạng tệp két, sơ đồ phân cấp khoá, quy tắc phân loại lỗi an toàn và mô-đun xử lý siêu dữ liệu.</w:t>
       </w:r>
     </w:p>
     <w:p>
@@ -501,7 +496,25 @@
           <w:i w:val="0"/>
           <w:sz w:val="26"/>
         </w:rPr>
-        <w:t xml:space="preserve"> Ứng dụng di động hoàn chỉnh với 38 chức năng nghiệp vụ thao tác qua 21 màn hình, xây dựng trên 15 thành phần mã nguồn, kèm 272 hàm kiểm thử tự động; tương thích định dạng được kiểm chứng bằng 5 phép đối chứng với công cụ chuẩn thay vì bằng suy luận.</w:t>
+        <w:t xml:space="preserve"> Bộ công cụ gồm 38 chức năng thao tác qua 21 màn hình, dựng trên 15 thành phần mã nguồn dùng chung cho mọi nền tảng, kèm 272 hàm kiểm thử tự động. </w:t>
+      </w:r>
+      <w:r>
+        <w:rPr>
+          <w:rFonts w:ascii="Times New Roman" w:hAnsi="Times New Roman" w:eastAsia="Times New Roman"/>
+          <w:b w:val="0"/>
+          <w:i/>
+          <w:sz w:val="26"/>
+        </w:rPr>
+        <w:t>Bản di động — trọng tâm của sáng kiến — đã đóng gói thành tệp cài đặt Android hoàn chỉnh</w:t>
+      </w:r>
+      <w:r>
+        <w:rPr>
+          <w:rFonts w:ascii="Times New Roman" w:hAnsi="Times New Roman" w:eastAsia="Times New Roman"/>
+          <w:b w:val="0"/>
+          <w:i w:val="0"/>
+          <w:sz w:val="26"/>
+        </w:rPr>
+        <w:t>; bản máy tính dùng đúng lõi đó, dựng và chạy kiểm thử đạt trên Windows, macOS, Linux. Tương thích định dạng được kiểm chứng bằng 5 phép đối chứng với công cụ chuẩn, không phải bằng suy luận.</w:t>
       </w:r>
     </w:p>
     <w:p>
@@ -524,7 +537,7 @@
           <w:i w:val="0"/>
           <w:sz w:val="26"/>
         </w:rPr>
-        <w:t xml:space="preserve"> Sản phẩm vừa dùng được trong công tác, vừa là học cụ trực quan cho giảng dạy: mỗi nhóm chức năng tương ứng một nguyên lý, và mã nguồn mở cho phép học viên đọc, chạy lại và phân tích một hệ thống an toàn thực tế.</w:t>
+        <w:t xml:space="preserve"> Sản phẩm vừa dùng được trong công tác, vừa là học cụ trực quan: mỗi nhóm chức năng ứng với một nguyên lý trong chương trình, và mã nguồn mở cho phép học viên phân tích một hệ thống an toàn thực tế.</w:t>
       </w:r>
     </w:p>
     <w:p>
@@ -601,7 +614,7 @@
           <w:i w:val="0"/>
           <w:sz w:val="26"/>
         </w:rPr>
-        <w:t>Bộ công cụ bảo đảm an toàn thông tin và quyền riêng tư dữ liệu trên thiết bị di động (SecureVault Mobile)</w:t>
+        <w:t>Bộ công cụ bảo đảm an toàn thông tin và quyền riêng tư dữ liệu đa nền tảng (SecureVault)</w:t>
       </w:r>
     </w:p>
     <w:p>
@@ -1371,7 +1384,7 @@
                 <w:i w:val="0"/>
                 <w:sz w:val="24"/>
               </w:rPr>
-              <w:t>SecureVault Mobile</w:t>
+              <w:t>SecureVault</w:t>
             </w:r>
           </w:p>
         </w:tc>
@@ -2460,7 +2473,7 @@
           <w:color w:val="4B5768"/>
           <w:sz w:val="22"/>
         </w:rPr>
-        <w:t>Cột SecureVault Mobile chỉ đối chiếu với chức năng đã hiện thực và kiểm chứng.</w:t>
+        <w:t>Cột SecureVault chỉ đối chiếu với chức năng đã hiện thực và kiểm chứng.</w:t>
       </w:r>
     </w:p>
     <w:p>
@@ -2622,7 +2635,43 @@
           <w:i w:val="0"/>
           <w:sz w:val="26"/>
         </w:rPr>
-        <w:t>Sáng kiến nhằm xây dựng một bộ công cụ trên Android phục vụ huấn luyện an toàn thông tin, bảo đảm an toàn tình báo trên không gian mạng, đồng thời đủ tin cậy để cán bộ trang bị thêm lớp bảo vệ cho tệp khi phát sinh tình huống khẩn cấp, bất khả kháng phải chuyển gấp tài liệu qua không gian mạng. Các mục tiêu cụ thể:</w:t>
+        <w:t xml:space="preserve">Sáng kiến nhằm xây dựng một bộ công cụ bảo vệ dữ liệu dùng chung </w:t>
+      </w:r>
+      <w:r>
+        <w:rPr>
+          <w:rFonts w:ascii="Times New Roman" w:hAnsi="Times New Roman" w:eastAsia="Times New Roman"/>
+          <w:b w:val="0"/>
+          <w:i/>
+          <w:sz w:val="26"/>
+        </w:rPr>
+        <w:t>một</w:t>
+      </w:r>
+      <w:r>
+        <w:rPr>
+          <w:rFonts w:ascii="Times New Roman" w:hAnsi="Times New Roman" w:eastAsia="Times New Roman"/>
+          <w:b w:val="0"/>
+          <w:i w:val="0"/>
+          <w:sz w:val="26"/>
+        </w:rPr>
+        <w:t xml:space="preserve"> lõi nghiệp vụ và </w:t>
+      </w:r>
+      <w:r>
+        <w:rPr>
+          <w:rFonts w:ascii="Times New Roman" w:hAnsi="Times New Roman" w:eastAsia="Times New Roman"/>
+          <w:b w:val="0"/>
+          <w:i/>
+          <w:sz w:val="26"/>
+        </w:rPr>
+        <w:t>một</w:t>
+      </w:r>
+      <w:r>
+        <w:rPr>
+          <w:rFonts w:ascii="Times New Roman" w:hAnsi="Times New Roman" w:eastAsia="Times New Roman"/>
+          <w:b w:val="0"/>
+          <w:i w:val="0"/>
+          <w:sz w:val="26"/>
+        </w:rPr>
+        <w:t xml:space="preserve"> định dạng dữ liệu cho nhiều nền tảng, phục vụ huấn luyện an toàn thông tin, bảo đảm an toàn tình báo trên không gian mạng, đồng thời đủ tin cậy để cán bộ trang bị thêm lớp bảo vệ cho tệp khi phát sinh tình huống khẩn cấp, bất khả kháng phải chuyển gấp tài liệu qua không gian mạng. Trọng tâm đặt ở bản chạy trên thiết bị di động Android — nơi tồn tại rào cản kỹ thuật mà sáng kiến phải giải quyết; bản trên máy tính dùng chung lõi, giữ vai trò đối chứng và mở rộng phạm vi sử dụng. Các mục tiêu cụ thể:</w:t>
       </w:r>
     </w:p>
     <w:p>
@@ -3412,7 +3461,7 @@
           <w:color w:val="4B5768"/>
           <w:sz w:val="23"/>
         </w:rPr>
-        <w:t>Hình 1. Kiến trúc phân lớp của SecureVault Mobile</w:t>
+        <w:t>Hình 1. Kiến trúc phân lớp của SecureVault</w:t>
       </w:r>
     </w:p>
     <w:p>
@@ -7387,7 +7436,7 @@
           <w:i w:val="0"/>
           <w:sz w:val="26"/>
         </w:rPr>
-        <w:t>kiểm thử nghiệm thu trên thiết bị Android thật (đã có quy trình 15 bước, chưa chạy) và tích hợp kho khoá phần cứng của Android (mới ở mức định hướng).</w:t>
+        <w:t>kiểm thử nghiệm thu trên thiết bị Android thật (đã có quy trình 15 bước, chưa chạy); đóng gói bản cài đặt có ký số cho bản trên máy tính — bước cần cho phân phối rộng rãi, nên hồ sơ không tuyên bố sản phẩm đã sẵn sàng phát hành trên Windows hay macOS; và tích hợp kho khoá phần cứng của Android (mới ở mức định hướng).</w:t>
       </w:r>
     </w:p>
     <w:p>

--- a/hoso-sang-kien/docx/02-Thuyet-minh-sang-kien.docx
+++ b/hoso-sang-kien/docx/02-Thuyet-minh-sang-kien.docx
@@ -7867,7 +7867,6 @@
           </w:p>
           <w:p/>
           <w:p/>
-          <w:p/>
         </w:tc>
         <w:tc>
           <w:tcPr>
@@ -7904,7 +7903,6 @@
               <w:t>Thượng uý Trần Thị Tới</w:t>
             </w:r>
           </w:p>
-          <w:p/>
           <w:p/>
           <w:p/>
         </w:tc>
